--- a/downloads/teacher/ai-4-week-34.docx
+++ b/downloads/teacher/ai-4-week-34.docx
@@ -3455,6 +3455,396 @@
         <w:t>For your Responsible Plant Classifier, save the input, procedure, observed result and limitation of this check. Label this worked example as practice; use a different, previously unreviewed case when checking independent understanding.</w:t>
       </w:r>
     </w:p>
+    <w:p>
+      <w:pPr>
+        <w:pStyle w:val="Heading1"/>
+      </w:pPr>
+      <w:r>
+        <w:t>07. Prepare, teach and assess</w:t>
+      </w:r>
+    </w:p>
+    <w:p>
+      <w:r>
+        <w:t>Teaching target: Define a feasible capstone question and acceptance criteria</w:t>
+      </w:r>
+    </w:p>
+    <w:p>
+      <w:r>
+        <w:t>Prepare the labelled worked-case picture, the matching workbook, fictional input cards and a place for individual responses. Check a local Python 3 environment before class; have a paper-trace version ready.</w:t>
+      </w:r>
+    </w:p>
+    <w:tbl>
+      <w:tblPr>
+        <w:tblStyle w:val="LightShading-Accent1"/>
+        <w:tblW w:type="auto" w:w="0"/>
+        <w:tblLook w:firstColumn="1" w:firstRow="1" w:lastColumn="0" w:lastRow="0" w:noHBand="0" w:noVBand="1" w:val="04A0"/>
+      </w:tblPr>
+      <w:tblGrid>
+        <w:gridCol w:w="3408"/>
+        <w:gridCol w:w="3408"/>
+        <w:gridCol w:w="3408"/>
+      </w:tblGrid>
+      <w:tr>
+        <w:trPr>
+          <w:tblHeader/>
+        </w:trPr>
+        <w:tc>
+          <w:tcPr>
+            <w:tcW w:type="dxa" w:w="3408"/>
+          </w:tcPr>
+          <w:p>
+            <w:r>
+              <w:t>Session</w:t>
+            </w:r>
+          </w:p>
+        </w:tc>
+        <w:tc>
+          <w:tcPr>
+            <w:tcW w:type="dxa" w:w="3408"/>
+          </w:tcPr>
+          <w:p>
+            <w:r>
+              <w:t>Plan</w:t>
+            </w:r>
+          </w:p>
+        </w:tc>
+        <w:tc>
+          <w:tcPr>
+            <w:tcW w:type="dxa" w:w="3408"/>
+          </w:tcPr>
+          <w:p>
+            <w:r>
+              <w:t>Resources</w:t>
+            </w:r>
+          </w:p>
+        </w:tc>
+      </w:tr>
+      <w:tr>
+        <w:tc>
+          <w:tcPr>
+            <w:tcW w:type="dxa" w:w="3408"/>
+          </w:tcPr>
+          <w:p>
+            <w:r>
+              <w:t>Session 1 · Understand · 45 min</w:t>
+            </w:r>
+          </w:p>
+        </w:tc>
+        <w:tc>
+          <w:tcPr>
+            <w:tcW w:type="dxa" w:w="3408"/>
+          </w:tcPr>
+          <w:p>
+            <w:r>
+              <w:t>0–7: recall and prerequisite; 7–15: inspect the concrete case and predict; 15–30: teacher models the worked trace; 30–40: learners explain a step using the text and visual; 40–45: check the core idea.</w:t>
+            </w:r>
+          </w:p>
+        </w:tc>
+        <w:tc>
+          <w:tcPr>
+            <w:tcW w:type="dxa" w:w="3408"/>
+          </w:tcPr>
+          <w:p>
+            <w:r>
+              <w:t>Sections 1–6; record the brief recall in the workbook.</w:t>
+            </w:r>
+          </w:p>
+        </w:tc>
+      </w:tr>
+      <w:tr>
+        <w:tc>
+          <w:tcPr>
+            <w:tcW w:type="dxa" w:w="3408"/>
+          </w:tcPr>
+          <w:p>
+            <w:r>
+              <w:t>Session 2 · Practise · 45 min</w:t>
+            </w:r>
+          </w:p>
+        </w:tc>
+        <w:tc>
+          <w:tcPr>
+            <w:tcW w:type="dxa" w:w="3408"/>
+          </w:tcPr>
+          <w:p>
+            <w:r>
+              <w:t>0–5: retrieve the procedure; 5–15: W2 completion practice; 15–23: explain and check with a partner; 23–30: each learner answers the misconception check; 30–40: targeted reteaching or a harder variation; 40–45: prepare the investigation.</w:t>
+            </w:r>
+          </w:p>
+        </w:tc>
+        <w:tc>
+          <w:tcPr>
+            <w:tcW w:type="dxa" w:w="3408"/>
+          </w:tcPr>
+          <w:p>
+            <w:r>
+              <w:t>Sections 7–10; use the matching workbook W2 and misconception check.</w:t>
+            </w:r>
+          </w:p>
+        </w:tc>
+      </w:tr>
+      <w:tr>
+        <w:tc>
+          <w:tcPr>
+            <w:tcW w:type="dxa" w:w="3408"/>
+          </w:tcPr>
+          <w:p>
+            <w:r>
+              <w:t>Session 3 · Investigate and transfer · 45 min</w:t>
+            </w:r>
+          </w:p>
+        </w:tc>
+        <w:tc>
+          <w:tcPr>
+            <w:tcW w:type="dxa" w:w="3408"/>
+          </w:tcPr>
+          <w:p>
+            <w:r>
+              <w:t>0–5: retrieve the decision rule; 5–20: investigate or trace; 20–30: start the independent case; 30–38: connect the project; 38–43: act on feedback; 43–45: plan the return check.</w:t>
+            </w:r>
+          </w:p>
+        </w:tc>
+        <w:tc>
+          <w:tcPr>
+            <w:tcW w:type="dxa" w:w="3408"/>
+          </w:tcPr>
+          <w:p>
+            <w:r>
+              <w:t>Sections 9 and 11–14. Give extra time to finish the full task set; use Section 15 when the week includes a coding lab.</w:t>
+            </w:r>
+          </w:p>
+        </w:tc>
+      </w:tr>
+    </w:tbl>
+    <w:p>
+      <w:r>
+        <w:t>Before class, solve the supported practice: Explain why record ID, group ID and measured width have different roles.</w:t>
+      </w:r>
+    </w:p>
+    <w:p>
+      <w:r>
+        <w:t>Reasoned practice answer: Teacher explanation: Record ID tracks rows, group ID keeps related records together, and width is a potential measured feature available before prediction; IDs are not automatic inputs.</w:t>
+      </w:r>
+    </w:p>
+    <w:p>
+      <w:r>
+        <w:t>Check every learner before discussion: Use the worked case for Capstone data and requirements. Proposed explanation: “A final answer is enough”. Decide whether this explanation is supported. Point to the step or supplied fact that decides; explain your repair if needed.</w:t>
+      </w:r>
+    </w:p>
+    <w:p>
+      <w:r>
+        <w:t>Misconception repair: Ask for the relevant counts, units, procedure or saved record. For this week: Compare a simple classifier with a training-majority baseline on the fictional parcel evaluation; no real handling or student decisions are supported.</w:t>
+      </w:r>
+    </w:p>
+    <w:p>
+      <w:r>
+        <w:t>Support: read the exact case aloud, enlarge the labelled picture, supply input cards and model only the first deciding step. Accept a spoken explanation or drawing; retain the reasoning goal.</w:t>
+      </w:r>
+    </w:p>
+    <w:p>
+      <w:r>
+        <w:t>Extension: A derived crop of plantG is added to training. Require a prediction and a reason before comparing. Expected result: The final group separation is violated. Reason: The crop retains the same source plant identity even with a new file name.</w:t>
+      </w:r>
+    </w:p>
+    <w:p>
+      <w:r>
+        <w:t>Independent assessment: withhold the reserved answer until the learner has attempted the new case. Record support separately from correctness.</w:t>
+      </w:r>
+    </w:p>
+    <w:tbl>
+      <w:tblPr>
+        <w:tblStyle w:val="LightShading-Accent1"/>
+        <w:tblW w:type="auto" w:w="0"/>
+        <w:tblLook w:firstColumn="1" w:firstRow="1" w:lastColumn="0" w:lastRow="0" w:noHBand="0" w:noVBand="1" w:val="04A0"/>
+      </w:tblPr>
+      <w:tblGrid>
+        <w:gridCol w:w="2556"/>
+        <w:gridCol w:w="2556"/>
+        <w:gridCol w:w="2556"/>
+        <w:gridCol w:w="2556"/>
+      </w:tblGrid>
+      <w:tr>
+        <w:trPr>
+          <w:tblHeader/>
+        </w:trPr>
+        <w:tc>
+          <w:tcPr>
+            <w:tcW w:type="dxa" w:w="2556"/>
+          </w:tcPr>
+          <w:p>
+            <w:r>
+              <w:t>Criterion</w:t>
+            </w:r>
+          </w:p>
+        </w:tc>
+        <w:tc>
+          <w:tcPr>
+            <w:tcW w:type="dxa" w:w="2556"/>
+          </w:tcPr>
+          <w:p>
+            <w:r>
+              <w:t>Not yet</w:t>
+            </w:r>
+          </w:p>
+        </w:tc>
+        <w:tc>
+          <w:tcPr>
+            <w:tcW w:type="dxa" w:w="2556"/>
+          </w:tcPr>
+          <w:p>
+            <w:r>
+              <w:t>With support</w:t>
+            </w:r>
+          </w:p>
+        </w:tc>
+        <w:tc>
+          <w:tcPr>
+            <w:tcW w:type="dxa" w:w="2556"/>
+          </w:tcPr>
+          <w:p>
+            <w:r>
+              <w:t>Independent</w:t>
+            </w:r>
+          </w:p>
+        </w:tc>
+      </w:tr>
+      <w:tr>
+        <w:tc>
+          <w:tcPr>
+            <w:tcW w:type="dxa" w:w="2556"/>
+          </w:tcPr>
+          <w:p>
+            <w:r>
+              <w:t>Explanation</w:t>
+            </w:r>
+          </w:p>
+        </w:tc>
+        <w:tc>
+          <w:tcPr>
+            <w:tcW w:type="dxa" w:w="2556"/>
+          </w:tcPr>
+          <w:p>
+            <w:r>
+              <w:t>Names an answer without a deciding fact</w:t>
+            </w:r>
+          </w:p>
+        </w:tc>
+        <w:tc>
+          <w:tcPr>
+            <w:tcW w:type="dxa" w:w="2556"/>
+          </w:tcPr>
+          <w:p>
+            <w:r>
+              <w:t>Uses a hint to link fact and decision</w:t>
+            </w:r>
+          </w:p>
+        </w:tc>
+        <w:tc>
+          <w:tcPr>
+            <w:tcW w:type="dxa" w:w="2556"/>
+          </w:tcPr>
+          <w:p>
+            <w:r>
+              <w:t>Explains the deciding fact in own words</w:t>
+            </w:r>
+          </w:p>
+        </w:tc>
+      </w:tr>
+      <w:tr>
+        <w:tc>
+          <w:tcPr>
+            <w:tcW w:type="dxa" w:w="2556"/>
+          </w:tcPr>
+          <w:p>
+            <w:r>
+              <w:t>Trace or test</w:t>
+            </w:r>
+          </w:p>
+        </w:tc>
+        <w:tc>
+          <w:tcPr>
+            <w:tcW w:type="dxa" w:w="2556"/>
+          </w:tcPr>
+          <w:p>
+            <w:r>
+              <w:t>Cannot connect input and result</w:t>
+            </w:r>
+          </w:p>
+        </w:tc>
+        <w:tc>
+          <w:tcPr>
+            <w:tcW w:type="dxa" w:w="2556"/>
+          </w:tcPr>
+          <w:p>
+            <w:r>
+              <w:t>Completes steps with prompts</w:t>
+            </w:r>
+          </w:p>
+        </w:tc>
+        <w:tc>
+          <w:tcPr>
+            <w:tcW w:type="dxa" w:w="2556"/>
+          </w:tcPr>
+          <w:p>
+            <w:r>
+              <w:t>Traces or tests a changed case accurately</w:t>
+            </w:r>
+          </w:p>
+        </w:tc>
+      </w:tr>
+      <w:tr>
+        <w:tc>
+          <w:tcPr>
+            <w:tcW w:type="dxa" w:w="2556"/>
+          </w:tcPr>
+          <w:p>
+            <w:r>
+              <w:t>Limits and revision</w:t>
+            </w:r>
+          </w:p>
+        </w:tc>
+        <w:tc>
+          <w:tcPr>
+            <w:tcW w:type="dxa" w:w="2556"/>
+          </w:tcPr>
+          <w:p>
+            <w:r>
+              <w:t>Claims more than evidence supports</w:t>
+            </w:r>
+          </w:p>
+        </w:tc>
+        <w:tc>
+          <w:tcPr>
+            <w:tcW w:type="dxa" w:w="2556"/>
+          </w:tcPr>
+          <w:p>
+            <w:r>
+              <w:t>Names a limit after a prompt</w:t>
+            </w:r>
+          </w:p>
+        </w:tc>
+        <w:tc>
+          <w:tcPr>
+            <w:tcW w:type="dxa" w:w="2556"/>
+          </w:tcPr>
+          <w:p>
+            <w:r>
+              <w:t>States a defensible limit and useful next test</w:t>
+            </w:r>
+          </w:p>
+        </w:tc>
+      </w:tr>
+    </w:tbl>
+    <w:p>
+      <w:r>
+        <w:t>Project checkpoint: Present and defend. Demonstrate the system, explain one failure and justify the next improvement with evidence.</w:t>
+      </w:r>
+    </w:p>
+    <w:p>
+      <w:r>
+        <w:t>Use the weekly teacher answer for topic-specific reasoning. A saved progress tick is an activity record; judge mastery from the learner’s explanation and evidence.</w:t>
+      </w:r>
+    </w:p>
     <w:sectPr>
       <w:pgSz w:w="12240" w:h="15840"/>
       <w:pgMar w:top="936" w:right="1008" w:bottom="936" w:left="1008" w:header="720" w:footer="720" w:gutter="0"/>

--- a/downloads/teacher/ai-4-week-34.docx
+++ b/downloads/teacher/ai-4-week-34.docx
@@ -3845,6 +3845,39 @@
         <w:t>Use the weekly teacher answer for topic-specific reasoning. A saved progress tick is an activity record; judge mastery from the learner’s explanation and evidence.</w:t>
       </w:r>
     </w:p>
+    <w:p>
+      <w:pPr>
+        <w:pStyle w:val="Heading1"/>
+      </w:pPr>
+      <w:r>
+        <w:t>08. Use feedback, labs and repair paths</w:t>
+      </w:r>
+    </w:p>
+    <w:p>
+      <w:r>
+        <w:t>Use the two formative questions as supported practice, not as independent mastery scores. Discuss the deciding evidence rather than accepting a guessed selection.</w:t>
+      </w:r>
+    </w:p>
+    <w:p>
+      <w:r>
+        <w:t>The feedback comes from the reviewed public worked case. Do not reveal the separately reserved independent teacher answer until the learner has attempted that case.</w:t>
+      </w:r>
+    </w:p>
+    <w:p>
+      <w:r>
+        <w:t>Ask students to predict before running code. Preserve errors and actual outputs; collect a changed test and an explanation. The branch-boundary and indexing lessons deliberately include failure cases.</w:t>
+      </w:r>
+    </w:p>
+    <w:p>
+      <w:r>
+        <w:t>Use the earlier worked-explanation links to address a specific missing building block, then return to the current question. Adapt this suggestion after observing the learner; it is not an automatic diagnosis.</w:t>
+      </w:r>
+    </w:p>
+    <w:p>
+      <w:r>
+        <w:t>Collect the completed-work portfolio as evidence. Record support separately from correctness, and assess explanation, trace/test and limitations. Progress ticks and quiz selections alone do not establish mastery.</w:t>
+      </w:r>
+    </w:p>
     <w:sectPr>
       <w:pgSz w:w="12240" w:h="15840"/>
       <w:pgMar w:top="936" w:right="1008" w:bottom="936" w:left="1008" w:header="720" w:footer="720" w:gutter="0"/>

--- a/downloads/teacher/ai-4-week-34.docx
+++ b/downloads/teacher/ai-4-week-34.docx
@@ -29,6 +29,11 @@
       </w:r>
     </w:p>
     <w:p>
+      <w:r>
+        <w:t>Prepare Capstone Dataset and Baseline: check the target, prerequisites, resources and adaptable teaching schedule.</w:t>
+      </w:r>
+    </w:p>
+    <w:p>
       <w:pPr>
         <w:pStyle w:val="Heading3"/>
       </w:pPr>
@@ -37,7 +42,13 @@
       </w:r>
     </w:p>
     <w:p>
-      <w:r>
+      <w:pPr>
+        <w:spacing w:line="336" w:lineRule="auto" w:after="180"/>
+      </w:pPr>
+      <w:r>
+        <w:rPr>
+          <w:b w:val="0"/>
+        </w:rPr>
         <w:t>Primary target: Define a feasible capstone question and acceptance criteria</w:t>
       </w:r>
     </w:p>
@@ -185,8 +196,37 @@
       </w:tr>
     </w:tbl>
     <w:p>
-      <w:r>
-        <w:t>This is a starting allocation of 135 minutes, not a validated duration. Preserve all named topics. Schedule extra time for connected examples, the full investigation, independent cases and project building. Repeated copies of a case share one recorded attempt; they are not new evidence.</w:t>
+      <w:pPr>
+        <w:spacing w:line="336" w:lineRule="auto" w:after="180"/>
+      </w:pPr>
+      <w:r>
+        <w:rPr>
+          <w:b w:val="0"/>
+        </w:rPr>
+        <w:t>This is a starting allocation of 135 minutes, not a validated duration. Preserve all named topics. Schedule extra time for connected examples, the full investigation, independent cases and project building.</w:t>
+      </w:r>
+    </w:p>
+    <w:p>
+      <w:pPr>
+        <w:spacing w:line="336" w:lineRule="auto" w:after="180"/>
+      </w:pPr>
+      <w:r>
+        <w:rPr>
+          <w:b w:val="0"/>
+        </w:rPr>
+        <w:t xml:space="preserve">Repeated copies of a case share one recorded attempt; they are not new </w:t>
+      </w:r>
+      <w:r>
+        <w:rPr>
+          <w:b/>
+        </w:rPr>
+        <w:t>evidence</w:t>
+      </w:r>
+      <w:r>
+        <w:rPr>
+          <w:b w:val="0"/>
+        </w:rPr>
+        <w:t>.</w:t>
       </w:r>
     </w:p>
     <w:p>
@@ -206,18 +246,53 @@
       </w:r>
     </w:p>
     <w:p>
-      <w:r>
+      <w:pPr>
+        <w:spacing w:line="336" w:lineRule="auto" w:after="180"/>
+      </w:pPr>
+      <w:r>
+        <w:rPr>
+          <w:b w:val="0"/>
+        </w:rPr>
         <w:t>Without opening the old lesson, explain one key idea from Model Cards and Human Review. Give an example and a mistake that the idea helps you avoid.</w:t>
       </w:r>
     </w:p>
     <w:p>
-      <w:r>
-        <w:t>Look for: Write a model card whose claims match evidence</w:t>
-      </w:r>
-    </w:p>
-    <w:p>
-      <w:r>
-        <w:t>Reference example, not the only acceptable wording: Teacher explanation: Intended: compare toy classifiers on the documented fictional task. Not supported: real parcel handling, student assessment or decisions outside the evaluated setup.</w:t>
+      <w:pPr>
+        <w:spacing w:line="336" w:lineRule="auto" w:after="180"/>
+      </w:pPr>
+      <w:r>
+        <w:rPr>
+          <w:b w:val="0"/>
+        </w:rPr>
+        <w:t xml:space="preserve">Look for: Write a model card whose claims match </w:t>
+      </w:r>
+      <w:r>
+        <w:rPr>
+          <w:b/>
+        </w:rPr>
+        <w:t>evidence</w:t>
+      </w:r>
+    </w:p>
+    <w:p>
+      <w:pPr>
+        <w:spacing w:line="336" w:lineRule="auto" w:after="180"/>
+      </w:pPr>
+      <w:r>
+        <w:rPr>
+          <w:b w:val="0"/>
+        </w:rPr>
+        <w:t>Reference example, not the only acceptable wording: Teacher explanation: Intended: compare toy classifiers on the documented fictional task.</w:t>
+      </w:r>
+    </w:p>
+    <w:p>
+      <w:pPr>
+        <w:spacing w:line="336" w:lineRule="auto" w:after="180"/>
+      </w:pPr>
+      <w:r>
+        <w:rPr>
+          <w:b w:val="0"/>
+        </w:rPr>
+        <w:t>Not supported: real parcel handling, student assessment or decisions outside the evaluated setup.</w:t>
       </w:r>
     </w:p>
     <w:p>
@@ -229,17 +304,35 @@
       </w:r>
     </w:p>
     <w:p>
-      <w:r>
+      <w:pPr>
+        <w:spacing w:line="336" w:lineRule="auto" w:after="180"/>
+      </w:pPr>
+      <w:r>
+        <w:rPr>
+          <w:b w:val="0"/>
+        </w:rPr>
         <w:t>Without opening the old lesson, explain one key idea from Subgroup Performance. Give an example and a mistake that the idea helps you avoid.</w:t>
       </w:r>
     </w:p>
     <w:p>
-      <w:r>
+      <w:pPr>
+        <w:spacing w:line="336" w:lineRule="auto" w:after="180"/>
+      </w:pPr>
+      <w:r>
+        <w:rPr>
+          <w:b w:val="0"/>
+        </w:rPr>
         <w:t>Look for: Calculate subgroup results with sample sizes</w:t>
       </w:r>
     </w:p>
     <w:p>
-      <w:r>
+      <w:pPr>
+        <w:spacing w:line="336" w:lineRule="auto" w:after="180"/>
+      </w:pPr>
+      <w:r>
+        <w:rPr>
+          <w:b w:val="0"/>
+        </w:rPr>
         <w:t>Reference example, not the only acceptable wording: Teacher explanation: A 2/20=10 percent; B 3/5=60 percent; pooled 5/25=20 percent, a 50-point group gap.</w:t>
       </w:r>
     </w:p>
@@ -252,22 +345,58 @@
       </w:r>
     </w:p>
     <w:p>
-      <w:r>
+      <w:pPr>
+        <w:spacing w:line="336" w:lineRule="auto" w:after="180"/>
+      </w:pPr>
+      <w:r>
+        <w:rPr>
+          <w:b w:val="0"/>
+        </w:rPr>
         <w:t>Without opening the old lesson, explain one key idea from Learning Curves. Give an example and a mistake that the idea helps you avoid.</w:t>
       </w:r>
     </w:p>
     <w:p>
-      <w:r>
-        <w:t>Look for: Read training-size learning curves</w:t>
-      </w:r>
-    </w:p>
-    <w:p>
-      <w:r>
+      <w:pPr>
+        <w:spacing w:line="336" w:lineRule="auto" w:after="180"/>
+      </w:pPr>
+      <w:r>
+        <w:rPr>
+          <w:b w:val="0"/>
+        </w:rPr>
+        <w:t xml:space="preserve">Look for: Read </w:t>
+      </w:r>
+      <w:r>
+        <w:rPr>
+          <w:b/>
+        </w:rPr>
+        <w:t>training</w:t>
+      </w:r>
+      <w:r>
+        <w:rPr>
+          <w:b w:val="0"/>
+        </w:rPr>
+        <w:t>-size learning curves</w:t>
+      </w:r>
+    </w:p>
+    <w:p>
+      <w:pPr>
+        <w:spacing w:line="336" w:lineRule="auto" w:after="180"/>
+      </w:pPr>
+      <w:r>
+        <w:rPr>
+          <w:b w:val="0"/>
+        </w:rPr>
         <w:t>Reference example, not the only acceptable wording: Teacher explanation: Mean(5+7+6)/3=6; range 7-5=2.</w:t>
       </w:r>
     </w:p>
     <w:p>
-      <w:r>
+      <w:pPr>
+        <w:spacing w:line="336" w:lineRule="auto" w:after="180"/>
+      </w:pPr>
+      <w:r>
+        <w:rPr>
+          <w:b w:val="0"/>
+        </w:rPr>
         <w:t>Use the student module and workbook section with this exact week title. The worked case, independent question and answers below form one aligned lesson sequence.</w:t>
       </w:r>
     </w:p>
@@ -280,8 +409,27 @@
       </w:r>
     </w:p>
     <w:p>
-      <w:r>
-        <w:t>A capstone has two views of each of 40 leaves. Specify a 24/8/8 leaf split and baseline procedure. When may final labels be consulted?</w:t>
+      <w:pPr>
+        <w:spacing w:line="336" w:lineRule="auto" w:after="180"/>
+        <w:shd w:fill="F5F1FB"/>
+      </w:pPr>
+      <w:r>
+        <w:rPr>
+          <w:b w:val="0"/>
+        </w:rPr>
+        <w:t xml:space="preserve">A capstone has two views of each of 40 leaves. Specify a 24/8/8 leaf split and </w:t>
+      </w:r>
+      <w:r>
+        <w:rPr>
+          <w:b/>
+        </w:rPr>
+        <w:t>baseline</w:t>
+      </w:r>
+      <w:r>
+        <w:rPr>
+          <w:b w:val="0"/>
+        </w:rPr>
+        <w:t xml:space="preserve"> procedure. When may final labels be consulted?</w:t>
       </w:r>
     </w:p>
     <w:p>
@@ -293,8 +441,38 @@
       </w:r>
     </w:p>
     <w:p>
-      <w:r>
-        <w:t>A responsible capstone begins by freezing the problem, intended use, dataset documentation, grouped split, and baseline evidence.</w:t>
+      <w:pPr>
+        <w:spacing w:line="336" w:lineRule="auto" w:after="180"/>
+      </w:pPr>
+      <w:r>
+        <w:rPr>
+          <w:b w:val="0"/>
+        </w:rPr>
+        <w:t xml:space="preserve">A responsible capstone begins by freezing the problem, intended use, dataset documentation, grouped split, and </w:t>
+      </w:r>
+      <w:r>
+        <w:rPr>
+          <w:b/>
+        </w:rPr>
+        <w:t>baseline</w:t>
+      </w:r>
+      <w:r>
+        <w:rPr>
+          <w:b w:val="0"/>
+        </w:rPr>
+        <w:t xml:space="preserve"> </w:t>
+      </w:r>
+      <w:r>
+        <w:rPr>
+          <w:b/>
+        </w:rPr>
+        <w:t>evidence</w:t>
+      </w:r>
+      <w:r>
+        <w:rPr>
+          <w:b w:val="0"/>
+        </w:rPr>
+        <w:t>.</w:t>
       </w:r>
     </w:p>
     <w:tbl>
@@ -430,12 +608,38 @@
       </w:r>
     </w:p>
     <w:p>
-      <w:r>
+      <w:pPr>
+        <w:spacing w:line="336" w:lineRule="auto" w:after="180"/>
+      </w:pPr>
+      <w:r>
+        <w:rPr>
+          <w:b w:val="0"/>
+        </w:rPr>
         <w:t>Use the supplied scenario, student illustrations and blank paper. For numeric work, offer counters or a calculator after learners show the setup. Fictional records are supplied; personal data and paid accounts are unnecessary.</w:t>
       </w:r>
     </w:p>
     <w:p>
-      <w:r>
+      <w:pPr>
+        <w:pStyle w:val="Heading3"/>
+      </w:pPr>
+      <w:r>
+        <w:t>Alternative compact allocation</w:t>
+      </w:r>
+    </w:p>
+    <w:p>
+      <w:r>
+        <w:t>This compact option is not the full-week schedule. Use the main teaching cycle and allow extra sessions for the investigation, independent work and project.</w:t>
+      </w:r>
+    </w:p>
+    <w:p>
+      <w:pPr>
+        <w:spacing w:line="336" w:lineRule="auto" w:after="180"/>
+        <w:shd w:fill="F1F6F8"/>
+      </w:pPr>
+      <w:r>
+        <w:rPr>
+          <w:b w:val="0"/>
+        </w:rPr>
         <w:t>Allow 80 minutes: recall 8; explanation 12; worked demonstration 15; guided practice 20; independent assessment 15; project and reflection 10. Extend the lab into a second session when needed.</w:t>
       </w:r>
     </w:p>
@@ -448,8 +652,37 @@
       </w:r>
     </w:p>
     <w:p>
-      <w:r>
-        <w:t>Teach two 45-minute sessions. This week focuses on capstone data and requirements. Model the worked example first, collect the new W 4 case independently before feedback, and use the fresh retry to check transfer. Award credit for traceable reasoning and bounded claims, including justified uncertainty.</w:t>
+      <w:pPr>
+        <w:spacing w:line="336" w:lineRule="auto" w:after="180"/>
+      </w:pPr>
+      <w:r>
+        <w:rPr>
+          <w:b w:val="0"/>
+        </w:rPr>
+        <w:t xml:space="preserve">Teach two 45-minute sessions. This week focuses on capstone data and </w:t>
+      </w:r>
+      <w:r>
+        <w:rPr>
+          <w:b/>
+        </w:rPr>
+        <w:t>requirement</w:t>
+      </w:r>
+      <w:r>
+        <w:rPr>
+          <w:b w:val="0"/>
+        </w:rPr>
+        <w:t>s. Model the worked example first, collect the new W 4 case independently before feedback, and use the fresh retry to check transfer.</w:t>
+      </w:r>
+    </w:p>
+    <w:p>
+      <w:pPr>
+        <w:spacing w:line="336" w:lineRule="auto" w:after="180"/>
+      </w:pPr>
+      <w:r>
+        <w:rPr>
+          <w:b w:val="0"/>
+        </w:rPr>
+        <w:t>Award credit for traceable reasoning and bounded claims, including justified uncertainty.</w:t>
       </w:r>
     </w:p>
     <w:p>
@@ -461,38 +694,149 @@
       </w:r>
     </w:p>
     <w:p>
-      <w:r>
-        <w:t>Task, data roles, metric, baseline, tie policy and intended use.</w:t>
-      </w:r>
-    </w:p>
-    <w:p>
-      <w:r>
+      <w:pPr>
+        <w:spacing w:line="336" w:lineRule="auto" w:after="180"/>
+      </w:pPr>
+      <w:r>
+        <w:rPr>
+          <w:b w:val="0"/>
+        </w:rPr>
+        <w:t xml:space="preserve">Task, data roles, metric, </w:t>
+      </w:r>
+      <w:r>
+        <w:rPr>
+          <w:b/>
+        </w:rPr>
+        <w:t>baseline</w:t>
+      </w:r>
+      <w:r>
+        <w:rPr>
+          <w:b w:val="0"/>
+        </w:rPr>
+        <w:t>, tie policy and intended use.</w:t>
+      </w:r>
+    </w:p>
+    <w:p>
+      <w:pPr>
+        <w:spacing w:line="336" w:lineRule="auto" w:after="180"/>
+      </w:pPr>
+      <w:r>
+        <w:rPr>
+          <w:b w:val="0"/>
+        </w:rPr>
         <w:t>Printed student lesson and workbook</w:t>
       </w:r>
     </w:p>
     <w:p>
-      <w:r>
+      <w:pPr>
+        <w:spacing w:line="336" w:lineRule="auto" w:after="180"/>
+      </w:pPr>
+      <w:r>
+        <w:rPr>
+          <w:b w:val="0"/>
+        </w:rPr>
         <w:t>Paper, pencils and a calculator for fractions</w:t>
       </w:r>
     </w:p>
     <w:p>
-      <w:r>
-        <w:t>The fictional examples and a blank evidence table</w:t>
-      </w:r>
-    </w:p>
-    <w:p>
-      <w:r>
+      <w:pPr>
+        <w:spacing w:line="336" w:lineRule="auto" w:after="180"/>
+      </w:pPr>
+      <w:r>
+        <w:rPr>
+          <w:b w:val="0"/>
+        </w:rPr>
+        <w:t xml:space="preserve">The fictional examples and a blank </w:t>
+      </w:r>
+      <w:r>
+        <w:rPr>
+          <w:b/>
+        </w:rPr>
+        <w:t>evidence</w:t>
+      </w:r>
+      <w:r>
+        <w:rPr>
+          <w:b w:val="0"/>
+        </w:rPr>
+        <w:t xml:space="preserve"> table</w:t>
+      </w:r>
+    </w:p>
+    <w:p>
+      <w:pPr>
+        <w:spacing w:line="336" w:lineRule="auto" w:after="180"/>
+      </w:pPr>
+      <w:r>
+        <w:rPr>
+          <w:b w:val="0"/>
+        </w:rPr>
         <w:t>Saved classroom project records for critique; no personal student dataset required</w:t>
       </w:r>
     </w:p>
     <w:p>
-      <w:r>
-        <w:t>Optional reproducible data kit: create IDs i=0 through 71, width=2+(i mod 9) cm, height=2+floor(i/9) cm, and group ID equal to i. Each record is a distinct fictional parcel. Reference label is blocked when width+height is at least 12, otherwise clear. These are invented operational labels, not real parcel safety labels.</w:t>
-      </w:r>
-    </w:p>
-    <w:p>
-      <w:r>
-        <w:t>Split by (5*i) mod 18: values 0–9 go to training, 10–14 to validation, 15–17 to final test. This gives 40/20/12 rows. Prepare the kit before class, check both classes in each split, and distribute final-test features without labels. Keep the final key in teacher materials. The constructed split is not a random sample; students must report that limitation.</w:t>
+      <w:pPr>
+        <w:spacing w:line="336" w:lineRule="auto" w:after="180"/>
+      </w:pPr>
+      <w:r>
+        <w:rPr>
+          <w:b w:val="0"/>
+        </w:rPr>
+        <w:t>Optional reproducible data kit: create IDs i=0 through 71, width=2+(i mod 9) cm, height=2+floor(i/9) cm, and group ID equal to i. Each record is a distinct fictional parcel.</w:t>
+      </w:r>
+    </w:p>
+    <w:p>
+      <w:pPr>
+        <w:spacing w:line="336" w:lineRule="auto" w:after="180"/>
+      </w:pPr>
+      <w:r>
+        <w:rPr>
+          <w:b w:val="0"/>
+        </w:rPr>
+        <w:t>Reference label is blocked when width+height is at least 12, otherwise clear. These are invented operational labels, not real parcel safety labels.</w:t>
+      </w:r>
+    </w:p>
+    <w:p>
+      <w:pPr>
+        <w:spacing w:line="336" w:lineRule="auto" w:after="180"/>
+      </w:pPr>
+      <w:r>
+        <w:rPr>
+          <w:b w:val="0"/>
+        </w:rPr>
+        <w:t xml:space="preserve">Split by (5*i) mod 18: values 0–9 go to </w:t>
+      </w:r>
+      <w:r>
+        <w:rPr>
+          <w:b/>
+        </w:rPr>
+        <w:t>training</w:t>
+      </w:r>
+      <w:r>
+        <w:rPr>
+          <w:b w:val="0"/>
+        </w:rPr>
+        <w:t>, 10–14 to validation, 15–17 to final test. This gives 40/20/12 rows.</w:t>
+      </w:r>
+    </w:p>
+    <w:p>
+      <w:pPr>
+        <w:spacing w:line="336" w:lineRule="auto" w:after="180"/>
+      </w:pPr>
+      <w:r>
+        <w:rPr>
+          <w:b w:val="0"/>
+        </w:rPr>
+        <w:t>Prepare the kit before class, check both classes in each split, and distribute final-test features without labels. Keep the final key in teacher materials.</w:t>
+      </w:r>
+    </w:p>
+    <w:p>
+      <w:pPr>
+        <w:spacing w:line="336" w:lineRule="auto" w:after="180"/>
+      </w:pPr>
+      <w:r>
+        <w:rPr>
+          <w:b w:val="0"/>
+        </w:rPr>
+        <w:t>The constructed split is not a random sample; students must report that limitation.</w:t>
       </w:r>
     </w:p>
     <w:p>
@@ -504,8 +848,37 @@
       </w:r>
     </w:p>
     <w:p>
-      <w:r>
-        <w:t>Teach two 45-minute sessions. This week focuses on capstone models and baselines. Model the worked example first, collect the new W 4 case independently before feedback, and use the fresh retry to check transfer. Award credit for traceable reasoning and bounded claims, including justified uncertainty.</w:t>
+      <w:pPr>
+        <w:spacing w:line="336" w:lineRule="auto" w:after="180"/>
+      </w:pPr>
+      <w:r>
+        <w:rPr>
+          <w:b w:val="0"/>
+        </w:rPr>
+        <w:t xml:space="preserve">Teach two 45-minute sessions. This week focuses on capstone models and </w:t>
+      </w:r>
+      <w:r>
+        <w:rPr>
+          <w:b/>
+        </w:rPr>
+        <w:t>baseline</w:t>
+      </w:r>
+      <w:r>
+        <w:rPr>
+          <w:b w:val="0"/>
+        </w:rPr>
+        <w:t>s. Model the worked example first, collect the new W 4 case independently before feedback, and use the fresh retry to check transfer.</w:t>
+      </w:r>
+    </w:p>
+    <w:p>
+      <w:pPr>
+        <w:spacing w:line="336" w:lineRule="auto" w:after="180"/>
+      </w:pPr>
+      <w:r>
+        <w:rPr>
+          <w:b w:val="0"/>
+        </w:rPr>
+        <w:t>Award credit for traceable reasoning and bounded claims, including justified uncertainty.</w:t>
       </w:r>
     </w:p>
     <w:p>
@@ -517,27 +890,81 @@
       </w:r>
     </w:p>
     <w:p>
-      <w:r>
-        <w:t>Task, features, group-aware splits, metric, baseline and selection policy.</w:t>
-      </w:r>
-    </w:p>
-    <w:p>
-      <w:r>
+      <w:pPr>
+        <w:spacing w:line="336" w:lineRule="auto" w:after="180"/>
+      </w:pPr>
+      <w:r>
+        <w:rPr>
+          <w:b w:val="0"/>
+        </w:rPr>
+        <w:t xml:space="preserve">Task, features, group-aware splits, metric, </w:t>
+      </w:r>
+      <w:r>
+        <w:rPr>
+          <w:b/>
+        </w:rPr>
+        <w:t>baseline</w:t>
+      </w:r>
+      <w:r>
+        <w:rPr>
+          <w:b w:val="0"/>
+        </w:rPr>
+        <w:t xml:space="preserve"> and selection policy.</w:t>
+      </w:r>
+    </w:p>
+    <w:p>
+      <w:pPr>
+        <w:spacing w:line="336" w:lineRule="auto" w:after="180"/>
+      </w:pPr>
+      <w:r>
+        <w:rPr>
+          <w:b w:val="0"/>
+        </w:rPr>
         <w:t>Printed student lesson and workbook</w:t>
       </w:r>
     </w:p>
     <w:p>
-      <w:r>
+      <w:pPr>
+        <w:spacing w:line="336" w:lineRule="auto" w:after="180"/>
+      </w:pPr>
+      <w:r>
+        <w:rPr>
+          <w:b w:val="0"/>
+        </w:rPr>
         <w:t>Paper, pencils and a calculator for fractions</w:t>
       </w:r>
     </w:p>
     <w:p>
-      <w:r>
-        <w:t>The fictional examples and a blank evidence table</w:t>
-      </w:r>
-    </w:p>
-    <w:p>
-      <w:r>
+      <w:pPr>
+        <w:spacing w:line="336" w:lineRule="auto" w:after="180"/>
+      </w:pPr>
+      <w:r>
+        <w:rPr>
+          <w:b w:val="0"/>
+        </w:rPr>
+        <w:t xml:space="preserve">The fictional examples and a blank </w:t>
+      </w:r>
+      <w:r>
+        <w:rPr>
+          <w:b/>
+        </w:rPr>
+        <w:t>evidence</w:t>
+      </w:r>
+      <w:r>
+        <w:rPr>
+          <w:b w:val="0"/>
+        </w:rPr>
+        <w:t xml:space="preserve"> table</w:t>
+      </w:r>
+    </w:p>
+    <w:p>
+      <w:pPr>
+        <w:spacing w:line="336" w:lineRule="auto" w:after="180"/>
+      </w:pPr>
+      <w:r>
+        <w:rPr>
+          <w:b w:val="0"/>
+        </w:rPr>
         <w:t>Optional Python 3 editor; no external packages or AI accounts required</w:t>
       </w:r>
     </w:p>
@@ -550,12 +977,36 @@
       </w:r>
     </w:p>
     <w:p>
-      <w:r>
-        <w:t>By the end, I can explain capstone dataset and baseline using a traced example and a stated limitation.</w:t>
-      </w:r>
-    </w:p>
-    <w:p>
-      <w:r>
+      <w:pPr>
+        <w:spacing w:line="336" w:lineRule="auto" w:after="180"/>
+      </w:pPr>
+      <w:r>
+        <w:rPr>
+          <w:b w:val="0"/>
+        </w:rPr>
+        <w:t xml:space="preserve">By the end, I can explain capstone dataset and </w:t>
+      </w:r>
+      <w:r>
+        <w:rPr>
+          <w:b/>
+        </w:rPr>
+        <w:t>baseline</w:t>
+      </w:r>
+      <w:r>
+        <w:rPr>
+          <w:b w:val="0"/>
+        </w:rPr>
+        <w:t xml:space="preserve"> using a traced example and a stated limitation.</w:t>
+      </w:r>
+    </w:p>
+    <w:p>
+      <w:pPr>
+        <w:spacing w:line="336" w:lineRule="auto" w:after="180"/>
+      </w:pPr>
+      <w:r>
+        <w:rPr>
+          <w:b w:val="0"/>
+        </w:rPr>
         <w:t>This added worked case illustrates the week’s main idea. Retain all original and connected topics; schedule its practice within the teaching cycle.</w:t>
       </w:r>
     </w:p>
@@ -568,76 +1019,349 @@
       </w:r>
     </w:p>
     <w:p>
+      <w:r>
+        <w:t>Model Capstone Dataset and Baseline using the supplied case, labelled mechanism and reasoning. Make the scope of each conclusion explicit.</w:t>
+      </w:r>
+    </w:p>
+    <w:p>
+      <w:pPr>
+        <w:spacing w:line="336" w:lineRule="auto" w:after="180"/>
+      </w:pPr>
+      <w:r>
+        <w:rPr>
+          <w:b w:val="0"/>
+        </w:rPr>
+        <w:t>Trace the information, fitted behavior, and evaluation proof separately.</w:t>
+      </w:r>
+    </w:p>
+    <w:p>
       <w:pPr>
         <w:pStyle w:val="Heading3"/>
       </w:pPr>
       <w:r>
-        <w:t>Explain the mechanism</w:t>
-      </w:r>
-    </w:p>
-    <w:p>
-      <w:r>
-        <w:t>Trace the information, fitted behavior, and evaluation proof separately.</w:t>
-      </w:r>
-    </w:p>
-    <w:p>
-      <w:r>
-        <w:t>QUESTION Freeze the dataset card, split, and baseline results before training.</w:t>
-      </w:r>
-    </w:p>
-    <w:p>
-      <w:r>
-        <w:t>MODEL IDEA A responsible capstone begins by freezing the problem, intended use, dataset documentation, grouped split, and baseline evidence.</w:t>
-      </w:r>
-    </w:p>
-    <w:p>
-      <w:r>
+        <w:t>Question to explain</w:t>
+      </w:r>
+    </w:p>
+    <w:p>
+      <w:pPr>
+        <w:spacing w:line="336" w:lineRule="auto" w:after="180"/>
+        <w:shd w:fill="F5F1FB"/>
+      </w:pPr>
+      <w:r>
+        <w:rPr>
+          <w:b w:val="0"/>
+        </w:rPr>
+        <w:t xml:space="preserve">QUESTION </w:t>
+      </w:r>
+      <w:r>
+        <w:rPr>
+          <w:b/>
+        </w:rPr>
+        <w:t>Freeze</w:t>
+      </w:r>
+      <w:r>
+        <w:rPr>
+          <w:b w:val="0"/>
+        </w:rPr>
+        <w:t xml:space="preserve"> the dataset card, split, and </w:t>
+      </w:r>
+      <w:r>
+        <w:rPr>
+          <w:b/>
+        </w:rPr>
+        <w:t>baseline result</w:t>
+      </w:r>
+      <w:r>
+        <w:rPr>
+          <w:b w:val="0"/>
+        </w:rPr>
+        <w:t xml:space="preserve">s before </w:t>
+      </w:r>
+      <w:r>
+        <w:rPr>
+          <w:b/>
+        </w:rPr>
+        <w:t>training</w:t>
+      </w:r>
+      <w:r>
+        <w:rPr>
+          <w:b w:val="0"/>
+        </w:rPr>
+        <w:t>.</w:t>
+      </w:r>
+    </w:p>
+    <w:p>
+      <w:pPr>
+        <w:spacing w:line="336" w:lineRule="auto" w:after="180"/>
+      </w:pPr>
+      <w:r>
+        <w:rPr>
+          <w:b w:val="0"/>
+        </w:rPr>
+        <w:t xml:space="preserve">MODEL IDEA A responsible capstone begins by freezing the problem, intended use, dataset documentation, grouped split, and </w:t>
+      </w:r>
+      <w:r>
+        <w:rPr>
+          <w:b/>
+        </w:rPr>
+        <w:t>baseline</w:t>
+      </w:r>
+      <w:r>
+        <w:rPr>
+          <w:b w:val="0"/>
+        </w:rPr>
+        <w:t xml:space="preserve"> </w:t>
+      </w:r>
+      <w:r>
+        <w:rPr>
+          <w:b/>
+        </w:rPr>
+        <w:t>evidence</w:t>
+      </w:r>
+      <w:r>
+        <w:rPr>
+          <w:b w:val="0"/>
+        </w:rPr>
+        <w:t>.</w:t>
+      </w:r>
+    </w:p>
+    <w:p>
+      <w:pPr>
+        <w:spacing w:line="336" w:lineRule="auto" w:after="180"/>
+      </w:pPr>
+      <w:r>
+        <w:rPr>
+          <w:b w:val="0"/>
+        </w:rPr>
         <w:t>PROOF NEEDED Use an unseen case, visible calculation, error analysis, and a stated limitation.</w:t>
       </w:r>
     </w:p>
     <w:p>
-      <w:r>
-        <w:t>UNDER THE HOOD Freeze dataset card v3 and grouped split s2 with no plant identity crossing sets. Test set remains sealed; validation supports model choices.</w:t>
-      </w:r>
-    </w:p>
-    <w:p>
-      <w:r>
-        <w:t>Draw a fresh data → model → prediction → evaluation trace:</w:t>
-      </w:r>
-    </w:p>
-    <w:p>
-      <w:r>
-        <w:t>Predict first. Then check each step. A correct answer without visible evidence cannot be audited.</w:t>
-      </w:r>
-    </w:p>
-    <w:p>
-      <w:r>
-        <w:t>STEP 1 Freeze dataset card v3 and grouped split s2 with no plant identity crossing sets.</w:t>
-      </w:r>
-    </w:p>
-    <w:p>
-      <w:r>
+      <w:pPr>
+        <w:pStyle w:val="Heading3"/>
+      </w:pPr>
+      <w:r>
+        <w:t>How the mechanism works</w:t>
+      </w:r>
+    </w:p>
+    <w:p>
+      <w:pPr>
+        <w:spacing w:line="336" w:lineRule="auto" w:after="180"/>
+        <w:shd w:fill="F1F6F8"/>
+      </w:pPr>
+      <w:r>
+        <w:rPr>
+          <w:b w:val="0"/>
+        </w:rPr>
+        <w:t xml:space="preserve">UNDER THE HOOD </w:t>
+      </w:r>
+      <w:r>
+        <w:rPr>
+          <w:b/>
+        </w:rPr>
+        <w:t>Freeze</w:t>
+      </w:r>
+      <w:r>
+        <w:rPr>
+          <w:b w:val="0"/>
+        </w:rPr>
+        <w:t xml:space="preserve"> dataset card v3 and grouped split s2 with no plant identity crossing sets. Test set remains sealed; validation supports model choices.</w:t>
+      </w:r>
+    </w:p>
+    <w:p>
+      <w:pPr>
+        <w:spacing w:line="336" w:lineRule="auto" w:after="180"/>
+      </w:pPr>
+      <w:r>
+        <w:rPr>
+          <w:b w:val="0"/>
+        </w:rPr>
+        <w:t xml:space="preserve">Draw a fresh data → model → </w:t>
+      </w:r>
+      <w:r>
+        <w:rPr>
+          <w:b/>
+        </w:rPr>
+        <w:t>prediction</w:t>
+      </w:r>
+      <w:r>
+        <w:rPr>
+          <w:b w:val="0"/>
+        </w:rPr>
+        <w:t xml:space="preserve"> → evaluation trace:</w:t>
+      </w:r>
+    </w:p>
+    <w:p>
+      <w:pPr>
+        <w:spacing w:line="336" w:lineRule="auto" w:after="180"/>
+      </w:pPr>
+      <w:r>
+        <w:rPr>
+          <w:b w:val="0"/>
+        </w:rPr>
+        <w:t xml:space="preserve">Predict first. Then check each step. A correct answer without visible </w:t>
+      </w:r>
+      <w:r>
+        <w:rPr>
+          <w:b/>
+        </w:rPr>
+        <w:t>evidence</w:t>
+      </w:r>
+      <w:r>
+        <w:rPr>
+          <w:b w:val="0"/>
+        </w:rPr>
+        <w:t xml:space="preserve"> cannot be audited.</w:t>
+      </w:r>
+    </w:p>
+    <w:p>
+      <w:pPr>
+        <w:pStyle w:val="Heading3"/>
+      </w:pPr>
+      <w:r>
+        <w:t>Step 1</w:t>
+      </w:r>
+    </w:p>
+    <w:p>
+      <w:pPr>
+        <w:spacing w:line="336" w:lineRule="auto" w:after="180"/>
+        <w:shd w:fill="F4F9FC"/>
+      </w:pPr>
+      <w:r>
+        <w:rPr>
+          <w:b w:val="0"/>
+        </w:rPr>
+        <w:t xml:space="preserve">STEP 1 </w:t>
+      </w:r>
+      <w:r>
+        <w:rPr>
+          <w:b/>
+        </w:rPr>
+        <w:t>Freeze</w:t>
+      </w:r>
+      <w:r>
+        <w:rPr>
+          <w:b w:val="0"/>
+        </w:rPr>
+        <w:t xml:space="preserve"> dataset card v3 and grouped split s2 with no plant identity crossing sets.</w:t>
+      </w:r>
+    </w:p>
+    <w:p>
+      <w:pPr>
+        <w:pStyle w:val="Heading3"/>
+      </w:pPr>
+      <w:r>
+        <w:t>Step 2</w:t>
+      </w:r>
+    </w:p>
+    <w:p>
+      <w:pPr>
+        <w:spacing w:line="336" w:lineRule="auto" w:after="180"/>
+        <w:shd w:fill="F4F9FC"/>
+      </w:pPr>
+      <w:r>
+        <w:rPr>
+          <w:b w:val="0"/>
+        </w:rPr>
         <w:t>STEP 2 Test set remains sealed; validation supports model choices.</w:t>
       </w:r>
     </w:p>
     <w:p>
-      <w:r>
-        <w:t>STEP 3 Validation has 12 healthy and 8 spotted leaves. The always-healthy baseline scores 12/20=60% accuracy and 0/8=0% spotted recall. The rule has TP=5, FN=3, TN=10, FP=2: accuracy 75% and spotted recall 62.5%.</w:t>
-      </w:r>
-    </w:p>
-    <w:p>
-      <w:r>
+      <w:pPr>
+        <w:pStyle w:val="Heading3"/>
+      </w:pPr>
+      <w:r>
+        <w:t>Step 3</w:t>
+      </w:r>
+    </w:p>
+    <w:p>
+      <w:pPr>
+        <w:spacing w:line="336" w:lineRule="auto" w:after="180"/>
+        <w:shd w:fill="F4F9FC"/>
+      </w:pPr>
+      <w:r>
+        <w:rPr>
+          <w:b w:val="0"/>
+        </w:rPr>
+        <w:t xml:space="preserve">STEP 3 Validation has 12 healthy and 8 spotted leaves. The always-healthy </w:t>
+      </w:r>
+      <w:r>
+        <w:rPr>
+          <w:b/>
+        </w:rPr>
+        <w:t>baseline</w:t>
+      </w:r>
+      <w:r>
+        <w:rPr>
+          <w:b w:val="0"/>
+        </w:rPr>
+        <w:t xml:space="preserve"> scores 12/20=</w:t>
+      </w:r>
+      <w:r>
+        <w:rPr>
+          <w:b/>
+        </w:rPr>
+        <w:t>60%</w:t>
+      </w:r>
+      <w:r>
+        <w:rPr>
+          <w:b w:val="0"/>
+        </w:rPr>
+        <w:t xml:space="preserve"> accuracy and 0/8=0% spotted recall. The rule has TP=5, FN=3, TN=10, FP=2: accuracy 75% and spotted recall 62.5%.</w:t>
+      </w:r>
+    </w:p>
+    <w:p>
+      <w:pPr>
+        <w:pStyle w:val="Heading3"/>
+      </w:pPr>
+      <w:r>
+        <w:t>Step 4</w:t>
+      </w:r>
+    </w:p>
+    <w:p>
+      <w:pPr>
+        <w:spacing w:line="336" w:lineRule="auto" w:after="180"/>
+        <w:shd w:fill="F4F9FC"/>
+      </w:pPr>
+      <w:r>
+        <w:rPr>
+          <w:b w:val="0"/>
+        </w:rPr>
         <w:t>STEP 4 Acceptance requires valid citations, metric calculations, subgroup review, and safe escalation.</w:t>
       </w:r>
     </w:p>
     <w:p>
-      <w:r>
+      <w:pPr>
+        <w:spacing w:line="336" w:lineRule="auto" w:after="180"/>
+      </w:pPr>
+      <w:r>
+        <w:rPr>
+          <w:b w:val="0"/>
+        </w:rPr>
         <w:t>CHECK Verify the denominator, unit, split, class definition, and data version before interpreting a score.</w:t>
       </w:r>
     </w:p>
     <w:p>
-      <w:r>
-        <w:t>Recalculate, retrace, or restate the evidence independently:</w:t>
+      <w:pPr>
+        <w:spacing w:line="336" w:lineRule="auto" w:after="180"/>
+      </w:pPr>
+      <w:r>
+        <w:rPr>
+          <w:b w:val="0"/>
+        </w:rPr>
+        <w:t xml:space="preserve">Recalculate, retrace, or restate the </w:t>
+      </w:r>
+      <w:r>
+        <w:rPr>
+          <w:b/>
+        </w:rPr>
+        <w:t>evidence</w:t>
+      </w:r>
+      <w:r>
+        <w:rPr>
+          <w:b w:val="0"/>
+        </w:rPr>
+        <w:t xml:space="preserve"> independently:</w:t>
       </w:r>
     </w:p>
     <w:p>
@@ -649,59 +1373,361 @@
       </w:r>
     </w:p>
     <w:p>
-      <w:r>
+      <w:pPr>
+        <w:pStyle w:val="Heading3"/>
+      </w:pPr>
+      <w:r>
+        <w:t>The teaching case</w:t>
+      </w:r>
+    </w:p>
+    <w:p>
+      <w:pPr>
+        <w:spacing w:line="336" w:lineRule="auto" w:after="180"/>
+        <w:shd w:fill="F1F6FC"/>
+      </w:pPr>
+      <w:r>
+        <w:rPr>
+          <w:b w:val="0"/>
+        </w:rPr>
         <w:t>Capstone has60 independent leaves, several photos per leaf, healthy/spotted labels.</w:t>
       </w:r>
     </w:p>
     <w:p>
-      <w:r>
-        <w:t>Plan grouping and baseline.</w:t>
-      </w:r>
-    </w:p>
-    <w:p>
       <w:pPr>
         <w:pStyle w:val="Heading3"/>
       </w:pPr>
       <w:r>
+        <w:t>The teaching case</w:t>
+      </w:r>
+    </w:p>
+    <w:p>
+      <w:pPr>
+        <w:spacing w:line="336" w:lineRule="auto" w:after="180"/>
+        <w:shd w:fill="F1F6FC"/>
+      </w:pPr>
+      <w:r>
+        <w:rPr>
+          <w:b w:val="0"/>
+        </w:rPr>
+        <w:t xml:space="preserve">Plan grouping and </w:t>
+      </w:r>
+      <w:r>
+        <w:rPr>
+          <w:b/>
+        </w:rPr>
+        <w:t>baseline</w:t>
+      </w:r>
+      <w:r>
+        <w:rPr>
+          <w:b w:val="0"/>
+        </w:rPr>
+        <w:t>.</w:t>
+      </w:r>
+    </w:p>
+    <w:p>
+      <w:pPr>
+        <w:pStyle w:val="Heading3"/>
+      </w:pPr>
+      <w:r>
         <w:t>Exact explanation to model</w:t>
       </w:r>
     </w:p>
     <w:p>
-      <w:r>
-        <w:t>Keep all views together in train/validation/test partitions. Define labels/use, fit a majority baseline on training labels and evaluate declared metrics.</w:t>
-      </w:r>
-    </w:p>
-    <w:p>
       <w:pPr>
         <w:pStyle w:val="Heading3"/>
       </w:pPr>
       <w:r>
+        <w:t>Why the result follows</w:t>
+      </w:r>
+    </w:p>
+    <w:p>
+      <w:pPr>
+        <w:spacing w:line="336" w:lineRule="auto" w:after="180"/>
+        <w:shd w:fill="F1F6FC"/>
+      </w:pPr>
+      <w:r>
+        <w:rPr>
+          <w:b w:val="0"/>
+        </w:rPr>
+        <w:t xml:space="preserve">Keep all views together in train/validation/test partitions. Define labels/use, fit a majority </w:t>
+      </w:r>
+      <w:r>
+        <w:rPr>
+          <w:b/>
+        </w:rPr>
+        <w:t>baseline</w:t>
+      </w:r>
+      <w:r>
+        <w:rPr>
+          <w:b w:val="0"/>
+        </w:rPr>
+        <w:t xml:space="preserve"> on </w:t>
+      </w:r>
+      <w:r>
+        <w:rPr>
+          <w:b/>
+        </w:rPr>
+        <w:t>training</w:t>
+      </w:r>
+      <w:r>
+        <w:rPr>
+          <w:b w:val="0"/>
+        </w:rPr>
+        <w:t xml:space="preserve"> labels and evaluate declared metrics.</w:t>
+      </w:r>
+    </w:p>
+    <w:p>
+      <w:pPr>
+        <w:pStyle w:val="Heading3"/>
+      </w:pPr>
+      <w:r>
         <w:t>Explain the added worked example</w:t>
       </w:r>
     </w:p>
     <w:p>
-      <w:r>
-        <w:t>The capstone is a classroom investigation, not a product launch. Choose the supplied fictional clear/blocked parcel task or an equally bounded teacher-approved synthetic task. Write a question that can be answered by comparing a simple model against a baseline. Do not use private student records or real safety decisions.</w:t>
-      </w:r>
-    </w:p>
-    <w:p>
-      <w:r>
-        <w:t>Use fictional classroom data throughout this investigation. Keep the task, units, reference labels and data split visible as you reason. Earlier weeks supplied the model-building process; this week examines capstone data and requirements.</w:t>
-      </w:r>
-    </w:p>
-    <w:p>
-      <w:r>
-        <w:t>Example proposal: can a small classifier improve validation accuracy over the training-majority baseline on fictional parcel measurements? Before modelling, assign 40 training, 20 validation and 12 final-test records, with related parcel groups kept together. Define blocked as positive, keep a fixed label rule, and reserve test labels with the teacher until Week 35.</w:t>
-      </w:r>
-    </w:p>
-    <w:p>
-      <w:r>
-        <w:t>Before continuing, underline the decision rule and circle the evidence that supports the conclusion. Explain the example to a partner without replacing the counts or conditions with a stronger claim. Keep the distinction between an observed result and a proposed next step.</w:t>
-      </w:r>
-    </w:p>
-    <w:p>
-      <w:r>
-        <w:t>Your teacher can prepare the 72-record fictional grid described in the teacher guide, or approve another documented synthetic dataset. Each supplied record has an ID, group ID, width and height in cm. Training and validation labels are released for development; final-test labels stay with the teacher until the model is frozen. The numerical results in later worked examples are illustrative and are not expected scores for your project.</w:t>
+      <w:pPr>
+        <w:pStyle w:val="Heading3"/>
+      </w:pPr>
+      <w:r>
+        <w:t>Explain the added worked example · 1</w:t>
+      </w:r>
+    </w:p>
+    <w:p>
+      <w:pPr>
+        <w:spacing w:line="336" w:lineRule="auto" w:after="180"/>
+      </w:pPr>
+      <w:r>
+        <w:rPr>
+          <w:b w:val="0"/>
+        </w:rPr>
+        <w:t>The capstone is a classroom investigation, not a product launch. Choose the supplied fictional clear/blocked parcel task or an equally bounded teacher-approved synthetic task.</w:t>
+      </w:r>
+    </w:p>
+    <w:p>
+      <w:pPr>
+        <w:spacing w:line="336" w:lineRule="auto" w:after="180"/>
+      </w:pPr>
+      <w:r>
+        <w:rPr>
+          <w:b w:val="0"/>
+        </w:rPr>
+        <w:t xml:space="preserve">Write a question that can be answered by comparing a simple model against a </w:t>
+      </w:r>
+      <w:r>
+        <w:rPr>
+          <w:b/>
+        </w:rPr>
+        <w:t>baseline</w:t>
+      </w:r>
+      <w:r>
+        <w:rPr>
+          <w:b w:val="0"/>
+        </w:rPr>
+        <w:t>. Do not use private student records or real safety decisions.</w:t>
+      </w:r>
+    </w:p>
+    <w:p>
+      <w:pPr>
+        <w:spacing w:line="336" w:lineRule="auto" w:after="180"/>
+      </w:pPr>
+      <w:r>
+        <w:rPr>
+          <w:b w:val="0"/>
+        </w:rPr>
+        <w:t>Use fictional classroom data throughout this investigation. Keep the task, units, reference labels and data split visible as you reason.</w:t>
+      </w:r>
+    </w:p>
+    <w:p>
+      <w:pPr>
+        <w:spacing w:line="336" w:lineRule="auto" w:after="180"/>
+      </w:pPr>
+      <w:r>
+        <w:rPr>
+          <w:b w:val="0"/>
+        </w:rPr>
+        <w:t xml:space="preserve">Earlier weeks supplied the model-building </w:t>
+      </w:r>
+      <w:r>
+        <w:rPr>
+          <w:b/>
+        </w:rPr>
+        <w:t>process</w:t>
+      </w:r>
+      <w:r>
+        <w:rPr>
+          <w:b w:val="0"/>
+        </w:rPr>
+        <w:t xml:space="preserve">; this week examines capstone data and </w:t>
+      </w:r>
+      <w:r>
+        <w:rPr>
+          <w:b/>
+        </w:rPr>
+        <w:t>requirement</w:t>
+      </w:r>
+      <w:r>
+        <w:rPr>
+          <w:b w:val="0"/>
+        </w:rPr>
+        <w:t>s.</w:t>
+      </w:r>
+    </w:p>
+    <w:p>
+      <w:pPr>
+        <w:pStyle w:val="Heading3"/>
+      </w:pPr>
+      <w:r>
+        <w:t>Explain the added worked example · 2</w:t>
+      </w:r>
+    </w:p>
+    <w:p>
+      <w:pPr>
+        <w:spacing w:line="336" w:lineRule="auto" w:after="180"/>
+      </w:pPr>
+      <w:r>
+        <w:rPr>
+          <w:b w:val="0"/>
+        </w:rPr>
+        <w:t xml:space="preserve">Example proposal: can a small classifier improve validation accuracy over the </w:t>
+      </w:r>
+      <w:r>
+        <w:rPr>
+          <w:b/>
+        </w:rPr>
+        <w:t>training</w:t>
+      </w:r>
+      <w:r>
+        <w:rPr>
+          <w:b w:val="0"/>
+        </w:rPr>
+        <w:t xml:space="preserve">-majority </w:t>
+      </w:r>
+      <w:r>
+        <w:rPr>
+          <w:b/>
+        </w:rPr>
+        <w:t>baseline</w:t>
+      </w:r>
+      <w:r>
+        <w:rPr>
+          <w:b w:val="0"/>
+        </w:rPr>
+        <w:t xml:space="preserve"> on fictional parcel measurements?</w:t>
+      </w:r>
+    </w:p>
+    <w:p>
+      <w:pPr>
+        <w:spacing w:line="336" w:lineRule="auto" w:after="180"/>
+      </w:pPr>
+      <w:r>
+        <w:rPr>
+          <w:b w:val="0"/>
+        </w:rPr>
+        <w:t xml:space="preserve">Before modelling, assign 40 </w:t>
+      </w:r>
+      <w:r>
+        <w:rPr>
+          <w:b/>
+        </w:rPr>
+        <w:t>training</w:t>
+      </w:r>
+      <w:r>
+        <w:rPr>
+          <w:b w:val="0"/>
+        </w:rPr>
+        <w:t>, 20 validation and 12 final-test records, with related parcel groups kept together.</w:t>
+      </w:r>
+    </w:p>
+    <w:p>
+      <w:pPr>
+        <w:spacing w:line="336" w:lineRule="auto" w:after="180"/>
+      </w:pPr>
+      <w:r>
+        <w:rPr>
+          <w:b w:val="0"/>
+        </w:rPr>
+        <w:t>Define blocked as positive, keep a fixed label rule, and reserve test labels with the teacher until Week 35.</w:t>
+      </w:r>
+    </w:p>
+    <w:p>
+      <w:pPr>
+        <w:spacing w:line="336" w:lineRule="auto" w:after="180"/>
+      </w:pPr>
+      <w:r>
+        <w:rPr>
+          <w:b w:val="0"/>
+        </w:rPr>
+        <w:t xml:space="preserve">Before continuing, underline the decision rule and circle the </w:t>
+      </w:r>
+      <w:r>
+        <w:rPr>
+          <w:b/>
+        </w:rPr>
+        <w:t>evidence</w:t>
+      </w:r>
+      <w:r>
+        <w:rPr>
+          <w:b w:val="0"/>
+        </w:rPr>
+        <w:t xml:space="preserve"> that supports the conclusion. Explain the example to a partner without replacing the counts or conditions with a stronger claim.</w:t>
+      </w:r>
+    </w:p>
+    <w:p>
+      <w:pPr>
+        <w:spacing w:line="336" w:lineRule="auto" w:after="180"/>
+      </w:pPr>
+      <w:r>
+        <w:rPr>
+          <w:b w:val="0"/>
+        </w:rPr>
+        <w:t>Keep the distinction between an observed result and a proposed next step.</w:t>
+      </w:r>
+    </w:p>
+    <w:p>
+      <w:pPr>
+        <w:pStyle w:val="Heading3"/>
+      </w:pPr>
+      <w:r>
+        <w:t>Explain the added worked example · 3</w:t>
+      </w:r>
+    </w:p>
+    <w:p>
+      <w:pPr>
+        <w:spacing w:line="336" w:lineRule="auto" w:after="180"/>
+      </w:pPr>
+      <w:r>
+        <w:rPr>
+          <w:b w:val="0"/>
+        </w:rPr>
+        <w:t>Your teacher can prepare the 72-record fictional grid described in the teacher guide, or approve another documented synthetic dataset. Each supplied record has an ID, group ID, width and height in cm.</w:t>
+      </w:r>
+    </w:p>
+    <w:p>
+      <w:pPr>
+        <w:spacing w:line="336" w:lineRule="auto" w:after="180"/>
+      </w:pPr>
+      <w:r>
+        <w:rPr>
+          <w:b/>
+        </w:rPr>
+        <w:t>Training</w:t>
+      </w:r>
+      <w:r>
+        <w:rPr>
+          <w:b w:val="0"/>
+        </w:rPr>
+        <w:t xml:space="preserve"> and validation labels are released for development; final-test labels stay with the teacher until the model is frozen.</w:t>
+      </w:r>
+    </w:p>
+    <w:p>
+      <w:pPr>
+        <w:spacing w:line="336" w:lineRule="auto" w:after="180"/>
+      </w:pPr>
+      <w:r>
+        <w:rPr>
+          <w:b w:val="0"/>
+        </w:rPr>
+        <w:t>The numerical results in later worked examples are illustrative and are not expected scores for your project.</w:t>
       </w:r>
     </w:p>
     <w:p>
@@ -845,41 +1871,304 @@
       </w:r>
     </w:p>
     <w:p>
-      <w:r>
-        <w:t>Build the baseline before the candidate. For classification, use the most common training class, with a declared tie policy. Choose one simple candidate using techniques already learned, such as k-nearest neighbours with training-only scaling and a fixed k. Record every development attempt; complexity earns no automatic credit.</w:t>
-      </w:r>
-    </w:p>
-    <w:p>
-      <w:r>
-        <w:t>Use fictional classroom data throughout this investigation. Keep the task, units, reference labels and data split visible as you reason. Earlier weeks supplied the model-building process; this week examines capstone models and baselines.</w:t>
-      </w:r>
-    </w:p>
-    <w:p>
-      <w:r>
-        <w:t>Illustrative training has 30 clear and 10 blocked cases, so the baseline always predicts clear. On 20 validation cases with 14 clear and 6 blocked, its matrix is[[14, 0],[6, 0]], accuracy 70 percent. Candidate matrix[[12, 2],[2, 4]] gives accuracy 80 percent, precision 4/6 and recall 4/6. These are example results, not the student team results.</w:t>
-      </w:r>
-    </w:p>
-    <w:p>
-      <w:r>
-        <w:t>Trace the calculation on paper before running this optional Python check. Use the stated fictional inputs and compare intermediate values. The code checks this example; your independent workbook case uses different evidence.</w:t>
-      </w:r>
-    </w:p>
-    <w:p>
-      <w:r>
-        <w:t>Guided response: Accuracy 16/20=80 percent; precision 4/6 and recall 4/6, both about 66.7 percent; FP 2 FN 2. Exit response: Model and preprocessing version, settings, feature order, split IDs, prediction/scoring rules, validation comparison, metric and decision record.</w:t>
-      </w:r>
-    </w:p>
-    <w:p>
       <w:pPr>
         <w:pStyle w:val="Heading3"/>
       </w:pPr>
       <w:r>
+        <w:t>Apply the connected idea: Capstone models and baselines · 4</w:t>
+      </w:r>
+    </w:p>
+    <w:p>
+      <w:pPr>
+        <w:spacing w:line="336" w:lineRule="auto" w:after="180"/>
+      </w:pPr>
+      <w:r>
+        <w:rPr>
+          <w:b w:val="0"/>
+        </w:rPr>
+        <w:t xml:space="preserve">Build the </w:t>
+      </w:r>
+      <w:r>
+        <w:rPr>
+          <w:b/>
+        </w:rPr>
+        <w:t>baseline</w:t>
+      </w:r>
+      <w:r>
+        <w:rPr>
+          <w:b w:val="0"/>
+        </w:rPr>
+        <w:t xml:space="preserve"> before the candidate. For classification, use the most common </w:t>
+      </w:r>
+      <w:r>
+        <w:rPr>
+          <w:b/>
+        </w:rPr>
+        <w:t>training</w:t>
+      </w:r>
+      <w:r>
+        <w:rPr>
+          <w:b w:val="0"/>
+        </w:rPr>
+        <w:t xml:space="preserve"> class, with a declared tie policy.</w:t>
+      </w:r>
+    </w:p>
+    <w:p>
+      <w:pPr>
+        <w:spacing w:line="336" w:lineRule="auto" w:after="180"/>
+      </w:pPr>
+      <w:r>
+        <w:rPr>
+          <w:b w:val="0"/>
+        </w:rPr>
+        <w:t xml:space="preserve">Choose one simple candidate using techniques already learned, such as k-nearest neighbours with </w:t>
+      </w:r>
+      <w:r>
+        <w:rPr>
+          <w:b/>
+        </w:rPr>
+        <w:t>training</w:t>
+      </w:r>
+      <w:r>
+        <w:rPr>
+          <w:b w:val="0"/>
+        </w:rPr>
+        <w:t>-only scaling and a fixed k. Record every development attempt; complexity earns no automatic credit.</w:t>
+      </w:r>
+    </w:p>
+    <w:p>
+      <w:pPr>
+        <w:spacing w:line="336" w:lineRule="auto" w:after="180"/>
+      </w:pPr>
+      <w:r>
+        <w:rPr>
+          <w:b w:val="0"/>
+        </w:rPr>
+        <w:t>Use fictional classroom data throughout this investigation. Keep the task, units, reference labels and data split visible as you reason.</w:t>
+      </w:r>
+    </w:p>
+    <w:p>
+      <w:pPr>
+        <w:spacing w:line="336" w:lineRule="auto" w:after="180"/>
+      </w:pPr>
+      <w:r>
+        <w:rPr>
+          <w:b w:val="0"/>
+        </w:rPr>
+        <w:t xml:space="preserve">Earlier weeks supplied the model-building </w:t>
+      </w:r>
+      <w:r>
+        <w:rPr>
+          <w:b/>
+        </w:rPr>
+        <w:t>process</w:t>
+      </w:r>
+      <w:r>
+        <w:rPr>
+          <w:b w:val="0"/>
+        </w:rPr>
+        <w:t xml:space="preserve">; this week examines capstone models and </w:t>
+      </w:r>
+      <w:r>
+        <w:rPr>
+          <w:b/>
+        </w:rPr>
+        <w:t>baseline</w:t>
+      </w:r>
+      <w:r>
+        <w:rPr>
+          <w:b w:val="0"/>
+        </w:rPr>
+        <w:t>s.</w:t>
+      </w:r>
+    </w:p>
+    <w:p>
+      <w:pPr>
+        <w:pStyle w:val="Heading3"/>
+      </w:pPr>
+      <w:r>
+        <w:t>Apply the connected idea: Capstone models and baselines · 5</w:t>
+      </w:r>
+    </w:p>
+    <w:p>
+      <w:pPr>
+        <w:spacing w:line="336" w:lineRule="auto" w:after="180"/>
+      </w:pPr>
+      <w:r>
+        <w:rPr>
+          <w:b w:val="0"/>
+        </w:rPr>
+        <w:t xml:space="preserve">Illustrative </w:t>
+      </w:r>
+      <w:r>
+        <w:rPr>
+          <w:b/>
+        </w:rPr>
+        <w:t>training</w:t>
+      </w:r>
+      <w:r>
+        <w:rPr>
+          <w:b w:val="0"/>
+        </w:rPr>
+        <w:t xml:space="preserve"> has 30 clear and 10 blocked cases, so the </w:t>
+      </w:r>
+      <w:r>
+        <w:rPr>
+          <w:b/>
+        </w:rPr>
+        <w:t>baseline</w:t>
+      </w:r>
+      <w:r>
+        <w:rPr>
+          <w:b w:val="0"/>
+        </w:rPr>
+        <w:t xml:space="preserve"> always predicts clear. On 20 validation cases with 14 clear and 6 blocked, its matrix is[[14, 0],[6, 0]], accuracy 70 percent.</w:t>
+      </w:r>
+    </w:p>
+    <w:p>
+      <w:pPr>
+        <w:spacing w:line="336" w:lineRule="auto" w:after="180"/>
+      </w:pPr>
+      <w:r>
+        <w:rPr>
+          <w:b w:val="0"/>
+        </w:rPr>
+        <w:t>Candidate matrix[[12, 2],[2, 4]] gives accuracy 80 percent, precision 4/6 and recall 4/6. These are example results, not the student team results.</w:t>
+      </w:r>
+    </w:p>
+    <w:p>
+      <w:pPr>
+        <w:spacing w:line="336" w:lineRule="auto" w:after="180"/>
+      </w:pPr>
+      <w:r>
+        <w:rPr>
+          <w:b w:val="0"/>
+        </w:rPr>
+        <w:t xml:space="preserve">Trace the calculation on paper before running this optional Python check. Use the stated fictional </w:t>
+      </w:r>
+      <w:r>
+        <w:rPr>
+          <w:b/>
+        </w:rPr>
+        <w:t>input</w:t>
+      </w:r>
+      <w:r>
+        <w:rPr>
+          <w:b w:val="0"/>
+        </w:rPr>
+        <w:t xml:space="preserve">s and compare intermediate values. The code checks this example; your independent workbook case uses different </w:t>
+      </w:r>
+      <w:r>
+        <w:rPr>
+          <w:b/>
+        </w:rPr>
+        <w:t>evidence</w:t>
+      </w:r>
+      <w:r>
+        <w:rPr>
+          <w:b w:val="0"/>
+        </w:rPr>
+        <w:t>.</w:t>
+      </w:r>
+    </w:p>
+    <w:p>
+      <w:pPr>
+        <w:spacing w:line="336" w:lineRule="auto" w:after="180"/>
+      </w:pPr>
+      <w:r>
+        <w:rPr>
+          <w:b w:val="0"/>
+        </w:rPr>
+        <w:t>Guided response: Accuracy 16/20=80 percent; precision 4/6 and recall 4/6, both about 66.7 percent; FP 2 FN 2.</w:t>
+      </w:r>
+    </w:p>
+    <w:p>
+      <w:pPr>
+        <w:spacing w:line="336" w:lineRule="auto" w:after="180"/>
+      </w:pPr>
+      <w:r>
+        <w:rPr>
+          <w:b w:val="0"/>
+        </w:rPr>
+        <w:t>Exit response: Model and pre</w:t>
+      </w:r>
+      <w:r>
+        <w:rPr>
+          <w:b/>
+        </w:rPr>
+        <w:t>process</w:t>
+      </w:r>
+      <w:r>
+        <w:rPr>
+          <w:b w:val="0"/>
+        </w:rPr>
+        <w:t xml:space="preserve">ing version, settings, feature order, split IDs, </w:t>
+      </w:r>
+      <w:r>
+        <w:rPr>
+          <w:b/>
+        </w:rPr>
+        <w:t>prediction</w:t>
+      </w:r>
+      <w:r>
+        <w:rPr>
+          <w:b w:val="0"/>
+        </w:rPr>
+        <w:t xml:space="preserve">/scoring rules, validation comparison, metric and </w:t>
+      </w:r>
+      <w:r>
+        <w:rPr>
+          <w:b/>
+        </w:rPr>
+        <w:t>decision record</w:t>
+      </w:r>
+      <w:r>
+        <w:rPr>
+          <w:b w:val="0"/>
+        </w:rPr>
+        <w:t>.</w:t>
+      </w:r>
+    </w:p>
+    <w:p>
+      <w:pPr>
+        <w:pStyle w:val="Heading3"/>
+      </w:pPr>
+      <w:r>
         <w:t>Model the reasoning aloud</w:t>
       </w:r>
     </w:p>
     <w:p>
-      <w:r>
-        <w:t>Use the complete worked example below before asking learners to complete W2. Reveal a small part, invite a prediction, then explain the deciding step. These teacher notes contain solutions; do not reveal the independent case answer during modelling.</w:t>
+      <w:pPr>
+        <w:spacing w:line="336" w:lineRule="auto" w:after="180"/>
+      </w:pPr>
+      <w:r>
+        <w:rPr>
+          <w:b w:val="0"/>
+        </w:rPr>
+        <w:t xml:space="preserve">Use the complete worked example below before asking learners to complete W2. Reveal a small part, invite a </w:t>
+      </w:r>
+      <w:r>
+        <w:rPr>
+          <w:b/>
+        </w:rPr>
+        <w:t>prediction</w:t>
+      </w:r>
+      <w:r>
+        <w:rPr>
+          <w:b w:val="0"/>
+        </w:rPr>
+        <w:t>, then explain the deciding step.</w:t>
+      </w:r>
+    </w:p>
+    <w:p>
+      <w:pPr>
+        <w:spacing w:line="336" w:lineRule="auto" w:after="180"/>
+      </w:pPr>
+      <w:r>
+        <w:rPr>
+          <w:b w:val="0"/>
+        </w:rPr>
+        <w:t>These teacher notes contain solutions; do not reveal the independent case answer during modelling.</w:t>
       </w:r>
     </w:p>
     <w:p>
@@ -1169,7 +2458,13 @@
       </w:tr>
     </w:tbl>
     <w:p>
-      <w:r>
+      <w:pPr>
+        <w:spacing w:line="336" w:lineRule="auto" w:after="180"/>
+      </w:pPr>
+      <w:r>
+        <w:rPr>
+          <w:b w:val="0"/>
+        </w:rPr>
         <w:t>Use the diagram and verbal explanation together. Ask learners to match a sentence to a specific visual step; do not assign learners fixed visual or auditory learning styles.</w:t>
       </w:r>
     </w:p>
@@ -1182,8 +2477,26 @@
       </w:r>
     </w:p>
     <w:p>
-      <w:r>
-        <w:t>Plan the plant capstone around independent groups and a baseline before collecting more rows.</w:t>
+      <w:pPr>
+        <w:spacing w:line="336" w:lineRule="auto" w:after="180"/>
+      </w:pPr>
+      <w:r>
+        <w:rPr>
+          <w:b w:val="0"/>
+        </w:rPr>
+        <w:t xml:space="preserve">Plan the plant capstone around independent groups and a </w:t>
+      </w:r>
+      <w:r>
+        <w:rPr>
+          <w:b/>
+        </w:rPr>
+        <w:t>baseline</w:t>
+      </w:r>
+      <w:r>
+        <w:rPr>
+          <w:b w:val="0"/>
+        </w:rPr>
+        <w:t xml:space="preserve"> before collecting more rows.</w:t>
       </w:r>
     </w:p>
     <w:p>
@@ -1195,13 +2508,55 @@
       </w:r>
     </w:p>
     <w:p>
-      <w:r>
+      <w:pPr>
+        <w:pStyle w:val="Heading3"/>
+      </w:pPr>
+      <w:r>
+        <w:t>Supplied facts</w:t>
+      </w:r>
+    </w:p>
+    <w:p>
+      <w:pPr>
+        <w:spacing w:line="336" w:lineRule="auto" w:after="180"/>
+        <w:shd w:fill="F1F6FC"/>
+      </w:pPr>
+      <w:r>
+        <w:rPr>
+          <w:b w:val="0"/>
+        </w:rPr>
         <w:t>Toy proposed dataset: 8 plants, 3 photos each. Development groupsA–F; final groupsG, H. Target is visible-spot status, with review for hidden leaves.</w:t>
       </w:r>
     </w:p>
     <w:p>
-      <w:r>
-        <w:t>All inputs and outcomes in this worked example are invented classroom data; no real model run is claimed.</w:t>
+      <w:pPr>
+        <w:pStyle w:val="Heading3"/>
+      </w:pPr>
+      <w:r>
+        <w:t>Supplied facts</w:t>
+      </w:r>
+    </w:p>
+    <w:p>
+      <w:pPr>
+        <w:spacing w:line="336" w:lineRule="auto" w:after="180"/>
+        <w:shd w:fill="F1F6FC"/>
+      </w:pPr>
+      <w:r>
+        <w:rPr>
+          <w:b w:val="0"/>
+        </w:rPr>
+        <w:t xml:space="preserve">All </w:t>
+      </w:r>
+      <w:r>
+        <w:rPr>
+          <w:b/>
+        </w:rPr>
+        <w:t>input</w:t>
+      </w:r>
+      <w:r>
+        <w:rPr>
+          <w:b w:val="0"/>
+        </w:rPr>
+        <w:t>s and outcomes in this worked example are invented classroom data; no real model run is claimed.</w:t>
       </w:r>
     </w:p>
     <w:p>
@@ -1364,20 +2719,86 @@
       </w:r>
     </w:p>
     <w:p>
-      <w:r>
-        <w:t>Read the picture in order. Fit majority label only from development training; record metrics and error types. The arrows show which recorded input or intermediate result each decision uses. Explain the deciding step aloud before checking the changed case; pointing to the final answer alone does not show how it follows.</w:t>
-      </w:r>
-    </w:p>
-    <w:p>
       <w:pPr>
         <w:pStyle w:val="Heading3"/>
       </w:pPr>
       <w:r>
+        <w:t>Why the result follows</w:t>
+      </w:r>
+    </w:p>
+    <w:p>
+      <w:pPr>
+        <w:spacing w:line="336" w:lineRule="auto" w:after="180"/>
+        <w:shd w:fill="F1F6FC"/>
+      </w:pPr>
+      <w:r>
+        <w:rPr>
+          <w:b w:val="0"/>
+        </w:rPr>
+        <w:t xml:space="preserve">Read the picture in order. Fit majority label only from development </w:t>
+      </w:r>
+      <w:r>
+        <w:rPr>
+          <w:b/>
+        </w:rPr>
+        <w:t>training</w:t>
+      </w:r>
+      <w:r>
+        <w:rPr>
+          <w:b w:val="0"/>
+        </w:rPr>
+        <w:t xml:space="preserve">; record metrics and error types. The arrows show which recorded </w:t>
+      </w:r>
+      <w:r>
+        <w:rPr>
+          <w:b/>
+        </w:rPr>
+        <w:t>input</w:t>
+      </w:r>
+      <w:r>
+        <w:rPr>
+          <w:b w:val="0"/>
+        </w:rPr>
+        <w:t xml:space="preserve"> or intermediate result each decision uses.</w:t>
+      </w:r>
+    </w:p>
+    <w:p>
+      <w:pPr>
+        <w:spacing w:line="336" w:lineRule="auto" w:after="180"/>
+        <w:shd w:fill="F1F6FC"/>
+      </w:pPr>
+      <w:r>
+        <w:rPr>
+          <w:b w:val="0"/>
+        </w:rPr>
+        <w:t>Explain the deciding step aloud before checking the changed case; pointing to the final answer alone does not show how it follows.</w:t>
+      </w:r>
+    </w:p>
+    <w:p>
+      <w:pPr>
+        <w:pStyle w:val="Heading3"/>
+      </w:pPr>
+      <w:r>
         <w:t>What this example does not establish</w:t>
       </w:r>
     </w:p>
     <w:p>
-      <w:r>
+      <w:pPr>
+        <w:pStyle w:val="Heading3"/>
+      </w:pPr>
+      <w:r>
+        <w:t>Keep the stated limit</w:t>
+      </w:r>
+    </w:p>
+    <w:p>
+      <w:pPr>
+        <w:spacing w:line="336" w:lineRule="auto" w:after="180"/>
+        <w:shd w:fill="FFF5E6"/>
+      </w:pPr>
+      <w:r>
+        <w:rPr>
+          <w:b w:val="0"/>
+        </w:rPr>
         <w:t>A well-planned split does not create sufficient sample size; two held-out plants support only a very narrow claim.</w:t>
       </w:r>
     </w:p>
@@ -1390,17 +2811,80 @@
       </w:r>
     </w:p>
     <w:p>
-      <w:r>
-        <w:t>Change: A derived crop of plantG is added to training.</w:t>
-      </w:r>
-    </w:p>
-    <w:p>
-      <w:r>
-        <w:t>Prediction: The final group separation is violated.</w:t>
-      </w:r>
-    </w:p>
-    <w:p>
-      <w:r>
+      <w:pPr>
+        <w:pStyle w:val="Heading3"/>
+      </w:pPr>
+      <w:r>
+        <w:t>Change one thing</w:t>
+      </w:r>
+    </w:p>
+    <w:p>
+      <w:pPr>
+        <w:spacing w:line="336" w:lineRule="auto" w:after="180"/>
+        <w:shd w:fill="F5F1FB"/>
+      </w:pPr>
+      <w:r>
+        <w:rPr>
+          <w:b w:val="0"/>
+        </w:rPr>
+        <w:t xml:space="preserve">Change: A derived crop of plantG is added to </w:t>
+      </w:r>
+      <w:r>
+        <w:rPr>
+          <w:b/>
+        </w:rPr>
+        <w:t>training</w:t>
+      </w:r>
+      <w:r>
+        <w:rPr>
+          <w:b w:val="0"/>
+        </w:rPr>
+        <w:t>.</w:t>
+      </w:r>
+    </w:p>
+    <w:p>
+      <w:pPr>
+        <w:pStyle w:val="Heading3"/>
+      </w:pPr>
+      <w:r>
+        <w:t>Predicted result</w:t>
+      </w:r>
+    </w:p>
+    <w:p>
+      <w:pPr>
+        <w:spacing w:line="336" w:lineRule="auto" w:after="180"/>
+        <w:shd w:fill="F1F6FC"/>
+      </w:pPr>
+      <w:r>
+        <w:rPr>
+          <w:b/>
+        </w:rPr>
+        <w:t>Prediction</w:t>
+      </w:r>
+      <w:r>
+        <w:rPr>
+          <w:b w:val="0"/>
+        </w:rPr>
+        <w:t>: The final group separation is violated.</w:t>
+      </w:r>
+    </w:p>
+    <w:p>
+      <w:pPr>
+        <w:pStyle w:val="Heading3"/>
+      </w:pPr>
+      <w:r>
+        <w:t>Why the result follows</w:t>
+      </w:r>
+    </w:p>
+    <w:p>
+      <w:pPr>
+        <w:spacing w:line="336" w:lineRule="auto" w:after="180"/>
+        <w:shd w:fill="F1F6FC"/>
+      </w:pPr>
+      <w:r>
+        <w:rPr>
+          <w:b w:val="0"/>
+        </w:rPr>
         <w:t>Reason: The crop retains the same source plant identity even with a new file name.</w:t>
       </w:r>
     </w:p>
@@ -1413,8 +2897,57 @@
       </w:r>
     </w:p>
     <w:p>
-      <w:r>
-        <w:t>Cover the result. Ask learners to name the inputs and predict the next step. Uncover one step, connect the icon to the actual procedure, and explain its evidence. Then change the supplied condition and compare. The picture is a representation; it does not document execution of a real AI model.</w:t>
+      <w:pPr>
+        <w:pStyle w:val="Heading3"/>
+      </w:pPr>
+      <w:r>
+        <w:t>Ask while showing the picture · 6</w:t>
+      </w:r>
+    </w:p>
+    <w:p>
+      <w:pPr>
+        <w:spacing w:line="336" w:lineRule="auto" w:after="180"/>
+      </w:pPr>
+      <w:r>
+        <w:rPr>
+          <w:b w:val="0"/>
+        </w:rPr>
+        <w:t xml:space="preserve">Cover the result. Ask learners to name the </w:t>
+      </w:r>
+      <w:r>
+        <w:rPr>
+          <w:b/>
+        </w:rPr>
+        <w:t>input</w:t>
+      </w:r>
+      <w:r>
+        <w:rPr>
+          <w:b w:val="0"/>
+        </w:rPr>
+        <w:t xml:space="preserve">s and predict the next step. Uncover one step, connect the icon to the actual procedure, and explain its </w:t>
+      </w:r>
+      <w:r>
+        <w:rPr>
+          <w:b/>
+        </w:rPr>
+        <w:t>evidence</w:t>
+      </w:r>
+      <w:r>
+        <w:rPr>
+          <w:b w:val="0"/>
+        </w:rPr>
+        <w:t>. Then change the supplied condition and compare.</w:t>
+      </w:r>
+    </w:p>
+    <w:p>
+      <w:pPr>
+        <w:spacing w:line="336" w:lineRule="auto" w:after="180"/>
+      </w:pPr>
+      <w:r>
+        <w:rPr>
+          <w:b w:val="0"/>
+        </w:rPr>
+        <w:t>The picture is a representation; it does not document execution of a real AI model.</w:t>
       </w:r>
     </w:p>
     <w:p>
@@ -1426,11 +2959,16 @@
       </w:r>
     </w:p>
     <w:p>
+      <w:r>
+        <w:t>Demonstrate Capstone Dataset and Baseline, reduce support deliberately and check individual reasoning before discussing answers.</w:t>
+      </w:r>
+    </w:p>
+    <w:p>
       <w:pPr>
         <w:pStyle w:val="Heading3"/>
       </w:pPr>
       <w:r>
-        <w:t>Demonstrate and guide practice</w:t>
+        <w:t>Board sequence</w:t>
       </w:r>
     </w:p>
     <w:p>
@@ -1438,55 +2976,233 @@
         <w:pStyle w:val="Heading3"/>
       </w:pPr>
       <w:r>
-        <w:t>Board sequence</w:t>
-      </w:r>
-    </w:p>
-    <w:p>
-      <w:r>
+        <w:t>1. Put the facts on the board</w:t>
+      </w:r>
+    </w:p>
+    <w:p>
+      <w:pPr>
+        <w:spacing w:line="336" w:lineRule="auto" w:after="180"/>
+        <w:shd w:fill="F4F9FC"/>
+      </w:pPr>
+      <w:r>
+        <w:rPr>
+          <w:b w:val="0"/>
+        </w:rPr>
         <w:t>Write the given facts: Capstone has60 independent leaves, several photos per leaf, healthy/spotted labels.</w:t>
       </w:r>
     </w:p>
     <w:p>
-      <w:r>
-        <w:t>Write the question to explain: Plan grouping and baseline.</w:t>
-      </w:r>
-    </w:p>
-    <w:p>
-      <w:r>
-        <w:t>Reveal after predictions: Keep all views together in train/validation/test partitions. Define labels/use, fit a majority baseline on training labels and evaluate declared metrics.</w:t>
-      </w:r>
-    </w:p>
-    <w:p>
-      <w:r>
-        <w:t>Keep for an independent attempt: Your capstone dataset includes duplicate photographs in both training and validation. What should be repaired before measuring the baseline?</w:t>
-      </w:r>
-    </w:p>
-    <w:p>
       <w:pPr>
         <w:pStyle w:val="Heading3"/>
       </w:pPr>
       <w:r>
+        <w:t>2. State the decision to explain</w:t>
+      </w:r>
+    </w:p>
+    <w:p>
+      <w:pPr>
+        <w:spacing w:line="336" w:lineRule="auto" w:after="180"/>
+        <w:shd w:fill="F4F9FC"/>
+      </w:pPr>
+      <w:r>
+        <w:rPr>
+          <w:b w:val="0"/>
+        </w:rPr>
+        <w:t xml:space="preserve">Write the question to explain: Plan grouping and </w:t>
+      </w:r>
+      <w:r>
+        <w:rPr>
+          <w:b/>
+        </w:rPr>
+        <w:t>baseline</w:t>
+      </w:r>
+      <w:r>
+        <w:rPr>
+          <w:b w:val="0"/>
+        </w:rPr>
+        <w:t>.</w:t>
+      </w:r>
+    </w:p>
+    <w:p>
+      <w:pPr>
+        <w:pStyle w:val="Heading3"/>
+      </w:pPr>
+      <w:r>
+        <w:t>3. Reveal the worked reasoning</w:t>
+      </w:r>
+    </w:p>
+    <w:p>
+      <w:pPr>
+        <w:spacing w:line="336" w:lineRule="auto" w:after="180"/>
+        <w:shd w:fill="F1F6FC"/>
+      </w:pPr>
+      <w:r>
+        <w:rPr>
+          <w:b w:val="0"/>
+        </w:rPr>
+        <w:t xml:space="preserve">Reveal after </w:t>
+      </w:r>
+      <w:r>
+        <w:rPr>
+          <w:b/>
+        </w:rPr>
+        <w:t>prediction</w:t>
+      </w:r>
+      <w:r>
+        <w:rPr>
+          <w:b w:val="0"/>
+        </w:rPr>
+        <w:t xml:space="preserve">s: Keep all views together in train/validation/test partitions. Define labels/use, fit a majority </w:t>
+      </w:r>
+      <w:r>
+        <w:rPr>
+          <w:b/>
+        </w:rPr>
+        <w:t>baseline</w:t>
+      </w:r>
+      <w:r>
+        <w:rPr>
+          <w:b w:val="0"/>
+        </w:rPr>
+        <w:t xml:space="preserve"> on </w:t>
+      </w:r>
+      <w:r>
+        <w:rPr>
+          <w:b/>
+        </w:rPr>
+        <w:t>training</w:t>
+      </w:r>
+      <w:r>
+        <w:rPr>
+          <w:b w:val="0"/>
+        </w:rPr>
+        <w:t xml:space="preserve"> labels and evaluate declared metrics.</w:t>
+      </w:r>
+    </w:p>
+    <w:p>
+      <w:pPr>
+        <w:pStyle w:val="Heading3"/>
+      </w:pPr>
+      <w:r>
+        <w:t>Hold back the independent task</w:t>
+      </w:r>
+    </w:p>
+    <w:p>
+      <w:pPr>
+        <w:spacing w:line="336" w:lineRule="auto" w:after="180"/>
+        <w:shd w:fill="F5F1FB"/>
+      </w:pPr>
+      <w:r>
+        <w:rPr>
+          <w:b w:val="0"/>
+        </w:rPr>
+        <w:t xml:space="preserve">Keep for an independent attempt: Your capstone dataset includes duplicate photographs in both </w:t>
+      </w:r>
+      <w:r>
+        <w:rPr>
+          <w:b/>
+        </w:rPr>
+        <w:t>training</w:t>
+      </w:r>
+      <w:r>
+        <w:rPr>
+          <w:b w:val="0"/>
+        </w:rPr>
+        <w:t xml:space="preserve"> and validation. What should be repaired before measuring the </w:t>
+      </w:r>
+      <w:r>
+        <w:rPr>
+          <w:b/>
+        </w:rPr>
+        <w:t>baseline</w:t>
+      </w:r>
+      <w:r>
+        <w:rPr>
+          <w:b w:val="0"/>
+        </w:rPr>
+        <w:t>?</w:t>
+      </w:r>
+    </w:p>
+    <w:p>
+      <w:pPr>
+        <w:pStyle w:val="Heading3"/>
+      </w:pPr>
+      <w:r>
         <w:t>Classroom dialogue</w:t>
       </w:r>
     </w:p>
     <w:p>
-      <w:r>
+      <w:pPr>
+        <w:pStyle w:val="Heading3"/>
+      </w:pPr>
+      <w:r>
+        <w:t>Ask the class</w:t>
+      </w:r>
+    </w:p>
+    <w:p>
+      <w:pPr>
+        <w:spacing w:line="336" w:lineRule="auto" w:after="180"/>
+        <w:shd w:fill="F5F1FB"/>
+      </w:pPr>
+      <w:r>
+        <w:rPr>
+          <w:b w:val="0"/>
+        </w:rPr>
         <w:t>Ask: Which facts are given, and which would we have to assume? Learners mark relevant details before discussing answers.</w:t>
       </w:r>
     </w:p>
     <w:p>
-      <w:r>
+      <w:pPr>
+        <w:pStyle w:val="Heading3"/>
+      </w:pPr>
+      <w:r>
+        <w:t>Language to model</w:t>
+      </w:r>
+    </w:p>
+    <w:p>
+      <w:pPr>
+        <w:spacing w:line="336" w:lineRule="auto" w:after="180"/>
+        <w:shd w:fill="F1F6F8"/>
+      </w:pPr>
+      <w:r>
+        <w:rPr>
+          <w:b w:val="0"/>
+        </w:rPr>
         <w:t>Say: Predict first. Show the rule, information path or calculation that would produce the result. A correct guess is not yet an explanation.</w:t>
       </w:r>
     </w:p>
     <w:p>
-      <w:r>
+      <w:pPr>
+        <w:spacing w:line="336" w:lineRule="auto" w:after="180"/>
+      </w:pPr>
+      <w:r>
+        <w:rPr>
+          <w:b w:val="0"/>
+        </w:rPr>
         <w:t>Reveal reasoning one step at a time. Explain why a tempting alternative fails. Write units and denominators for arithmetic, trace conditions for decisions, and identify supporting sources for claims.</w:t>
       </w:r>
     </w:p>
     <w:p>
-      <w:r>
-        <w:t>In pairs, one learner solves while the other checks evidence; exchange roles. Remove the worked answer before independent assessment.</w:t>
+      <w:pPr>
+        <w:spacing w:line="336" w:lineRule="auto" w:after="180"/>
+      </w:pPr>
+      <w:r>
+        <w:rPr>
+          <w:b w:val="0"/>
+        </w:rPr>
+        <w:t xml:space="preserve">In pairs, one learner solves while the other checks </w:t>
+      </w:r>
+      <w:r>
+        <w:rPr>
+          <w:b/>
+        </w:rPr>
+        <w:t>evidence</w:t>
+      </w:r>
+      <w:r>
+        <w:rPr>
+          <w:b w:val="0"/>
+        </w:rPr>
+        <w:t>; exchange roles. Remove the worked answer before independent assessment.</w:t>
       </w:r>
     </w:p>
     <w:p>
@@ -1498,8 +3214,49 @@
       </w:r>
     </w:p>
     <w:p>
-      <w:r>
-        <w:t>Guided response: Record ID tracks rows, group ID keeps related records together, and width is a potential measured feature available before prediction; IDs are not automatic inputs. Exit response: Label the work as development or a demonstration, report the limitation and avoid an untouched-test claim; do not fabricate test data or results.</w:t>
+      <w:pPr>
+        <w:spacing w:line="336" w:lineRule="auto" w:after="180"/>
+      </w:pPr>
+      <w:r>
+        <w:rPr>
+          <w:b w:val="0"/>
+        </w:rPr>
+        <w:t xml:space="preserve">Guided response: Record ID tracks rows, group ID keeps related records together, and width is a potential measured feature available before </w:t>
+      </w:r>
+      <w:r>
+        <w:rPr>
+          <w:b/>
+        </w:rPr>
+        <w:t>prediction</w:t>
+      </w:r>
+      <w:r>
+        <w:rPr>
+          <w:b w:val="0"/>
+        </w:rPr>
+        <w:t xml:space="preserve">; IDs are not automatic </w:t>
+      </w:r>
+      <w:r>
+        <w:rPr>
+          <w:b/>
+        </w:rPr>
+        <w:t>input</w:t>
+      </w:r>
+      <w:r>
+        <w:rPr>
+          <w:b w:val="0"/>
+        </w:rPr>
+        <w:t>s.</w:t>
+      </w:r>
+    </w:p>
+    <w:p>
+      <w:pPr>
+        <w:spacing w:line="336" w:lineRule="auto" w:after="180"/>
+      </w:pPr>
+      <w:r>
+        <w:rPr>
+          <w:b w:val="0"/>
+        </w:rPr>
+        <w:t>Exit response: Label the work as development or a demonstration, report the limitation and avoid an untouched-test claim; do not fabricate test data or results.</w:t>
       </w:r>
     </w:p>
     <w:p>
@@ -1951,41 +3708,143 @@
       </w:r>
     </w:p>
     <w:p>
-      <w:r>
+      <w:pPr>
+        <w:pStyle w:val="Heading3"/>
+      </w:pPr>
+      <w:r>
+        <w:t>Completion practice</w:t>
+      </w:r>
+    </w:p>
+    <w:p>
+      <w:pPr>
+        <w:spacing w:line="336" w:lineRule="auto" w:after="180"/>
+        <w:shd w:fill="F5F1FB"/>
+      </w:pPr>
+      <w:r>
+        <w:rPr>
+          <w:b w:val="0"/>
+        </w:rPr>
         <w:t>Completion task: Explain why record ID, group ID and measured width have different roles.</w:t>
       </w:r>
     </w:p>
     <w:p>
-      <w:r>
-        <w:t>Teacher check: Teacher explanation: Record ID tracks rows, group ID keeps related records together, and width is a potential measured feature available before prediction; IDs are not automatic inputs.</w:t>
-      </w:r>
-    </w:p>
-    <w:p>
-      <w:r>
-        <w:t>Start by identifying the given inputs together. Leave the intermediate steps blank. If needed, model one step, then withdraw that help on the next step. Move to a full trace only when the partial trace is understood. For partners, alternate explainer and checker; collect a response from every learner before discussion.</w:t>
-      </w:r>
-    </w:p>
-    <w:p>
       <w:pPr>
         <w:pStyle w:val="Heading3"/>
       </w:pPr>
       <w:r>
+        <w:t>Reasoning to listen for</w:t>
+      </w:r>
+    </w:p>
+    <w:p>
+      <w:pPr>
+        <w:spacing w:line="336" w:lineRule="auto" w:after="180"/>
+        <w:shd w:fill="F1F6FC"/>
+      </w:pPr>
+      <w:r>
+        <w:rPr>
+          <w:b w:val="0"/>
+        </w:rPr>
+        <w:t xml:space="preserve">Teacher check: Teacher explanation: Record ID tracks rows, group ID keeps related records together, and width is a potential measured feature available before </w:t>
+      </w:r>
+      <w:r>
+        <w:rPr>
+          <w:b/>
+        </w:rPr>
+        <w:t>prediction</w:t>
+      </w:r>
+      <w:r>
+        <w:rPr>
+          <w:b w:val="0"/>
+        </w:rPr>
+        <w:t xml:space="preserve">; IDs are not automatic </w:t>
+      </w:r>
+      <w:r>
+        <w:rPr>
+          <w:b/>
+        </w:rPr>
+        <w:t>input</w:t>
+      </w:r>
+      <w:r>
+        <w:rPr>
+          <w:b w:val="0"/>
+        </w:rPr>
+        <w:t>s.</w:t>
+      </w:r>
+    </w:p>
+    <w:p>
+      <w:pPr>
+        <w:spacing w:line="336" w:lineRule="auto" w:after="180"/>
+      </w:pPr>
+      <w:r>
+        <w:rPr>
+          <w:b w:val="0"/>
+        </w:rPr>
+        <w:t xml:space="preserve">Start by identifying the given </w:t>
+      </w:r>
+      <w:r>
+        <w:rPr>
+          <w:b/>
+        </w:rPr>
+        <w:t>input</w:t>
+      </w:r>
+      <w:r>
+        <w:rPr>
+          <w:b w:val="0"/>
+        </w:rPr>
+        <w:t>s together. Leave the intermediate steps blank. If needed, model one step, then withdraw that help on the next step. Move to a full trace only when the partial trace is understood.</w:t>
+      </w:r>
+    </w:p>
+    <w:p>
+      <w:pPr>
+        <w:spacing w:line="336" w:lineRule="auto" w:after="180"/>
+      </w:pPr>
+      <w:r>
+        <w:rPr>
+          <w:b w:val="0"/>
+        </w:rPr>
+        <w:t>For partners, alternate explainer and checker; collect a response from every learner before discussion.</w:t>
+      </w:r>
+    </w:p>
+    <w:p>
+      <w:pPr>
+        <w:pStyle w:val="Heading3"/>
+      </w:pPr>
+      <w:r>
         <w:t>Individual reasoning check</w:t>
       </w:r>
     </w:p>
     <w:p>
-      <w:r>
-        <w:t>Use the worked case for Capstone data and requirements. Proposed explanation: “A final answer is enough”. Decide whether this explanation is supported. Point to the step or supplied fact that decides; explain your repair if needed.</w:t>
-      </w:r>
-    </w:p>
-    <w:p>
-      <w:r>
-        <w:t>Expected correction: Ask for the relevant counts, units, procedure or saved record. For this week: Compare a simple classifier with a training-majority baseline on the fictional parcel evaluation; no real handling or student decisions are supported.</w:t>
-      </w:r>
-    </w:p>
-    <w:p>
-      <w:r>
-        <w:t>Collect explanations, not only yes/no votes. If a misunderstanding is common, re-model the relevant step for the class. If it affects a few learners, give a short targeted group explanation while others solve a more demanding variation.</w:t>
+      <w:pPr>
+        <w:spacing w:line="336" w:lineRule="auto" w:after="180"/>
+      </w:pPr>
+      <w:r>
+        <w:rPr>
+          <w:b w:val="0"/>
+        </w:rPr>
+        <w:t xml:space="preserve">Use the worked case for Capstone data and </w:t>
+      </w:r>
+      <w:r>
+        <w:rPr>
+          <w:b/>
+        </w:rPr>
+        <w:t>requirement</w:t>
+      </w:r>
+      <w:r>
+        <w:rPr>
+          <w:b w:val="0"/>
+        </w:rPr>
+        <w:t>s. Proposed explanation: “A final answer is enough”. Decide whether this explanation is supported.</w:t>
+      </w:r>
+    </w:p>
+    <w:p>
+      <w:pPr>
+        <w:spacing w:line="336" w:lineRule="auto" w:after="180"/>
+      </w:pPr>
+      <w:r>
+        <w:rPr>
+          <w:b w:val="0"/>
+        </w:rPr>
+        <w:t>Point to the step or supplied fact that decides; explain your repair if needed.</w:t>
       </w:r>
     </w:p>
     <w:p>
@@ -1993,41 +3852,215 @@
         <w:pStyle w:val="Heading3"/>
       </w:pPr>
       <w:r>
+        <w:t>Expected repair</w:t>
+      </w:r>
+    </w:p>
+    <w:p>
+      <w:pPr>
+        <w:spacing w:line="336" w:lineRule="auto" w:after="180"/>
+        <w:shd w:fill="F1F6FC"/>
+      </w:pPr>
+      <w:r>
+        <w:rPr>
+          <w:b w:val="0"/>
+        </w:rPr>
+        <w:t>Expected correction: Ask for the relevant counts, units, procedure or saved record.</w:t>
+      </w:r>
+    </w:p>
+    <w:p>
+      <w:pPr>
+        <w:spacing w:line="336" w:lineRule="auto" w:after="180"/>
+        <w:shd w:fill="F1F6FC"/>
+      </w:pPr>
+      <w:r>
+        <w:rPr>
+          <w:b w:val="0"/>
+        </w:rPr>
+        <w:t xml:space="preserve">For this week: Compare a simple classifier with a </w:t>
+      </w:r>
+      <w:r>
+        <w:rPr>
+          <w:b/>
+        </w:rPr>
+        <w:t>training</w:t>
+      </w:r>
+      <w:r>
+        <w:rPr>
+          <w:b w:val="0"/>
+        </w:rPr>
+        <w:t xml:space="preserve">-majority </w:t>
+      </w:r>
+      <w:r>
+        <w:rPr>
+          <w:b/>
+        </w:rPr>
+        <w:t>baseline</w:t>
+      </w:r>
+      <w:r>
+        <w:rPr>
+          <w:b w:val="0"/>
+        </w:rPr>
+        <w:t xml:space="preserve"> on the fictional parcel evaluation; no real handling or student decisions are supported.</w:t>
+      </w:r>
+    </w:p>
+    <w:p>
+      <w:pPr>
+        <w:spacing w:line="336" w:lineRule="auto" w:after="180"/>
+      </w:pPr>
+      <w:r>
+        <w:rPr>
+          <w:b w:val="0"/>
+        </w:rPr>
+        <w:t>Collect explanations, not only yes/no votes. If a misunderstanding is common, re-model the relevant step for the class.</w:t>
+      </w:r>
+    </w:p>
+    <w:p>
+      <w:pPr>
+        <w:spacing w:line="336" w:lineRule="auto" w:after="180"/>
+      </w:pPr>
+      <w:r>
+        <w:rPr>
+          <w:b w:val="0"/>
+        </w:rPr>
+        <w:t>If it affects a few learners, give a short targeted group explanation while others solve a more demanding variation.</w:t>
+      </w:r>
+    </w:p>
+    <w:p>
+      <w:pPr>
+        <w:pStyle w:val="Heading3"/>
+      </w:pPr>
+      <w:r>
         <w:t>Connected teaching cycle: Capstone models and baselines</w:t>
       </w:r>
     </w:p>
     <w:p>
-      <w:r>
-        <w:t>Target: Fit and compare a baseline and a simple candidate</w:t>
-      </w:r>
-    </w:p>
-    <w:p>
-      <w:r>
+      <w:pPr>
+        <w:spacing w:line="336" w:lineRule="auto" w:after="180"/>
+      </w:pPr>
+      <w:r>
+        <w:rPr>
+          <w:b w:val="0"/>
+        </w:rPr>
+        <w:t xml:space="preserve">Target: Fit and compare a </w:t>
+      </w:r>
+      <w:r>
+        <w:rPr>
+          <w:b/>
+        </w:rPr>
+        <w:t>baseline</w:t>
+      </w:r>
+      <w:r>
+        <w:rPr>
+          <w:b w:val="0"/>
+        </w:rPr>
+        <w:t xml:space="preserve"> and a simple candidate</w:t>
+      </w:r>
+    </w:p>
+    <w:p>
+      <w:pPr>
+        <w:spacing w:line="336" w:lineRule="auto" w:after="180"/>
+      </w:pPr>
+      <w:r>
+        <w:rPr>
+          <w:b w:val="0"/>
+        </w:rPr>
         <w:t>Reserve further sessions for this topic; the 135-minute primary plan does not absorb all added content.</w:t>
       </w:r>
     </w:p>
     <w:p>
-      <w:r>
+      <w:pPr>
+        <w:spacing w:line="336" w:lineRule="auto" w:after="180"/>
+      </w:pPr>
+      <w:r>
+        <w:rPr>
+          <w:b w:val="0"/>
+        </w:rPr>
         <w:t>Completion practice: Compute the worked candidate accuracy, precision and recall.</w:t>
       </w:r>
     </w:p>
     <w:p>
-      <w:r>
+      <w:pPr>
+        <w:pStyle w:val="Heading3"/>
+      </w:pPr>
+      <w:r>
+        <w:t>Reasoning to listen for</w:t>
+      </w:r>
+    </w:p>
+    <w:p>
+      <w:pPr>
+        <w:spacing w:line="336" w:lineRule="auto" w:after="180"/>
+        <w:shd w:fill="F1F6FC"/>
+      </w:pPr>
+      <w:r>
+        <w:rPr>
+          <w:b w:val="0"/>
+        </w:rPr>
         <w:t>Teacher check: Teacher explanation: Accuracy 16/20=80 percent; precision 4/6 and recall 4/6, both about 66.7 percent; FP 2 FN 2.</w:t>
       </w:r>
     </w:p>
     <w:p>
-      <w:r>
-        <w:t>Individual check: For Capstone models and baselines, use its worked case to evaluate this proposed explanation: “A final answer is enough”. Explain the deciding step.</w:t>
-      </w:r>
-    </w:p>
-    <w:p>
-      <w:r>
-        <w:t>Expected correction: Ask for the relevant counts, units, procedure or saved record. For this week: Always predict clear from the 30/10 training counts; validation accuracy 14/20=70 percent.</w:t>
-      </w:r>
-    </w:p>
-    <w:p>
-      <w:r>
+      <w:pPr>
+        <w:spacing w:line="336" w:lineRule="auto" w:after="180"/>
+      </w:pPr>
+      <w:r>
+        <w:rPr>
+          <w:b w:val="0"/>
+        </w:rPr>
+        <w:t xml:space="preserve">Individual check: For Capstone models and </w:t>
+      </w:r>
+      <w:r>
+        <w:rPr>
+          <w:b/>
+        </w:rPr>
+        <w:t>baseline</w:t>
+      </w:r>
+      <w:r>
+        <w:rPr>
+          <w:b w:val="0"/>
+        </w:rPr>
+        <w:t>s, use its worked case to evaluate this proposed explanation: “A final answer is enough”. Explain the deciding step.</w:t>
+      </w:r>
+    </w:p>
+    <w:p>
+      <w:pPr>
+        <w:pStyle w:val="Heading3"/>
+      </w:pPr>
+      <w:r>
+        <w:t>Expected repair</w:t>
+      </w:r>
+    </w:p>
+    <w:p>
+      <w:pPr>
+        <w:spacing w:line="336" w:lineRule="auto" w:after="180"/>
+        <w:shd w:fill="F1F6FC"/>
+      </w:pPr>
+      <w:r>
+        <w:rPr>
+          <w:b w:val="0"/>
+        </w:rPr>
+        <w:t xml:space="preserve">Expected correction: Ask for the relevant counts, units, procedure or saved record. For this week: Always predict clear from the 30/10 </w:t>
+      </w:r>
+      <w:r>
+        <w:rPr>
+          <w:b/>
+        </w:rPr>
+        <w:t>training</w:t>
+      </w:r>
+      <w:r>
+        <w:rPr>
+          <w:b w:val="0"/>
+        </w:rPr>
+        <w:t xml:space="preserve"> counts; validation accuracy 14/20=70 percent.</w:t>
+      </w:r>
+    </w:p>
+    <w:p>
+      <w:pPr>
+        <w:spacing w:line="336" w:lineRule="auto" w:after="180"/>
+      </w:pPr>
+      <w:r>
+        <w:rPr>
+          <w:b w:val="0"/>
+        </w:rPr>
         <w:t>Apply the same support, independent transfer and delayed-review decisions to the named connected-topic workbook tasks.</w:t>
       </w:r>
     </w:p>
@@ -2040,8 +4073,26 @@
       </w:r>
     </w:p>
     <w:p>
-      <w:r>
-        <w:t>What provenance field prevents the crop from appearing independent? Point to the relevant step in the picture, then write the changed result and the rule or evidence that supports it.</w:t>
+      <w:pPr>
+        <w:spacing w:line="336" w:lineRule="auto" w:after="180"/>
+      </w:pPr>
+      <w:r>
+        <w:rPr>
+          <w:b w:val="0"/>
+        </w:rPr>
+        <w:t xml:space="preserve">What provenance field prevents the crop from appearing independent? Point to the relevant step in the picture, then write the changed result and the rule or </w:t>
+      </w:r>
+      <w:r>
+        <w:rPr>
+          <w:b/>
+        </w:rPr>
+        <w:t>evidence</w:t>
+      </w:r>
+      <w:r>
+        <w:rPr>
+          <w:b w:val="0"/>
+        </w:rPr>
+        <w:t xml:space="preserve"> that supports it.</w:t>
       </w:r>
     </w:p>
     <w:p>
@@ -2053,18 +4104,71 @@
       </w:r>
     </w:p>
     <w:p>
-      <w:r>
-        <w:t>Store original_plant_id=G and the parent image ID; all derived G records must remain with their assigned final group. Changed-case check: The final group separation is violated. The crop retains the same source plant identity even with a new file name.</w:t>
-      </w:r>
-    </w:p>
-    <w:p>
-      <w:r>
+      <w:pPr>
+        <w:spacing w:line="336" w:lineRule="auto" w:after="180"/>
+      </w:pPr>
+      <w:r>
+        <w:rPr>
+          <w:b w:val="0"/>
+        </w:rPr>
+        <w:t>Store original_plant_id=G and the parent image ID; all derived G records must remain with their assigned final group. Changed-case check: The final group separation is violated.</w:t>
+      </w:r>
+    </w:p>
+    <w:p>
+      <w:pPr>
+        <w:spacing w:line="336" w:lineRule="auto" w:after="180"/>
+      </w:pPr>
+      <w:r>
+        <w:rPr>
+          <w:b w:val="0"/>
+        </w:rPr>
+        <w:t>The crop retains the same source plant identity even with a new file name.</w:t>
+      </w:r>
+    </w:p>
+    <w:p>
+      <w:pPr>
+        <w:spacing w:line="336" w:lineRule="auto" w:after="180"/>
+      </w:pPr>
+      <w:r>
+        <w:rPr>
+          <w:b w:val="0"/>
+        </w:rPr>
         <w:t>Changed-case reasoning: The final group separation is violated. The crop retains the same source plant identity even with a new file name.</w:t>
       </w:r>
     </w:p>
     <w:p>
-      <w:r>
-        <w:t>Collect each learner’s explanation before discussion. Use the first missing connection between input, deciding step and result to choose support. This question is worked-case practice, not fresh mastery evidence.</w:t>
+      <w:pPr>
+        <w:spacing w:line="336" w:lineRule="auto" w:after="180"/>
+      </w:pPr>
+      <w:r>
+        <w:rPr>
+          <w:b w:val="0"/>
+        </w:rPr>
+        <w:t xml:space="preserve">Collect each learner’s explanation before discussion. Use the first missing connection between </w:t>
+      </w:r>
+      <w:r>
+        <w:rPr>
+          <w:b/>
+        </w:rPr>
+        <w:t>input</w:t>
+      </w:r>
+      <w:r>
+        <w:rPr>
+          <w:b w:val="0"/>
+        </w:rPr>
+        <w:t xml:space="preserve">, deciding step and result to choose support. This question is worked-case practice, not fresh mastery </w:t>
+      </w:r>
+      <w:r>
+        <w:rPr>
+          <w:b/>
+        </w:rPr>
+        <w:t>evidence</w:t>
+      </w:r>
+      <w:r>
+        <w:rPr>
+          <w:b w:val="0"/>
+        </w:rPr>
+        <w:t>.</w:t>
       </w:r>
     </w:p>
     <w:p>
@@ -2076,54 +4180,145 @@
       </w:r>
     </w:p>
     <w:p>
+      <w:r>
+        <w:t>Run the Capstone Dataset and Baseline investigation and use the first unsupported step to choose a teaching response.</w:t>
+      </w:r>
+    </w:p>
+    <w:p>
+      <w:pPr>
+        <w:spacing w:line="336" w:lineRule="auto" w:after="180"/>
+      </w:pPr>
+      <w:r>
+        <w:rPr>
+          <w:b w:val="0"/>
+        </w:rPr>
+        <w:t>Keep the test conditions fixed, record every result, and change only one planned factor.</w:t>
+      </w:r>
+    </w:p>
+    <w:p>
+      <w:pPr>
+        <w:spacing w:line="336" w:lineRule="auto" w:after="180"/>
+        <w:shd w:fill="F4F9FC"/>
+      </w:pPr>
+      <w:r>
+        <w:rPr>
+          <w:b w:val="0"/>
+        </w:rPr>
+        <w:t xml:space="preserve">1. Write the hypothesis and expected </w:t>
+      </w:r>
+      <w:r>
+        <w:rPr>
+          <w:b/>
+        </w:rPr>
+        <w:t>evidence</w:t>
+      </w:r>
+      <w:r>
+        <w:rPr>
+          <w:b w:val="0"/>
+        </w:rPr>
+        <w:t xml:space="preserve"> before running.</w:t>
+      </w:r>
+    </w:p>
+    <w:p>
+      <w:pPr>
+        <w:spacing w:line="336" w:lineRule="auto" w:after="180"/>
+        <w:shd w:fill="F4F9FC"/>
+      </w:pPr>
+      <w:r>
+        <w:rPr>
+          <w:b w:val="0"/>
+        </w:rPr>
+        <w:t xml:space="preserve">2. Capstone Gate 1: peer-audit dataset card, leakage, split, </w:t>
+      </w:r>
+      <w:r>
+        <w:rPr>
+          <w:b/>
+        </w:rPr>
+        <w:t>baseline</w:t>
+      </w:r>
+      <w:r>
+        <w:rPr>
+          <w:b w:val="0"/>
+        </w:rPr>
+        <w:t xml:space="preserve"> calculations, and </w:t>
+      </w:r>
+      <w:r>
+        <w:rPr>
+          <w:b/>
+        </w:rPr>
+        <w:t>acceptance test</w:t>
+      </w:r>
+      <w:r>
+        <w:rPr>
+          <w:b w:val="0"/>
+        </w:rPr>
+        <w:t>s; repair before build.</w:t>
+      </w:r>
+    </w:p>
+    <w:p>
+      <w:pPr>
+        <w:spacing w:line="336" w:lineRule="auto" w:after="180"/>
+        <w:shd w:fill="F4F9FC"/>
+      </w:pPr>
+      <w:r>
+        <w:rPr>
+          <w:b w:val="0"/>
+        </w:rPr>
+        <w:t>3. Run one normal, one boundary, one missing, and one shifted case.</w:t>
+      </w:r>
+    </w:p>
+    <w:p>
+      <w:pPr>
+        <w:spacing w:line="336" w:lineRule="auto" w:after="180"/>
+        <w:shd w:fill="F4F9FC"/>
+      </w:pPr>
+      <w:r>
+        <w:rPr>
+          <w:b w:val="0"/>
+        </w:rPr>
+        <w:t>4. Calculate the metric from raw counts or row-level errors.</w:t>
+      </w:r>
+    </w:p>
+    <w:p>
+      <w:pPr>
+        <w:spacing w:line="336" w:lineRule="auto" w:after="180"/>
+        <w:shd w:fill="F4F9FC"/>
+      </w:pPr>
+      <w:r>
+        <w:rPr>
+          <w:b w:val="0"/>
+        </w:rPr>
+        <w:t>5. Interpret what changed, what did not, and what remains unsafe or unknown.</w:t>
+      </w:r>
+    </w:p>
+    <w:p>
       <w:pPr>
         <w:pStyle w:val="Heading3"/>
       </w:pPr>
       <w:r>
-        <w:t>Run the weekly evidence lab</w:t>
-      </w:r>
-    </w:p>
-    <w:p>
-      <w:r>
-        <w:t>Keep the test conditions fixed, record every result, and change only one planned factor.</w:t>
-      </w:r>
-    </w:p>
-    <w:p>
-      <w:r>
-        <w:t>1. Write the hypothesis and expected evidence before running.</w:t>
-      </w:r>
-    </w:p>
-    <w:p>
-      <w:r>
-        <w:t>2. Capstone Gate 1: peer-audit dataset card, leakage, split, baseline calculations, and acceptance tests; repair before build.</w:t>
-      </w:r>
-    </w:p>
-    <w:p>
-      <w:r>
-        <w:t>3. Run one normal, one boundary, one missing, and one shifted case.</w:t>
-      </w:r>
-    </w:p>
-    <w:p>
-      <w:r>
-        <w:t>4. Calculate the metric from raw counts or row-level errors.</w:t>
-      </w:r>
-    </w:p>
-    <w:p>
-      <w:r>
-        <w:t>5. Interpret what changed, what did not, and what remains unsafe or unknown.</w:t>
-      </w:r>
-    </w:p>
-    <w:p>
-      <w:pPr>
-        <w:pStyle w:val="Heading3"/>
-      </w:pPr>
-      <w:r>
         <w:t>Make the lab runnable</w:t>
       </w:r>
     </w:p>
     <w:p>
-      <w:r>
-        <w:t>Use the concrete case as the shared normal case and the independent question as a second case. Each pair creates a boundary or missing-information case and predicts its result before testing. Keep the expected result separate from an observed mistake.</w:t>
+      <w:pPr>
+        <w:spacing w:line="336" w:lineRule="auto" w:after="180"/>
+      </w:pPr>
+      <w:r>
+        <w:rPr>
+          <w:b w:val="0"/>
+        </w:rPr>
+        <w:t>Use the concrete case as the shared normal case and the independent question as a second case. Each pair creates a boundary or missing-information case and predicts its result before testing.</w:t>
+      </w:r>
+    </w:p>
+    <w:p>
+      <w:pPr>
+        <w:spacing w:line="336" w:lineRule="auto" w:after="180"/>
+      </w:pPr>
+      <w:r>
+        <w:rPr>
+          <w:b w:val="0"/>
+        </w:rPr>
+        <w:t>Keep the expected result separate from an observed mistake.</w:t>
       </w:r>
     </w:p>
     <w:tbl>
@@ -2281,13 +4476,48 @@
       </w:r>
     </w:p>
     <w:p>
-      <w:r>
-        <w:t>MISCONCEPTION TO REPAIR Capstone work should begin by training the most advanced available model.</w:t>
-      </w:r>
-    </w:p>
-    <w:p>
-      <w:r>
-        <w:t>For guessing, return to given facts and request a trace. For vocabulary without application, use one example and one non-example. For arithmetic errors, check the setup before the calculation. Finish with a different uncoached case before recording mastery.</w:t>
+      <w:pPr>
+        <w:spacing w:line="336" w:lineRule="auto" w:after="180"/>
+      </w:pPr>
+      <w:r>
+        <w:rPr>
+          <w:b w:val="0"/>
+        </w:rPr>
+        <w:t xml:space="preserve">MISCONCEPTION TO REPAIR Capstone work should begin by </w:t>
+      </w:r>
+      <w:r>
+        <w:rPr>
+          <w:b/>
+        </w:rPr>
+        <w:t>training</w:t>
+      </w:r>
+      <w:r>
+        <w:rPr>
+          <w:b w:val="0"/>
+        </w:rPr>
+        <w:t xml:space="preserve"> the most advanced available model.</w:t>
+      </w:r>
+    </w:p>
+    <w:p>
+      <w:pPr>
+        <w:spacing w:line="336" w:lineRule="auto" w:after="180"/>
+      </w:pPr>
+      <w:r>
+        <w:rPr>
+          <w:b w:val="0"/>
+        </w:rPr>
+        <w:t>For guessing, return to given facts and request a trace. For vocabulary without application, use one example and one non-example. For arithmetic errors, check the setup before the calculation.</w:t>
+      </w:r>
+    </w:p>
+    <w:p>
+      <w:pPr>
+        <w:spacing w:line="336" w:lineRule="auto" w:after="180"/>
+      </w:pPr>
+      <w:r>
+        <w:rPr>
+          <w:b w:val="0"/>
+        </w:rPr>
+        <w:t>Finish with a different uncoached case before recording mastery.</w:t>
       </w:r>
     </w:p>
     <w:p>
@@ -2299,18 +4529,118 @@
       </w:r>
     </w:p>
     <w:p>
-      <w:r>
-        <w:t>A final answer is enough: Ask for the relevant counts, units, procedure or saved record. For this week: Compare a simple classifier with a training-majority baseline on the fictional parcel evaluation; no real handling or student decisions are supported.</w:t>
-      </w:r>
-    </w:p>
-    <w:p>
-      <w:r>
+      <w:pPr>
+        <w:spacing w:line="336" w:lineRule="auto" w:after="180"/>
+      </w:pPr>
+      <w:r>
+        <w:rPr>
+          <w:b w:val="0"/>
+        </w:rPr>
+        <w:t>A final answer is enough: Ask for the relevant counts, units, procedure or saved record.</w:t>
+      </w:r>
+    </w:p>
+    <w:p>
+      <w:pPr>
+        <w:spacing w:line="336" w:lineRule="auto" w:after="180"/>
+      </w:pPr>
+      <w:r>
+        <w:rPr>
+          <w:b w:val="0"/>
+        </w:rPr>
+        <w:t xml:space="preserve">For this week: Compare a simple classifier with a </w:t>
+      </w:r>
+      <w:r>
+        <w:rPr>
+          <w:b/>
+        </w:rPr>
+        <w:t>training</w:t>
+      </w:r>
+      <w:r>
+        <w:rPr>
+          <w:b w:val="0"/>
+        </w:rPr>
+        <w:t xml:space="preserve">-majority </w:t>
+      </w:r>
+      <w:r>
+        <w:rPr>
+          <w:b/>
+        </w:rPr>
+        <w:t>baseline</w:t>
+      </w:r>
+      <w:r>
+        <w:rPr>
+          <w:b w:val="0"/>
+        </w:rPr>
+        <w:t xml:space="preserve"> on the fictional parcel evaluation; no real handling or student decisions are supported.</w:t>
+      </w:r>
+    </w:p>
+    <w:p>
+      <w:pPr>
+        <w:spacing w:line="336" w:lineRule="auto" w:after="180"/>
+      </w:pPr>
+      <w:r>
+        <w:rPr>
+          <w:b w:val="0"/>
+        </w:rPr>
         <w:t>A stronger claim makes a stronger project: Label the work as development or a demonstration, report the limitation and avoid an untouched-test claim; do not fabricate test data or results.</w:t>
       </w:r>
     </w:p>
     <w:p>
-      <w:r>
-        <w:t>The new case can be copied from the example: The independent task changes the evidence. Require a fresh explanation: Keep both members of each pair in one split, exclude pair ID from predictive inputs, check group/class coverage and record split membership before training. Reserve final-test labels.</w:t>
+      <w:pPr>
+        <w:spacing w:line="336" w:lineRule="auto" w:after="180"/>
+      </w:pPr>
+      <w:r>
+        <w:rPr>
+          <w:b w:val="0"/>
+        </w:rPr>
+        <w:t xml:space="preserve">The new case can be copied from the example: The independent task changes the </w:t>
+      </w:r>
+      <w:r>
+        <w:rPr>
+          <w:b/>
+        </w:rPr>
+        <w:t>evidence</w:t>
+      </w:r>
+      <w:r>
+        <w:rPr>
+          <w:b w:val="0"/>
+        </w:rPr>
+        <w:t>.</w:t>
+      </w:r>
+    </w:p>
+    <w:p>
+      <w:pPr>
+        <w:spacing w:line="336" w:lineRule="auto" w:after="180"/>
+      </w:pPr>
+      <w:r>
+        <w:rPr>
+          <w:b w:val="0"/>
+        </w:rPr>
+        <w:t xml:space="preserve">Require a fresh explanation: Keep both members of each pair in one split, exclude pair ID from predictive </w:t>
+      </w:r>
+      <w:r>
+        <w:rPr>
+          <w:b/>
+        </w:rPr>
+        <w:t>input</w:t>
+      </w:r>
+      <w:r>
+        <w:rPr>
+          <w:b w:val="0"/>
+        </w:rPr>
+        <w:t xml:space="preserve">s, check group/class coverage and record split membership before </w:t>
+      </w:r>
+      <w:r>
+        <w:rPr>
+          <w:b/>
+        </w:rPr>
+        <w:t>training</w:t>
+      </w:r>
+      <w:r>
+        <w:rPr>
+          <w:b w:val="0"/>
+        </w:rPr>
+        <w:t>. Reserve final-test labels.</w:t>
       </w:r>
     </w:p>
     <w:p>
@@ -2322,18 +4652,131 @@
       </w:r>
     </w:p>
     <w:p>
-      <w:r>
-        <w:t>A final answer is enough: Ask for the relevant counts, units, procedure or saved record. For this week: Always predict clear from the 30/10 training counts; validation accuracy 14/20=70 percent.</w:t>
-      </w:r>
-    </w:p>
-    <w:p>
-      <w:r>
-        <w:t>A stronger claim makes a stronger project: Model and preprocessing version, settings, feature order, split IDs, prediction/scoring rules, validation comparison, metric and decision record.</w:t>
-      </w:r>
-    </w:p>
-    <w:p>
-      <w:r>
-        <w:t>The new case can be copied from the example: The independent task changes the evidence. Require a fresh explanation: Baseline 9/12=75 percent; candidate 10/12 about 83.3 percent; precision 2/3 and recall 2/3. Candidate FP 1 FN 1 versus baseline FP 0 FN 3.</w:t>
+      <w:pPr>
+        <w:spacing w:line="336" w:lineRule="auto" w:after="180"/>
+      </w:pPr>
+      <w:r>
+        <w:rPr>
+          <w:b w:val="0"/>
+        </w:rPr>
+        <w:t xml:space="preserve">A final answer is enough: Ask for the relevant counts, units, procedure or saved record. For this week: Always predict clear from the 30/10 </w:t>
+      </w:r>
+      <w:r>
+        <w:rPr>
+          <w:b/>
+        </w:rPr>
+        <w:t>training</w:t>
+      </w:r>
+      <w:r>
+        <w:rPr>
+          <w:b w:val="0"/>
+        </w:rPr>
+        <w:t xml:space="preserve"> counts; validation accuracy 14/20=70 percent.</w:t>
+      </w:r>
+    </w:p>
+    <w:p>
+      <w:pPr>
+        <w:spacing w:line="336" w:lineRule="auto" w:after="180"/>
+      </w:pPr>
+      <w:r>
+        <w:rPr>
+          <w:b w:val="0"/>
+        </w:rPr>
+        <w:t>A stronger claim makes a stronger project: Model and pre</w:t>
+      </w:r>
+      <w:r>
+        <w:rPr>
+          <w:b/>
+        </w:rPr>
+        <w:t>process</w:t>
+      </w:r>
+      <w:r>
+        <w:rPr>
+          <w:b w:val="0"/>
+        </w:rPr>
+        <w:t xml:space="preserve">ing version, settings, feature order, split IDs, </w:t>
+      </w:r>
+      <w:r>
+        <w:rPr>
+          <w:b/>
+        </w:rPr>
+        <w:t>prediction</w:t>
+      </w:r>
+      <w:r>
+        <w:rPr>
+          <w:b w:val="0"/>
+        </w:rPr>
+        <w:t xml:space="preserve">/scoring rules, validation comparison, metric and </w:t>
+      </w:r>
+      <w:r>
+        <w:rPr>
+          <w:b/>
+        </w:rPr>
+        <w:t>decision record</w:t>
+      </w:r>
+      <w:r>
+        <w:rPr>
+          <w:b w:val="0"/>
+        </w:rPr>
+        <w:t>.</w:t>
+      </w:r>
+    </w:p>
+    <w:p>
+      <w:pPr>
+        <w:spacing w:line="336" w:lineRule="auto" w:after="180"/>
+      </w:pPr>
+      <w:r>
+        <w:rPr>
+          <w:b w:val="0"/>
+        </w:rPr>
+        <w:t xml:space="preserve">The new case can be copied from the example: The independent task changes the </w:t>
+      </w:r>
+      <w:r>
+        <w:rPr>
+          <w:b/>
+        </w:rPr>
+        <w:t>evidence</w:t>
+      </w:r>
+      <w:r>
+        <w:rPr>
+          <w:b w:val="0"/>
+        </w:rPr>
+        <w:t xml:space="preserve">. Require a fresh explanation: </w:t>
+      </w:r>
+      <w:r>
+        <w:rPr>
+          <w:b/>
+        </w:rPr>
+        <w:t>Baseline</w:t>
+      </w:r>
+      <w:r>
+        <w:rPr>
+          <w:b w:val="0"/>
+        </w:rPr>
+        <w:t xml:space="preserve"> 9/12=75 percent; candidate 10/12 about 83.3 percent; precision 2/3 and recall 2/3.</w:t>
+      </w:r>
+    </w:p>
+    <w:p>
+      <w:pPr>
+        <w:spacing w:line="336" w:lineRule="auto" w:after="180"/>
+      </w:pPr>
+      <w:r>
+        <w:rPr>
+          <w:b w:val="0"/>
+        </w:rPr>
+        <w:t xml:space="preserve">Candidate FP 1 FN 1 versus </w:t>
+      </w:r>
+      <w:r>
+        <w:rPr>
+          <w:b/>
+        </w:rPr>
+        <w:t>baseline</w:t>
+      </w:r>
+      <w:r>
+        <w:rPr>
+          <w:b w:val="0"/>
+        </w:rPr>
+        <w:t xml:space="preserve"> FP 0 FN 3.</w:t>
       </w:r>
     </w:p>
     <w:p>
@@ -2491,8 +4934,25 @@
       </w:tr>
     </w:tbl>
     <w:p>
-      <w:r>
-        <w:t>Offer an oral explanation, drawing, enlarged visual or fewer examples when that removes a reading/writing barrier. Keep the same reasoning goal. Stretch secure learners by changing a boundary or assumption and asking them to defend the effect, not simply by assigning more of the same questions.</w:t>
+      <w:pPr>
+        <w:spacing w:line="336" w:lineRule="auto" w:after="180"/>
+      </w:pPr>
+      <w:r>
+        <w:rPr>
+          <w:b w:val="0"/>
+        </w:rPr>
+        <w:t>Offer an oral explanation, drawing, enlarged visual or fewer examples when that removes a reading/writing barrier. Keep the same reasoning goal.</w:t>
+      </w:r>
+    </w:p>
+    <w:p>
+      <w:pPr>
+        <w:spacing w:line="336" w:lineRule="auto" w:after="180"/>
+      </w:pPr>
+      <w:r>
+        <w:rPr>
+          <w:b w:val="0"/>
+        </w:rPr>
+        <w:t>Stretch secure learners by changing a boundary or assumption and asking them to defend the effect, not simply by assigning more of the same questions.</w:t>
       </w:r>
     </w:p>
     <w:p>
@@ -2504,11 +4964,16 @@
       </w:r>
     </w:p>
     <w:p>
+      <w:r>
+        <w:t>Use the Capstone Dataset and Baseline questions, teacher keys and criteria after the relevant attempts. Previously discussed cases are practice; protect the separately selected independent task.</w:t>
+      </w:r>
+    </w:p>
+    <w:p>
       <w:pPr>
         <w:pStyle w:val="Heading3"/>
       </w:pPr>
       <w:r>
-        <w:t>Assess and explain the answers</w:t>
+        <w:t>Worked case answer</w:t>
       </w:r>
     </w:p>
     <w:p>
@@ -2516,12 +4981,43 @@
         <w:pStyle w:val="Heading3"/>
       </w:pPr>
       <w:r>
-        <w:t>Worked case answer</w:t>
-      </w:r>
-    </w:p>
-    <w:p>
-      <w:r>
-        <w:t>Keep all views together in train/validation/test partitions. Define labels/use, fit a majority baseline on training labels and evaluate declared metrics.</w:t>
+        <w:t>Teacher key · Worked case answer</w:t>
+      </w:r>
+    </w:p>
+    <w:p>
+      <w:pPr>
+        <w:spacing w:line="336" w:lineRule="auto" w:after="180"/>
+        <w:shd w:fill="F1F6FC"/>
+      </w:pPr>
+      <w:r>
+        <w:rPr>
+          <w:b w:val="0"/>
+        </w:rPr>
+        <w:t xml:space="preserve">Keep all views together in train/validation/test partitions. Define labels/use, fit a majority </w:t>
+      </w:r>
+      <w:r>
+        <w:rPr>
+          <w:b/>
+        </w:rPr>
+        <w:t>baseline</w:t>
+      </w:r>
+      <w:r>
+        <w:rPr>
+          <w:b w:val="0"/>
+        </w:rPr>
+        <w:t xml:space="preserve"> on </w:t>
+      </w:r>
+      <w:r>
+        <w:rPr>
+          <w:b/>
+        </w:rPr>
+        <w:t>training</w:t>
+      </w:r>
+      <w:r>
+        <w:rPr>
+          <w:b w:val="0"/>
+        </w:rPr>
+        <w:t xml:space="preserve"> labels and evaluate declared metrics.</w:t>
       </w:r>
     </w:p>
     <w:p>
@@ -2533,21 +5029,87 @@
       </w:r>
     </w:p>
     <w:p>
-      <w:r>
-        <w:t>Your capstone dataset includes duplicate photographs in both training and validation. What should be repaired before measuring the baseline?</w:t>
-      </w:r>
-    </w:p>
-    <w:p>
       <w:pPr>
         <w:pStyle w:val="Heading3"/>
       </w:pPr>
       <w:r>
+        <w:t>Independent question · withhold the key</w:t>
+      </w:r>
+    </w:p>
+    <w:p>
+      <w:pPr>
+        <w:spacing w:line="336" w:lineRule="auto" w:after="180"/>
+        <w:shd w:fill="F5F1FB"/>
+      </w:pPr>
+      <w:r>
+        <w:rPr>
+          <w:b w:val="0"/>
+        </w:rPr>
+        <w:t xml:space="preserve">Your capstone dataset includes duplicate photographs in both </w:t>
+      </w:r>
+      <w:r>
+        <w:rPr>
+          <w:b/>
+        </w:rPr>
+        <w:t>training</w:t>
+      </w:r>
+      <w:r>
+        <w:rPr>
+          <w:b w:val="0"/>
+        </w:rPr>
+        <w:t xml:space="preserve"> and validation. What should be repaired before measuring the </w:t>
+      </w:r>
+      <w:r>
+        <w:rPr>
+          <w:b/>
+        </w:rPr>
+        <w:t>baseline</w:t>
+      </w:r>
+      <w:r>
+        <w:rPr>
+          <w:b w:val="0"/>
+        </w:rPr>
+        <w:t>?</w:t>
+      </w:r>
+    </w:p>
+    <w:p>
+      <w:pPr>
+        <w:pStyle w:val="Heading3"/>
+      </w:pPr>
+      <w:r>
         <w:t>Expected independent answer</w:t>
       </w:r>
     </w:p>
     <w:p>
-      <w:r>
-        <w:t>Group duplicates or related examples so they do not cross the split; document the split and evaluate a baseline under the repaired protocol.</w:t>
+      <w:pPr>
+        <w:pStyle w:val="Heading3"/>
+      </w:pPr>
+      <w:r>
+        <w:t>Teacher key · Expected independent answer</w:t>
+      </w:r>
+    </w:p>
+    <w:p>
+      <w:pPr>
+        <w:spacing w:line="336" w:lineRule="auto" w:after="180"/>
+        <w:shd w:fill="F1F6FC"/>
+      </w:pPr>
+      <w:r>
+        <w:rPr>
+          <w:b w:val="0"/>
+        </w:rPr>
+        <w:t xml:space="preserve">Group duplicates or related examples so they do not cross the split; document the split and evaluate a </w:t>
+      </w:r>
+      <w:r>
+        <w:rPr>
+          <w:b/>
+        </w:rPr>
+        <w:t>baseline</w:t>
+      </w:r>
+      <w:r>
+        <w:rPr>
+          <w:b w:val="0"/>
+        </w:rPr>
+        <w:t xml:space="preserve"> under the repaired protocol.</w:t>
       </w:r>
     </w:p>
     <w:p>
@@ -2785,8 +5347,25 @@
       </w:tr>
     </w:tbl>
     <w:p>
-      <w:r>
-        <w:t>Use 6/8 as a classroom checkpoint, with 2 required for both Result and Reasoning. This is a proposed teaching rule, not a validated certification threshold. Do not count a coached answer as independent mastery; correct unsafe or unsupported claims regardless of total.</w:t>
+      <w:pPr>
+        <w:spacing w:line="336" w:lineRule="auto" w:after="180"/>
+      </w:pPr>
+      <w:r>
+        <w:rPr>
+          <w:b w:val="0"/>
+        </w:rPr>
+        <w:t>Use 6/8 as a classroom checkpoint, with 2 required for both Result and Reasoning. This is a proposed teaching rule, not a validated certification threshold.</w:t>
+      </w:r>
+    </w:p>
+    <w:p>
+      <w:pPr>
+        <w:spacing w:line="336" w:lineRule="auto" w:after="180"/>
+      </w:pPr>
+      <w:r>
+        <w:rPr>
+          <w:b w:val="0"/>
+        </w:rPr>
+        <w:t>Do not count a coached answer as independent mastery; correct unsafe or unsupported claims regardless of total.</w:t>
       </w:r>
     </w:p>
     <w:p>
@@ -2798,8 +5377,38 @@
       </w:r>
     </w:p>
     <w:p>
-      <w:r>
-        <w:t>Ask the learner to find the evidence that challenges this claim: “Duplicate images in validation provide independent evidence because their filenames differ.” Keep the first attempt and an uncoached retry separate.</w:t>
+      <w:pPr>
+        <w:spacing w:line="336" w:lineRule="auto" w:after="180"/>
+      </w:pPr>
+      <w:r>
+        <w:rPr>
+          <w:b w:val="0"/>
+        </w:rPr>
+        <w:t xml:space="preserve">Ask the learner to find the </w:t>
+      </w:r>
+      <w:r>
+        <w:rPr>
+          <w:b/>
+        </w:rPr>
+        <w:t>evidence</w:t>
+      </w:r>
+      <w:r>
+        <w:rPr>
+          <w:b w:val="0"/>
+        </w:rPr>
+        <w:t xml:space="preserve"> that challenges this claim: “Duplicate images in validation provide independent </w:t>
+      </w:r>
+      <w:r>
+        <w:rPr>
+          <w:b/>
+        </w:rPr>
+        <w:t>evidence</w:t>
+      </w:r>
+      <w:r>
+        <w:rPr>
+          <w:b w:val="0"/>
+        </w:rPr>
+        <w:t xml:space="preserve"> because their filenames differ.” Keep the first attempt and an uncoached retry separate.</w:t>
       </w:r>
     </w:p>
     <w:p>
@@ -2811,15 +5420,66 @@
       </w:r>
     </w:p>
     <w:p>
-      <w:r>
-        <w:t>Keep paired views together: train=48 images, validation=16, test=16. Fit the majority label from training labels; choose metrics and model settings with training/validation. Consult final labels only after selecting the system for its final evaluation.</w:t>
-      </w:r>
-    </w:p>
-    <w:p>
       <w:pPr>
         <w:pStyle w:val="Heading3"/>
       </w:pPr>
       <w:r>
+        <w:t>Teacher key · Original transfer answer</w:t>
+      </w:r>
+    </w:p>
+    <w:p>
+      <w:pPr>
+        <w:spacing w:line="336" w:lineRule="auto" w:after="180"/>
+        <w:shd w:fill="F1F6FC"/>
+      </w:pPr>
+      <w:r>
+        <w:rPr>
+          <w:b w:val="0"/>
+        </w:rPr>
+        <w:t xml:space="preserve">Keep paired views together: train=48 images, validation=16, test=16. Fit the majority label from </w:t>
+      </w:r>
+      <w:r>
+        <w:rPr>
+          <w:b/>
+        </w:rPr>
+        <w:t>training</w:t>
+      </w:r>
+      <w:r>
+        <w:rPr>
+          <w:b w:val="0"/>
+        </w:rPr>
+        <w:t xml:space="preserve"> labels; choose metrics and model settings with </w:t>
+      </w:r>
+      <w:r>
+        <w:rPr>
+          <w:b/>
+        </w:rPr>
+        <w:t>training</w:t>
+      </w:r>
+      <w:r>
+        <w:rPr>
+          <w:b w:val="0"/>
+        </w:rPr>
+        <w:t>/validation.</w:t>
+      </w:r>
+    </w:p>
+    <w:p>
+      <w:pPr>
+        <w:spacing w:line="336" w:lineRule="auto" w:after="180"/>
+        <w:shd w:fill="F1F6FC"/>
+      </w:pPr>
+      <w:r>
+        <w:rPr>
+          <w:b w:val="0"/>
+        </w:rPr>
+        <w:t>Consult final labels only after selecting the system for its final evaluation.</w:t>
+      </w:r>
+    </w:p>
+    <w:p>
+      <w:pPr>
+        <w:pStyle w:val="Heading3"/>
+      </w:pPr>
+      <w:r>
         <w:t>Explanations for the additional workbook examples</w:t>
       </w:r>
     </w:p>
@@ -2832,84 +5492,330 @@
       </w:r>
     </w:p>
     <w:p>
-      <w:r>
+      <w:pPr>
+        <w:pStyle w:val="Heading3"/>
+      </w:pPr>
+      <w:r>
+        <w:t>Workbook question · W1</w:t>
+      </w:r>
+    </w:p>
+    <w:p>
+      <w:pPr>
+        <w:spacing w:line="336" w:lineRule="auto" w:after="180"/>
+        <w:shd w:fill="F5F1FB"/>
+      </w:pPr>
+      <w:r>
+        <w:rPr>
+          <w:b w:val="0"/>
+        </w:rPr>
         <w:t>Write a bounded question and a non-use statement for the supplied task.</w:t>
       </w:r>
     </w:p>
     <w:p>
-      <w:r>
-        <w:t>Teacher explanation: Compare a simple classifier with a training-majority baseline on the fictional parcel evaluation; no real handling or student decisions are supported.</w:t>
-      </w:r>
-    </w:p>
-    <w:p>
       <w:pPr>
         <w:pStyle w:val="Heading3"/>
       </w:pPr>
       <w:r>
+        <w:t>Teacher reasoning · W1</w:t>
+      </w:r>
+    </w:p>
+    <w:p>
+      <w:pPr>
+        <w:spacing w:line="336" w:lineRule="auto" w:after="180"/>
+        <w:shd w:fill="F1F6FC"/>
+      </w:pPr>
+      <w:r>
+        <w:rPr>
+          <w:b w:val="0"/>
+        </w:rPr>
+        <w:t xml:space="preserve">Teacher explanation: Compare a simple classifier with a </w:t>
+      </w:r>
+      <w:r>
+        <w:rPr>
+          <w:b/>
+        </w:rPr>
+        <w:t>training</w:t>
+      </w:r>
+      <w:r>
+        <w:rPr>
+          <w:b w:val="0"/>
+        </w:rPr>
+        <w:t xml:space="preserve">-majority </w:t>
+      </w:r>
+      <w:r>
+        <w:rPr>
+          <w:b/>
+        </w:rPr>
+        <w:t>baseline</w:t>
+      </w:r>
+      <w:r>
+        <w:rPr>
+          <w:b w:val="0"/>
+        </w:rPr>
+        <w:t xml:space="preserve"> on the fictional parcel evaluation; no real handling or student decisions are supported.</w:t>
+      </w:r>
+    </w:p>
+    <w:p>
+      <w:pPr>
+        <w:pStyle w:val="Heading3"/>
+      </w:pPr>
+      <w:r>
         <w:t>W2 Define fields</w:t>
       </w:r>
     </w:p>
     <w:p>
-      <w:r>
+      <w:pPr>
+        <w:pStyle w:val="Heading3"/>
+      </w:pPr>
+      <w:r>
+        <w:t>Workbook question · W2</w:t>
+      </w:r>
+    </w:p>
+    <w:p>
+      <w:pPr>
+        <w:spacing w:line="336" w:lineRule="auto" w:after="180"/>
+        <w:shd w:fill="F5F1FB"/>
+      </w:pPr>
+      <w:r>
+        <w:rPr>
+          <w:b w:val="0"/>
+        </w:rPr>
         <w:t>Explain why record ID, group ID and measured width have different roles.</w:t>
       </w:r>
     </w:p>
     <w:p>
-      <w:r>
-        <w:t>Teacher explanation: Record ID tracks rows, group ID keeps related records together, and width is a potential measured feature available before prediction; IDs are not automatic inputs.</w:t>
-      </w:r>
-    </w:p>
-    <w:p>
       <w:pPr>
         <w:pStyle w:val="Heading3"/>
       </w:pPr>
       <w:r>
+        <w:t>Teacher reasoning · W2</w:t>
+      </w:r>
+    </w:p>
+    <w:p>
+      <w:pPr>
+        <w:spacing w:line="336" w:lineRule="auto" w:after="180"/>
+        <w:shd w:fill="F1F6FC"/>
+      </w:pPr>
+      <w:r>
+        <w:rPr>
+          <w:b w:val="0"/>
+        </w:rPr>
+        <w:t xml:space="preserve">Teacher explanation: Record ID tracks rows, group ID keeps related records together, and width is a potential measured feature available before </w:t>
+      </w:r>
+      <w:r>
+        <w:rPr>
+          <w:b/>
+        </w:rPr>
+        <w:t>prediction</w:t>
+      </w:r>
+      <w:r>
+        <w:rPr>
+          <w:b w:val="0"/>
+        </w:rPr>
+        <w:t xml:space="preserve">; IDs are not automatic </w:t>
+      </w:r>
+      <w:r>
+        <w:rPr>
+          <w:b/>
+        </w:rPr>
+        <w:t>input</w:t>
+      </w:r>
+      <w:r>
+        <w:rPr>
+          <w:b w:val="0"/>
+        </w:rPr>
+        <w:t>s.</w:t>
+      </w:r>
+    </w:p>
+    <w:p>
+      <w:pPr>
+        <w:pStyle w:val="Heading3"/>
+      </w:pPr>
+      <w:r>
         <w:t>W3 Set criteria</w:t>
       </w:r>
     </w:p>
     <w:p>
-      <w:r>
+      <w:pPr>
+        <w:pStyle w:val="Heading3"/>
+      </w:pPr>
+      <w:r>
+        <w:t>Workbook question · W3</w:t>
+      </w:r>
+    </w:p>
+    <w:p>
+      <w:pPr>
+        <w:spacing w:line="336" w:lineRule="auto" w:after="180"/>
+        <w:shd w:fill="F5F1FB"/>
+      </w:pPr>
+      <w:r>
+        <w:rPr>
+          <w:b w:val="0"/>
+        </w:rPr>
         <w:t>Name three acceptance criteria that do not require the candidate to win.</w:t>
       </w:r>
     </w:p>
     <w:p>
-      <w:r>
-        <w:t>Teacher explanation: Examples: no group overlap, all planned predictions accounted for, matched baseline comparison and documented limitations with denominators.</w:t>
-      </w:r>
-    </w:p>
-    <w:p>
       <w:pPr>
         <w:pStyle w:val="Heading3"/>
       </w:pPr>
       <w:r>
+        <w:t>Teacher reasoning · W3</w:t>
+      </w:r>
+    </w:p>
+    <w:p>
+      <w:pPr>
+        <w:spacing w:line="336" w:lineRule="auto" w:after="180"/>
+        <w:shd w:fill="F1F6FC"/>
+      </w:pPr>
+      <w:r>
+        <w:rPr>
+          <w:b w:val="0"/>
+        </w:rPr>
+        <w:t xml:space="preserve">Teacher explanation: Examples: no group overlap, all planned </w:t>
+      </w:r>
+      <w:r>
+        <w:rPr>
+          <w:b/>
+        </w:rPr>
+        <w:t>prediction</w:t>
+      </w:r>
+      <w:r>
+        <w:rPr>
+          <w:b w:val="0"/>
+        </w:rPr>
+        <w:t xml:space="preserve">s accounted for, matched </w:t>
+      </w:r>
+      <w:r>
+        <w:rPr>
+          <w:b/>
+        </w:rPr>
+        <w:t>baseline</w:t>
+      </w:r>
+      <w:r>
+        <w:rPr>
+          <w:b w:val="0"/>
+        </w:rPr>
+        <w:t xml:space="preserve"> comparison and documented limitations with denominators.</w:t>
+      </w:r>
+    </w:p>
+    <w:p>
+      <w:pPr>
+        <w:pStyle w:val="Heading3"/>
+      </w:pPr>
+      <w:r>
         <w:t>W4 Apply independently</w:t>
       </w:r>
     </w:p>
     <w:p>
-      <w:r>
+      <w:pPr>
+        <w:pStyle w:val="Heading3"/>
+      </w:pPr>
+      <w:r>
+        <w:t>Workbook question · W4</w:t>
+      </w:r>
+    </w:p>
+    <w:p>
+      <w:pPr>
+        <w:spacing w:line="336" w:lineRule="auto" w:after="180"/>
+        <w:shd w:fill="F5F1FB"/>
+      </w:pPr>
+      <w:r>
+        <w:rPr>
+          <w:b w:val="0"/>
+        </w:rPr>
         <w:t>A proposed 80-row dataset has 40 related pairs, and the team splits individual rows randomly then uses pair ID as a feature. Revise its plan.</w:t>
       </w:r>
     </w:p>
     <w:p>
-      <w:r>
-        <w:t>Teacher explanation: Keep both members of each pair in one split, exclude pair ID from predictive inputs, check group/class coverage and record split membership before training. Reserve final-test labels.</w:t>
-      </w:r>
-    </w:p>
-    <w:p>
       <w:pPr>
         <w:pStyle w:val="Heading3"/>
       </w:pPr>
       <w:r>
+        <w:t>Teacher reasoning · W4</w:t>
+      </w:r>
+    </w:p>
+    <w:p>
+      <w:pPr>
+        <w:spacing w:line="336" w:lineRule="auto" w:after="180"/>
+        <w:shd w:fill="F1F6FC"/>
+      </w:pPr>
+      <w:r>
+        <w:rPr>
+          <w:b w:val="0"/>
+        </w:rPr>
+        <w:t xml:space="preserve">Teacher explanation: Keep both members of each pair in one split, exclude pair ID from predictive </w:t>
+      </w:r>
+      <w:r>
+        <w:rPr>
+          <w:b/>
+        </w:rPr>
+        <w:t>input</w:t>
+      </w:r>
+      <w:r>
+        <w:rPr>
+          <w:b w:val="0"/>
+        </w:rPr>
+        <w:t xml:space="preserve">s, check group/class coverage and record split membership before </w:t>
+      </w:r>
+      <w:r>
+        <w:rPr>
+          <w:b/>
+        </w:rPr>
+        <w:t>training</w:t>
+      </w:r>
+      <w:r>
+        <w:rPr>
+          <w:b w:val="0"/>
+        </w:rPr>
+        <w:t>. Reserve final-test labels.</w:t>
+      </w:r>
+    </w:p>
+    <w:p>
+      <w:pPr>
+        <w:pStyle w:val="Heading3"/>
+      </w:pPr>
+      <w:r>
         <w:t>W5 Prepare a fallback</w:t>
       </w:r>
     </w:p>
     <w:p>
-      <w:r>
+      <w:pPr>
+        <w:pStyle w:val="Heading3"/>
+      </w:pPr>
+      <w:r>
+        <w:t>Workbook question · W5</w:t>
+      </w:r>
+    </w:p>
+    <w:p>
+      <w:pPr>
+        <w:spacing w:line="336" w:lineRule="auto" w:after="180"/>
+        <w:shd w:fill="F5F1FB"/>
+      </w:pPr>
+      <w:r>
+        <w:rPr>
+          <w:b w:val="0"/>
+        </w:rPr>
         <w:t>What should the team do if it cannot obtain a valid untouched final test?</w:t>
       </w:r>
     </w:p>
     <w:p>
-      <w:r>
+      <w:pPr>
+        <w:pStyle w:val="Heading3"/>
+      </w:pPr>
+      <w:r>
+        <w:t>Teacher reasoning · W5</w:t>
+      </w:r>
+    </w:p>
+    <w:p>
+      <w:pPr>
+        <w:spacing w:line="336" w:lineRule="auto" w:after="180"/>
+        <w:shd w:fill="F1F6FC"/>
+      </w:pPr>
+      <w:r>
+        <w:rPr>
+          <w:b w:val="0"/>
+        </w:rPr>
         <w:t>Teacher explanation: Label the work as development or a demonstration, report the limitation and avoid an untouched-test claim; do not fabricate test data or results.</w:t>
       </w:r>
     </w:p>
@@ -2922,13 +5828,26 @@
       </w:r>
     </w:p>
     <w:p>
-      <w:r>
-        <w:t>State the worked training-majority rule and validation accuracy.</w:t>
-      </w:r>
-    </w:p>
-    <w:p>
-      <w:r>
-        <w:t>Teacher explanation: Always predict clear from the 30/10 training counts; validation accuracy 14/20=70 percent.</w:t>
+      <w:pPr>
+        <w:spacing w:line="336" w:lineRule="auto" w:after="180"/>
+      </w:pPr>
+      <w:r>
+        <w:rPr>
+          <w:b w:val="0"/>
+        </w:rPr>
+        <w:t xml:space="preserve">State the worked </w:t>
+      </w:r>
+      <w:r>
+        <w:rPr>
+          <w:b/>
+        </w:rPr>
+        <w:t>training</w:t>
+      </w:r>
+      <w:r>
+        <w:rPr>
+          <w:b w:val="0"/>
+        </w:rPr>
+        <w:t>-majority rule and validation accuracy.</w:t>
       </w:r>
     </w:p>
     <w:p>
@@ -2936,16 +5855,69 @@
         <w:pStyle w:val="Heading3"/>
       </w:pPr>
       <w:r>
+        <w:t>Teacher reasoning</w:t>
+      </w:r>
+    </w:p>
+    <w:p>
+      <w:pPr>
+        <w:spacing w:line="336" w:lineRule="auto" w:after="180"/>
+        <w:shd w:fill="F1F6FC"/>
+      </w:pPr>
+      <w:r>
+        <w:rPr>
+          <w:b w:val="0"/>
+        </w:rPr>
+        <w:t xml:space="preserve">Teacher explanation: Always predict clear from the 30/10 </w:t>
+      </w:r>
+      <w:r>
+        <w:rPr>
+          <w:b/>
+        </w:rPr>
+        <w:t>training</w:t>
+      </w:r>
+      <w:r>
+        <w:rPr>
+          <w:b w:val="0"/>
+        </w:rPr>
+        <w:t xml:space="preserve"> counts; validation accuracy 14/20=70 percent.</w:t>
+      </w:r>
+    </w:p>
+    <w:p>
+      <w:pPr>
+        <w:pStyle w:val="Heading3"/>
+      </w:pPr>
+      <w:r>
         <w:t>Capstone models and baselines — W2 Evaluate the candidate</w:t>
       </w:r>
     </w:p>
     <w:p>
-      <w:r>
+      <w:pPr>
+        <w:spacing w:line="336" w:lineRule="auto" w:after="180"/>
+      </w:pPr>
+      <w:r>
+        <w:rPr>
+          <w:b w:val="0"/>
+        </w:rPr>
         <w:t>Compute the worked candidate accuracy, precision and recall.</w:t>
       </w:r>
     </w:p>
     <w:p>
-      <w:r>
+      <w:pPr>
+        <w:pStyle w:val="Heading3"/>
+      </w:pPr>
+      <w:r>
+        <w:t>Teacher reasoning</w:t>
+      </w:r>
+    </w:p>
+    <w:p>
+      <w:pPr>
+        <w:spacing w:line="336" w:lineRule="auto" w:after="180"/>
+        <w:shd w:fill="F1F6FC"/>
+      </w:pPr>
+      <w:r>
+        <w:rPr>
+          <w:b w:val="0"/>
+        </w:rPr>
         <w:t>Teacher explanation: Accuracy 16/20=80 percent; precision 4/6 and recall 4/6, both about 66.7 percent; FP 2 FN 2.</w:t>
       </w:r>
     </w:p>
@@ -2958,31 +5930,83 @@
       </w:r>
     </w:p>
     <w:p>
-      <w:r>
+      <w:pPr>
+        <w:spacing w:line="336" w:lineRule="auto" w:after="180"/>
+      </w:pPr>
+      <w:r>
+        <w:rPr>
+          <w:b w:val="0"/>
+        </w:rPr>
         <w:t>Compare errors rather than only headline accuracy.</w:t>
       </w:r>
     </w:p>
     <w:p>
-      <w:r>
-        <w:t>Teacher explanation: Baseline FP 0 FN 6; candidate FP 2 FN 2. Candidate finds four more blocked cases while falsely flagging two clear cases.</w:t>
-      </w:r>
-    </w:p>
-    <w:p>
       <w:pPr>
         <w:pStyle w:val="Heading3"/>
       </w:pPr>
       <w:r>
+        <w:t>Teacher reasoning</w:t>
+      </w:r>
+    </w:p>
+    <w:p>
+      <w:pPr>
+        <w:spacing w:line="336" w:lineRule="auto" w:after="180"/>
+        <w:shd w:fill="F1F6FC"/>
+      </w:pPr>
+      <w:r>
+        <w:rPr>
+          <w:b w:val="0"/>
+        </w:rPr>
+        <w:t xml:space="preserve">Teacher explanation: </w:t>
+      </w:r>
+      <w:r>
+        <w:rPr>
+          <w:b/>
+        </w:rPr>
+        <w:t>Baseline</w:t>
+      </w:r>
+      <w:r>
+        <w:rPr>
+          <w:b w:val="0"/>
+        </w:rPr>
+        <w:t xml:space="preserve"> FP 0 FN 6; candidate FP 2 FN 2. Candidate finds four more blocked cases while falsely flagging two clear cases.</w:t>
+      </w:r>
+    </w:p>
+    <w:p>
+      <w:pPr>
+        <w:pStyle w:val="Heading3"/>
+      </w:pPr>
+      <w:r>
         <w:t>Capstone models and baselines — W4 Apply independently</w:t>
       </w:r>
     </w:p>
     <w:p>
-      <w:r>
-        <w:t>Training 18 clear/6 blocked; validation baseline[[9, 0],[3, 0]], candidate[[8, 1],[1, 2]]. Calculate accuracy for each and candidate precision/recall.</w:t>
-      </w:r>
-    </w:p>
-    <w:p>
-      <w:r>
-        <w:t>Teacher explanation: Baseline 9/12=75 percent; candidate 10/12 about 83.3 percent; precision 2/3 and recall 2/3. Candidate FP 1 FN 1 versus baseline FP 0 FN 3.</w:t>
+      <w:pPr>
+        <w:spacing w:line="336" w:lineRule="auto" w:after="180"/>
+      </w:pPr>
+      <w:r>
+        <w:rPr>
+          <w:b/>
+        </w:rPr>
+        <w:t>Training</w:t>
+      </w:r>
+      <w:r>
+        <w:rPr>
+          <w:b w:val="0"/>
+        </w:rPr>
+        <w:t xml:space="preserve"> 18 clear/6 blocked; validation </w:t>
+      </w:r>
+      <w:r>
+        <w:rPr>
+          <w:b/>
+        </w:rPr>
+        <w:t>baseline</w:t>
+      </w:r>
+      <w:r>
+        <w:rPr>
+          <w:b w:val="0"/>
+        </w:rPr>
+        <w:t>[[9, 0],[3, 0]], candidate[[8, 1],[1, 2]]. Calculate accuracy for each and candidate precision/recall.</w:t>
       </w:r>
     </w:p>
     <w:p>
@@ -2990,29 +6014,145 @@
         <w:pStyle w:val="Heading3"/>
       </w:pPr>
       <w:r>
+        <w:t>Teacher reasoning</w:t>
+      </w:r>
+    </w:p>
+    <w:p>
+      <w:pPr>
+        <w:spacing w:line="336" w:lineRule="auto" w:after="180"/>
+        <w:shd w:fill="F1F6FC"/>
+      </w:pPr>
+      <w:r>
+        <w:rPr>
+          <w:b w:val="0"/>
+        </w:rPr>
+        <w:t xml:space="preserve">Teacher explanation: </w:t>
+      </w:r>
+      <w:r>
+        <w:rPr>
+          <w:b/>
+        </w:rPr>
+        <w:t>Baseline</w:t>
+      </w:r>
+      <w:r>
+        <w:rPr>
+          <w:b w:val="0"/>
+        </w:rPr>
+        <w:t xml:space="preserve"> 9/12=75 percent; candidate 10/12 about 83.3 percent; precision 2/3 and recall 2/3. Candidate FP 1 FN 1 versus </w:t>
+      </w:r>
+      <w:r>
+        <w:rPr>
+          <w:b/>
+        </w:rPr>
+        <w:t>baseline</w:t>
+      </w:r>
+      <w:r>
+        <w:rPr>
+          <w:b w:val="0"/>
+        </w:rPr>
+        <w:t xml:space="preserve"> FP 0 FN 3.</w:t>
+      </w:r>
+    </w:p>
+    <w:p>
+      <w:pPr>
+        <w:pStyle w:val="Heading3"/>
+      </w:pPr>
+      <w:r>
         <w:t>Capstone models and baselines — W5 Freeze evidence</w:t>
       </w:r>
     </w:p>
     <w:p>
-      <w:r>
+      <w:pPr>
+        <w:spacing w:line="336" w:lineRule="auto" w:after="180"/>
+      </w:pPr>
+      <w:r>
+        <w:rPr>
+          <w:b w:val="0"/>
+        </w:rPr>
         <w:t>List what must be saved before the teacher releases final-test labels.</w:t>
       </w:r>
     </w:p>
     <w:p>
-      <w:r>
-        <w:t>Teacher explanation: Model and preprocessing version, settings, feature order, split IDs, prediction/scoring rules, validation comparison, metric and decision record.</w:t>
-      </w:r>
-    </w:p>
-    <w:p>
       <w:pPr>
         <w:pStyle w:val="Heading3"/>
       </w:pPr>
       <w:r>
+        <w:t>Teacher reasoning</w:t>
+      </w:r>
+    </w:p>
+    <w:p>
+      <w:pPr>
+        <w:spacing w:line="336" w:lineRule="auto" w:after="180"/>
+        <w:shd w:fill="F1F6FC"/>
+      </w:pPr>
+      <w:r>
+        <w:rPr>
+          <w:b w:val="0"/>
+        </w:rPr>
+        <w:t>Teacher explanation: Model and pre</w:t>
+      </w:r>
+      <w:r>
+        <w:rPr>
+          <w:b/>
+        </w:rPr>
+        <w:t>process</w:t>
+      </w:r>
+      <w:r>
+        <w:rPr>
+          <w:b w:val="0"/>
+        </w:rPr>
+        <w:t xml:space="preserve">ing version, settings, feature order, split IDs, </w:t>
+      </w:r>
+      <w:r>
+        <w:rPr>
+          <w:b/>
+        </w:rPr>
+        <w:t>prediction</w:t>
+      </w:r>
+      <w:r>
+        <w:rPr>
+          <w:b w:val="0"/>
+        </w:rPr>
+        <w:t xml:space="preserve">/scoring rules, validation comparison, metric and </w:t>
+      </w:r>
+      <w:r>
+        <w:rPr>
+          <w:b/>
+        </w:rPr>
+        <w:t>decision record</w:t>
+      </w:r>
+      <w:r>
+        <w:rPr>
+          <w:b w:val="0"/>
+        </w:rPr>
+        <w:t>.</w:t>
+      </w:r>
+    </w:p>
+    <w:p>
+      <w:pPr>
+        <w:pStyle w:val="Heading3"/>
+      </w:pPr>
+      <w:r>
         <w:t>Assess independent transfer</w:t>
       </w:r>
     </w:p>
     <w:p>
-      <w:r>
+      <w:pPr>
+        <w:pStyle w:val="Heading3"/>
+      </w:pPr>
+      <w:r>
+        <w:t>Independent question · withhold the key</w:t>
+      </w:r>
+    </w:p>
+    <w:p>
+      <w:pPr>
+        <w:spacing w:line="336" w:lineRule="auto" w:after="180"/>
+        <w:shd w:fill="F5F1FB"/>
+      </w:pPr>
+      <w:r>
+        <w:rPr>
+          <w:b w:val="0"/>
+        </w:rPr>
         <w:t>Selected case: A proposed 80-row dataset has 40 related pairs, and the team splits individual rows randomly then uses pair ID as a feature. Revise its plan.</w:t>
       </w:r>
     </w:p>
@@ -3025,8 +6165,47 @@
       </w:r>
     </w:p>
     <w:p>
-      <w:r>
-        <w:t>Teacher explanation: Keep both members of each pair in one split, exclude pair ID from predictive inputs, check group/class coverage and record split membership before training. Reserve final-test labels.</w:t>
+      <w:pPr>
+        <w:pStyle w:val="Heading3"/>
+      </w:pPr>
+      <w:r>
+        <w:t>Teacher key · Selected case answer</w:t>
+      </w:r>
+    </w:p>
+    <w:p>
+      <w:pPr>
+        <w:spacing w:line="336" w:lineRule="auto" w:after="180"/>
+        <w:shd w:fill="F1F6FC"/>
+      </w:pPr>
+      <w:r>
+        <w:rPr>
+          <w:b w:val="0"/>
+        </w:rPr>
+        <w:t xml:space="preserve">Teacher explanation: Keep both members of each pair in one split, exclude pair ID from predictive </w:t>
+      </w:r>
+      <w:r>
+        <w:rPr>
+          <w:b/>
+        </w:rPr>
+        <w:t>input</w:t>
+      </w:r>
+      <w:r>
+        <w:rPr>
+          <w:b w:val="0"/>
+        </w:rPr>
+        <w:t xml:space="preserve">s, check group/class coverage and record split membership before </w:t>
+      </w:r>
+      <w:r>
+        <w:rPr>
+          <w:b/>
+        </w:rPr>
+        <w:t>training</w:t>
+      </w:r>
+      <w:r>
+        <w:rPr>
+          <w:b w:val="0"/>
+        </w:rPr>
+        <w:t>. Reserve final-test labels.</w:t>
       </w:r>
     </w:p>
     <w:tbl>
@@ -3132,21 +6311,77 @@
       </w:tr>
     </w:tbl>
     <w:p>
-      <w:r>
-        <w:t>Record each dimension as not yet, with support, or independent. Accept a valid alternative procedure with a defensible trace. Do not penalise an honestly recorded model failure if the learner correctly explains its evidence and limits.</w:t>
-      </w:r>
-    </w:p>
-    <w:p>
       <w:pPr>
         <w:pStyle w:val="Heading3"/>
       </w:pPr>
       <w:r>
+        <w:t>Teacher key · Selected case answer</w:t>
+      </w:r>
+    </w:p>
+    <w:p>
+      <w:pPr>
+        <w:spacing w:line="336" w:lineRule="auto" w:after="180"/>
+        <w:shd w:fill="F1F6FC"/>
+      </w:pPr>
+      <w:r>
+        <w:rPr>
+          <w:b w:val="0"/>
+        </w:rPr>
+        <w:t>Record each dimension as not yet, with support, or independent. Accept a valid alternative procedure with a defensible trace.</w:t>
+      </w:r>
+    </w:p>
+    <w:p>
+      <w:pPr>
+        <w:spacing w:line="336" w:lineRule="auto" w:after="180"/>
+        <w:shd w:fill="F1F6FC"/>
+      </w:pPr>
+      <w:r>
+        <w:rPr>
+          <w:b w:val="0"/>
+        </w:rPr>
+        <w:t xml:space="preserve">Do not penalise an honestly recorded model failure if the learner correctly explains its </w:t>
+      </w:r>
+      <w:r>
+        <w:rPr>
+          <w:b/>
+        </w:rPr>
+        <w:t>evidence</w:t>
+      </w:r>
+      <w:r>
+        <w:rPr>
+          <w:b w:val="0"/>
+        </w:rPr>
+        <w:t xml:space="preserve"> and limits.</w:t>
+      </w:r>
+    </w:p>
+    <w:p>
+      <w:pPr>
+        <w:pStyle w:val="Heading3"/>
+      </w:pPr>
+      <w:r>
         <w:t>Feedback that the learner uses</w:t>
       </w:r>
     </w:p>
     <w:p>
-      <w:r>
-        <w:t>Name the earliest unsupported step and give one action to repair it. Have the learner make that repair now and explain why. Then assess the relevant skill on a fresh, fully specified case. Confirm it was not previously practised with feedback; solve and check the new case before assigning it. A follow-up design prompt is a starting brief, not automatically an equivalent test.</w:t>
+      <w:pPr>
+        <w:spacing w:line="336" w:lineRule="auto" w:after="180"/>
+      </w:pPr>
+      <w:r>
+        <w:rPr>
+          <w:b w:val="0"/>
+        </w:rPr>
+        <w:t>Name the earliest unsupported step and give one action to repair it. Have the learner make that repair now and explain why. Then assess the relevant skill on a fresh, fully specified case.</w:t>
+      </w:r>
+    </w:p>
+    <w:p>
+      <w:pPr>
+        <w:spacing w:line="336" w:lineRule="auto" w:after="180"/>
+      </w:pPr>
+      <w:r>
+        <w:rPr>
+          <w:b w:val="0"/>
+        </w:rPr>
+        <w:t>Confirm it was not previously practised with feedback; solve and check the new case before assigning it. A follow-up design prompt is a starting brief, not automatically an equivalent test.</w:t>
       </w:r>
     </w:p>
     <w:p>
@@ -3158,11 +6393,62 @@
       </w:r>
     </w:p>
     <w:p>
+      <w:r>
+        <w:t>Connect Capstone Dataset and Baseline to Responsible Plant Classifier, adapt support and plan a later changed-case check.</w:t>
+      </w:r>
+    </w:p>
+    <w:p>
       <w:pPr>
         <w:pStyle w:val="Heading3"/>
       </w:pPr>
       <w:r>
-        <w:t>Connect and extend learning</w:t>
+        <w:t>Responsible Plant Classifier</w:t>
+      </w:r>
+    </w:p>
+    <w:p>
+      <w:pPr>
+        <w:spacing w:line="336" w:lineRule="auto" w:after="180"/>
+      </w:pPr>
+      <w:r>
+        <w:rPr>
+          <w:b w:val="0"/>
+        </w:rPr>
+        <w:t>Publish the frozen Plant Classifier design-and-data bundle with version IDs and approval record.</w:t>
+      </w:r>
+    </w:p>
+    <w:p>
+      <w:pPr>
+        <w:spacing w:line="336" w:lineRule="auto" w:after="180"/>
+      </w:pPr>
+      <w:r>
+        <w:rPr>
+          <w:b w:val="0"/>
+        </w:rPr>
+        <w:t xml:space="preserve">Keep the decision, </w:t>
+      </w:r>
+      <w:r>
+        <w:rPr>
+          <w:b/>
+        </w:rPr>
+        <w:t>input</w:t>
+      </w:r>
+      <w:r>
+        <w:rPr>
+          <w:b w:val="0"/>
+        </w:rPr>
+        <w:t xml:space="preserve">, result, explanation and remaining limitation in the project </w:t>
+      </w:r>
+      <w:r>
+        <w:rPr>
+          <w:b/>
+        </w:rPr>
+        <w:t>evidence</w:t>
+      </w:r>
+      <w:r>
+        <w:rPr>
+          <w:b w:val="0"/>
+        </w:rPr>
+        <w:t xml:space="preserve"> record. Retrieve this record next week rather than restarting the project.</w:t>
       </w:r>
     </w:p>
     <w:p>
@@ -3170,17 +6456,30 @@
         <w:pStyle w:val="Heading3"/>
       </w:pPr>
       <w:r>
-        <w:t>Responsible Plant Classifier</w:t>
-      </w:r>
-    </w:p>
-    <w:p>
-      <w:r>
-        <w:t>Publish the frozen Plant Classifier design-and-data bundle with version IDs and approval record.</w:t>
-      </w:r>
-    </w:p>
-    <w:p>
-      <w:r>
-        <w:t>Keep the decision, input, result, explanation and remaining limitation in the project evidence record. Retrieve this record next week rather than restarting the project.</w:t>
+        <w:t>Support and stretch</w:t>
+      </w:r>
+    </w:p>
+    <w:p>
+      <w:pPr>
+        <w:spacing w:line="336" w:lineRule="auto" w:after="180"/>
+      </w:pPr>
+      <w:r>
+        <w:rPr>
+          <w:b w:val="0"/>
+        </w:rPr>
+        <w:t xml:space="preserve">Use a tiny labelled dataset, explicit units and a named positive class. Stretch: require a </w:t>
+      </w:r>
+      <w:r>
+        <w:rPr>
+          <w:b/>
+        </w:rPr>
+        <w:t>baseline</w:t>
+      </w:r>
+      <w:r>
+        <w:rPr>
+          <w:b w:val="0"/>
+        </w:rPr>
+        <w:t>, held-out evaluation and subgroup or shifted-condition analysis with denominators.</w:t>
       </w:r>
     </w:p>
     <w:p>
@@ -3188,12 +6487,30 @@
         <w:pStyle w:val="Heading3"/>
       </w:pPr>
       <w:r>
-        <w:t>Support and stretch</w:t>
-      </w:r>
-    </w:p>
-    <w:p>
-      <w:r>
-        <w:t>Use a tiny labelled dataset, explicit units and a named positive class. Stretch: require a baseline, held-out evaluation and subgroup or shifted-condition analysis with denominators.</w:t>
+        <w:t>Exit reflection</w:t>
+      </w:r>
+    </w:p>
+    <w:p>
+      <w:pPr>
+        <w:spacing w:line="336" w:lineRule="auto" w:after="180"/>
+      </w:pPr>
+      <w:r>
+        <w:rPr>
+          <w:b w:val="0"/>
+        </w:rPr>
+        <w:t xml:space="preserve">Ask for one decision the learner can now justify and one situation requiring more </w:t>
+      </w:r>
+      <w:r>
+        <w:rPr>
+          <w:b/>
+        </w:rPr>
+        <w:t>evidence</w:t>
+      </w:r>
+      <w:r>
+        <w:rPr>
+          <w:b w:val="0"/>
+        </w:rPr>
+        <w:t xml:space="preserve"> or human review. Confidence ratings are separate from correct independent performance.</w:t>
       </w:r>
     </w:p>
     <w:p>
@@ -3201,12 +6518,30 @@
         <w:pStyle w:val="Heading3"/>
       </w:pPr>
       <w:r>
-        <w:t>Exit reflection</w:t>
-      </w:r>
-    </w:p>
-    <w:p>
-      <w:r>
-        <w:t>Ask for one decision the learner can now justify and one situation requiring more evidence or human review. Confidence ratings are separate from correct independent performance.</w:t>
+        <w:t>Bridge to the next week</w:t>
+      </w:r>
+    </w:p>
+    <w:p>
+      <w:pPr>
+        <w:spacing w:line="336" w:lineRule="auto" w:after="180"/>
+      </w:pPr>
+      <w:r>
+        <w:rPr>
+          <w:b w:val="0"/>
+        </w:rPr>
+        <w:t xml:space="preserve">Next: Week 35: Capstone Train, Analyze, Improve. Retrieve today’s </w:t>
+      </w:r>
+      <w:r>
+        <w:rPr>
+          <w:b/>
+        </w:rPr>
+        <w:t>evidence</w:t>
+      </w:r>
+      <w:r>
+        <w:rPr>
+          <w:b w:val="0"/>
+        </w:rPr>
+        <w:t xml:space="preserve"> and identify what carries forward and what is new.</w:t>
       </w:r>
     </w:p>
     <w:p>
@@ -3214,12 +6549,157 @@
         <w:pStyle w:val="Heading3"/>
       </w:pPr>
       <w:r>
-        <w:t>Bridge to the next week</w:t>
-      </w:r>
-    </w:p>
-    <w:p>
-      <w:r>
-        <w:t>Next: Week 35: Capstone Train, Analyze, Improve. Retrieve today’s evidence and identify what carries forward and what is new.</w:t>
+        <w:t>Support and fresh reassessment</w:t>
+      </w:r>
+    </w:p>
+    <w:p>
+      <w:pPr>
+        <w:spacing w:line="336" w:lineRule="auto" w:after="180"/>
+      </w:pPr>
+      <w:r>
+        <w:rPr>
+          <w:b w:val="0"/>
+        </w:rPr>
+        <w:t xml:space="preserve">Provide a blank </w:t>
+      </w:r>
+      <w:r>
+        <w:rPr>
+          <w:b/>
+        </w:rPr>
+        <w:t>evidence</w:t>
+      </w:r>
+      <w:r>
+        <w:rPr>
+          <w:b w:val="0"/>
+        </w:rPr>
+        <w:t xml:space="preserve"> table and allow a verbal explanation before writing. Highlight the given conditions without supplying the W 4 conclusion. Use </w:t>
+      </w:r>
+      <w:r>
+        <w:rPr>
+          <w:b/>
+        </w:rPr>
+        <w:t>requirement</w:t>
+      </w:r>
+      <w:r>
+        <w:rPr>
+          <w:b w:val="0"/>
+        </w:rPr>
+        <w:t xml:space="preserve"> and </w:t>
+      </w:r>
+      <w:r>
+        <w:rPr>
+          <w:b/>
+        </w:rPr>
+        <w:t>acceptance criterion</w:t>
+      </w:r>
+      <w:r>
+        <w:rPr>
+          <w:b w:val="0"/>
+        </w:rPr>
+        <w:t xml:space="preserve"> in full sentences.</w:t>
+      </w:r>
+    </w:p>
+    <w:p>
+      <w:pPr>
+        <w:spacing w:line="336" w:lineRule="auto" w:after="180"/>
+      </w:pPr>
+      <w:r>
+        <w:rPr>
+          <w:b w:val="0"/>
+        </w:rPr>
+        <w:t>Extension: alter one condition in the worked example and explain which conclusion changes and which remains supported.</w:t>
+      </w:r>
+    </w:p>
+    <w:p>
+      <w:pPr>
+        <w:spacing w:line="336" w:lineRule="auto" w:after="180"/>
+      </w:pPr>
+      <w:r>
+        <w:rPr>
+          <w:b w:val="0"/>
+        </w:rPr>
+        <w:t xml:space="preserve">For independent W 4, require: Keep both members of each pair in one split, exclude pair ID from predictive </w:t>
+      </w:r>
+      <w:r>
+        <w:rPr>
+          <w:b/>
+        </w:rPr>
+        <w:t>input</w:t>
+      </w:r>
+      <w:r>
+        <w:rPr>
+          <w:b w:val="0"/>
+        </w:rPr>
+        <w:t xml:space="preserve">s, check group/class coverage and record split membership before </w:t>
+      </w:r>
+      <w:r>
+        <w:rPr>
+          <w:b/>
+        </w:rPr>
+        <w:t>training</w:t>
+      </w:r>
+      <w:r>
+        <w:rPr>
+          <w:b w:val="0"/>
+        </w:rPr>
+        <w:t>. Reserve final-test labels.</w:t>
+      </w:r>
+    </w:p>
+    <w:p>
+      <w:pPr>
+        <w:spacing w:line="336" w:lineRule="auto" w:after="180"/>
+      </w:pPr>
+      <w:r>
+        <w:rPr>
+          <w:b w:val="0"/>
+        </w:rPr>
+        <w:t>Fresh retry: three images of the same fictional parcel must stay in one split. Ask the learner to identify the group and record a split-level check before modelling.</w:t>
+      </w:r>
+    </w:p>
+    <w:p>
+      <w:pPr>
+        <w:spacing w:line="336" w:lineRule="auto" w:after="180"/>
+      </w:pPr>
+      <w:r>
+        <w:rPr>
+          <w:b w:val="0"/>
+        </w:rPr>
+        <w:t>Mark each criterion as independent, supported or not yet demonstrated. Reassess the reasoning after feedback; do not replace the first attempt silently.</w:t>
+      </w:r>
+    </w:p>
+    <w:p>
+      <w:pPr>
+        <w:spacing w:line="336" w:lineRule="auto" w:after="180"/>
+      </w:pPr>
+      <w:r>
+        <w:rPr>
+          <w:b w:val="0"/>
+        </w:rPr>
+        <w:t xml:space="preserve">Next week: Capstone models and </w:t>
+      </w:r>
+      <w:r>
+        <w:rPr>
+          <w:b/>
+        </w:rPr>
+        <w:t>baseline</w:t>
+      </w:r>
+      <w:r>
+        <w:rPr>
+          <w:b w:val="0"/>
+        </w:rPr>
+        <w:t xml:space="preserve">s. Carry forward the saved </w:t>
+      </w:r>
+      <w:r>
+        <w:rPr>
+          <w:b/>
+        </w:rPr>
+        <w:t>evidence</w:t>
+      </w:r>
+      <w:r>
+        <w:rPr>
+          <w:b w:val="0"/>
+        </w:rPr>
+        <w:t xml:space="preserve"> and the distinction between development choices and justified claims.</w:t>
       </w:r>
     </w:p>
     <w:p>
@@ -3227,22 +6707,134 @@
         <w:pStyle w:val="Heading3"/>
       </w:pPr>
       <w:r>
-        <w:t>Support and fresh reassessment</w:t>
-      </w:r>
-    </w:p>
-    <w:p>
-      <w:r>
-        <w:t>Provide a blank evidence table and allow a verbal explanation before writing. Highlight the given conditions without supplying the W 4 conclusion. Use requirement and acceptance criterion in full sentences. Extension: alter one condition in the worked example and explain which conclusion changes and which remains supported.</w:t>
-      </w:r>
-    </w:p>
-    <w:p>
-      <w:r>
-        <w:t>For independent W 4, require: Keep both members of each pair in one split, exclude pair ID from predictive inputs, check group/class coverage and record split membership before training. Reserve final-test labels. Fresh retry: three images of the same fictional parcel must stay in one split. Ask the learner to identify the group and record a split-level check before modelling. Mark each criterion as independent, supported or not yet demonstrated. Reassess the reasoning after feedback; do not replace the first attempt silently.</w:t>
-      </w:r>
-    </w:p>
-    <w:p>
-      <w:r>
-        <w:t>Next week: Capstone models and baselines. Carry forward the saved evidence and the distinction between development choices and justified claims.</w:t>
+        <w:t>Readiness and reassessment for Capstone models and baselines</w:t>
+      </w:r>
+    </w:p>
+    <w:p>
+      <w:pPr>
+        <w:spacing w:line="336" w:lineRule="auto" w:after="180"/>
+      </w:pPr>
+      <w:r>
+        <w:rPr>
+          <w:b w:val="0"/>
+        </w:rPr>
+        <w:t xml:space="preserve">Provide a blank </w:t>
+      </w:r>
+      <w:r>
+        <w:rPr>
+          <w:b/>
+        </w:rPr>
+        <w:t>evidence</w:t>
+      </w:r>
+      <w:r>
+        <w:rPr>
+          <w:b w:val="0"/>
+        </w:rPr>
+        <w:t xml:space="preserve"> table and allow a verbal explanation before writing. Highlight the given conditions without supplying the W 4 conclusion. Use </w:t>
+      </w:r>
+      <w:r>
+        <w:rPr>
+          <w:b/>
+        </w:rPr>
+        <w:t>baseline</w:t>
+      </w:r>
+      <w:r>
+        <w:rPr>
+          <w:b w:val="0"/>
+        </w:rPr>
+        <w:t xml:space="preserve"> and </w:t>
+      </w:r>
+      <w:r>
+        <w:rPr>
+          <w:b/>
+        </w:rPr>
+        <w:t>prediction ledger</w:t>
+      </w:r>
+      <w:r>
+        <w:rPr>
+          <w:b w:val="0"/>
+        </w:rPr>
+        <w:t xml:space="preserve"> in full sentences.</w:t>
+      </w:r>
+    </w:p>
+    <w:p>
+      <w:pPr>
+        <w:spacing w:line="336" w:lineRule="auto" w:after="180"/>
+      </w:pPr>
+      <w:r>
+        <w:rPr>
+          <w:b w:val="0"/>
+        </w:rPr>
+        <w:t>Extension: alter one condition in the worked example and explain which conclusion changes and which remains supported.</w:t>
+      </w:r>
+    </w:p>
+    <w:p>
+      <w:pPr>
+        <w:spacing w:line="336" w:lineRule="auto" w:after="180"/>
+      </w:pPr>
+      <w:r>
+        <w:rPr>
+          <w:b w:val="0"/>
+        </w:rPr>
+        <w:t xml:space="preserve">For independent W 4, require: </w:t>
+      </w:r>
+      <w:r>
+        <w:rPr>
+          <w:b/>
+        </w:rPr>
+        <w:t>Baseline</w:t>
+      </w:r>
+      <w:r>
+        <w:rPr>
+          <w:b w:val="0"/>
+        </w:rPr>
+        <w:t xml:space="preserve"> 9/12=75 percent; candidate 10/12 about 83.3 percent; precision 2/3 and recall 2/3. Candidate FP 1 FN 1 versus </w:t>
+      </w:r>
+      <w:r>
+        <w:rPr>
+          <w:b/>
+        </w:rPr>
+        <w:t>baseline</w:t>
+      </w:r>
+      <w:r>
+        <w:rPr>
+          <w:b w:val="0"/>
+        </w:rPr>
+        <w:t xml:space="preserve"> FP 0 FN 3.</w:t>
+      </w:r>
+    </w:p>
+    <w:p>
+      <w:pPr>
+        <w:spacing w:line="336" w:lineRule="auto" w:after="180"/>
+      </w:pPr>
+      <w:r>
+        <w:rPr>
+          <w:b w:val="0"/>
+        </w:rPr>
+        <w:t xml:space="preserve">Fresh retry </w:t>
+      </w:r>
+      <w:r>
+        <w:rPr>
+          <w:b/>
+        </w:rPr>
+        <w:t>baseline</w:t>
+      </w:r>
+      <w:r>
+        <w:rPr>
+          <w:b w:val="0"/>
+        </w:rPr>
+        <w:t>[[8, 0],[4, 0]], candidate[[7, 1],[2, 2]]: accuracy 8/12 versus 9/12, candidate precision 2/3 and recall 2/4. Require the tradeoff and frozen settings.</w:t>
+      </w:r>
+    </w:p>
+    <w:p>
+      <w:pPr>
+        <w:spacing w:line="336" w:lineRule="auto" w:after="180"/>
+      </w:pPr>
+      <w:r>
+        <w:rPr>
+          <w:b w:val="0"/>
+        </w:rPr>
+        <w:t>Mark each criterion as independent, supported or not yet demonstrated. Reassess the reasoning after feedback; do not replace the first attempt silently.</w:t>
       </w:r>
     </w:p>
     <w:p>
@@ -3250,35 +6842,40 @@
         <w:pStyle w:val="Heading3"/>
       </w:pPr>
       <w:r>
-        <w:t>Readiness and reassessment for Capstone models and baselines</w:t>
-      </w:r>
-    </w:p>
-    <w:p>
-      <w:r>
-        <w:t>Provide a blank evidence table and allow a verbal explanation before writing. Highlight the given conditions without supplying the W 4 conclusion. Use baseline and prediction ledger in full sentences. Extension: alter one condition in the worked example and explain which conclusion changes and which remains supported.</w:t>
-      </w:r>
-    </w:p>
-    <w:p>
-      <w:r>
-        <w:t>For independent W 4, require: Baseline 9/12=75 percent; candidate 10/12 about 83.3 percent; precision 2/3 and recall 2/3. Candidate FP 1 FN 1 versus baseline FP 0 FN 3. Fresh retry baseline[[8, 0],[4, 0]], candidate[[7, 1],[2, 2]]: accuracy 8/12 versus 9/12, candidate precision 2/3 and recall 2/4. Require the tradeoff and frozen settings. Mark each criterion as independent, supported or not yet demonstrated. Reassess the reasoning after feedback; do not replace the first attempt silently.</w:t>
-      </w:r>
-    </w:p>
-    <w:p>
-      <w:pPr>
-        <w:pStyle w:val="Heading3"/>
-      </w:pPr>
-      <w:r>
         <w:t>Plan the delayed return</w:t>
       </w:r>
     </w:p>
     <w:p>
-      <w:r>
+      <w:pPr>
+        <w:spacing w:line="336" w:lineRule="auto" w:after="180"/>
+      </w:pPr>
+      <w:r>
+        <w:rPr>
+          <w:b w:val="0"/>
+        </w:rPr>
         <w:t>Suggested return points in this level: ai-4/35. Use actual classroom dates, adjusting for holidays and gaps. One, three and six teaching weeks are scheduling choices, not a claimed optimal spacing.</w:t>
       </w:r>
     </w:p>
     <w:p>
-      <w:r>
-        <w:t>At a delayed check, ask for the idea from memory and a changed application. Compare with the earlier independent response and record support used. For a new level, revisit the previous capstone before checking the new prerequisites.</w:t>
+      <w:pPr>
+        <w:spacing w:line="336" w:lineRule="auto" w:after="180"/>
+      </w:pPr>
+      <w:r>
+        <w:rPr>
+          <w:b w:val="0"/>
+        </w:rPr>
+        <w:t>At a delayed check, ask for the idea from memory and a changed application. Compare with the earlier independent response and record support used.</w:t>
+      </w:r>
+    </w:p>
+    <w:p>
+      <w:pPr>
+        <w:spacing w:line="336" w:lineRule="auto" w:after="180"/>
+      </w:pPr>
+      <w:r>
+        <w:rPr>
+          <w:b w:val="0"/>
+        </w:rPr>
+        <w:t>For a new level, revisit the previous capstone before checking the new prerequisites.</w:t>
       </w:r>
     </w:p>
     <w:tbl>
@@ -3438,8 +7035,26 @@
       </w:tr>
     </w:tbl>
     <w:p>
-      <w:r>
-        <w:t>Use the evidence to choose reteaching or the next step. A completed page, confidence rating or attractive project does not by itself demonstrate understanding.</w:t>
+      <w:pPr>
+        <w:spacing w:line="336" w:lineRule="auto" w:after="180"/>
+      </w:pPr>
+      <w:r>
+        <w:rPr>
+          <w:b w:val="0"/>
+        </w:rPr>
+        <w:t xml:space="preserve">Use the </w:t>
+      </w:r>
+      <w:r>
+        <w:rPr>
+          <w:b/>
+        </w:rPr>
+        <w:t>evidence</w:t>
+      </w:r>
+      <w:r>
+        <w:rPr>
+          <w:b w:val="0"/>
+        </w:rPr>
+        <w:t xml:space="preserve"> to choose reteaching or the next step. A completed page, confidence rating or attractive project does not by itself demonstrate understanding.</w:t>
       </w:r>
     </w:p>
     <w:p>
@@ -3451,8 +7066,37 @@
       </w:r>
     </w:p>
     <w:p>
-      <w:r>
-        <w:t>For your Responsible Plant Classifier, save the input, procedure, observed result and limitation of this check. Label this worked example as practice; use a different, previously unreviewed case when checking independent understanding.</w:t>
+      <w:pPr>
+        <w:spacing w:line="336" w:lineRule="auto" w:after="180"/>
+      </w:pPr>
+      <w:r>
+        <w:rPr>
+          <w:b w:val="0"/>
+        </w:rPr>
+        <w:t xml:space="preserve">For your Responsible Plant Classifier, save the </w:t>
+      </w:r>
+      <w:r>
+        <w:rPr>
+          <w:b/>
+        </w:rPr>
+        <w:t>input</w:t>
+      </w:r>
+      <w:r>
+        <w:rPr>
+          <w:b w:val="0"/>
+        </w:rPr>
+        <w:t>, procedure, observed result and limitation of this check.</w:t>
+      </w:r>
+    </w:p>
+    <w:p>
+      <w:pPr>
+        <w:spacing w:line="336" w:lineRule="auto" w:after="180"/>
+      </w:pPr>
+      <w:r>
+        <w:rPr>
+          <w:b w:val="0"/>
+        </w:rPr>
+        <w:t>Label this worked example as practice; use a different, previously unreviewed case when checking independent understanding.</w:t>
       </w:r>
     </w:p>
     <w:p>
@@ -3465,12 +7109,50 @@
     </w:p>
     <w:p>
       <w:r>
+        <w:t>Use this preparation summary alongside the detailed Capstone Dataset and Baseline lesson; it is a checklist rather than a replacement for the full sequence.</w:t>
+      </w:r>
+    </w:p>
+    <w:p>
+      <w:pPr>
+        <w:pStyle w:val="Heading3"/>
+      </w:pPr>
+      <w:r>
+        <w:t>Teaching target</w:t>
+      </w:r>
+    </w:p>
+    <w:p>
+      <w:pPr>
+        <w:spacing w:line="336" w:lineRule="auto" w:after="180"/>
+        <w:shd w:fill="EDF7F3"/>
+      </w:pPr>
+      <w:r>
+        <w:rPr>
+          <w:b w:val="0"/>
+        </w:rPr>
         <w:t>Teaching target: Define a feasible capstone question and acceptance criteria</w:t>
       </w:r>
     </w:p>
     <w:p>
-      <w:r>
-        <w:t>Prepare the labelled worked-case picture, the matching workbook, fictional input cards and a place for individual responses. Check a local Python 3 environment before class; have a paper-trace version ready.</w:t>
+      <w:pPr>
+        <w:spacing w:line="336" w:lineRule="auto" w:after="180"/>
+      </w:pPr>
+      <w:r>
+        <w:rPr>
+          <w:b w:val="0"/>
+        </w:rPr>
+        <w:t xml:space="preserve">Prepare the labelled worked-case picture, the matching workbook, fictional </w:t>
+      </w:r>
+      <w:r>
+        <w:rPr>
+          <w:b/>
+        </w:rPr>
+        <w:t>input</w:t>
+      </w:r>
+      <w:r>
+        <w:rPr>
+          <w:b w:val="0"/>
+        </w:rPr>
+        <w:t xml:space="preserve"> cards and a place for individual responses. Check a local Python 3 environment before class; have a paper-trace version ready.</w:t>
       </w:r>
     </w:p>
     <w:tbl>
@@ -3617,37 +7299,255 @@
       </w:tr>
     </w:tbl>
     <w:p>
-      <w:r>
+      <w:pPr>
+        <w:spacing w:line="336" w:lineRule="auto" w:after="180"/>
+      </w:pPr>
+      <w:r>
+        <w:rPr>
+          <w:b w:val="0"/>
+        </w:rPr>
         <w:t>Before class, solve the supported practice: Explain why record ID, group ID and measured width have different roles.</w:t>
       </w:r>
     </w:p>
     <w:p>
-      <w:r>
-        <w:t>Reasoned practice answer: Teacher explanation: Record ID tracks rows, group ID keeps related records together, and width is a potential measured feature available before prediction; IDs are not automatic inputs.</w:t>
-      </w:r>
-    </w:p>
-    <w:p>
-      <w:r>
-        <w:t>Check every learner before discussion: Use the worked case for Capstone data and requirements. Proposed explanation: “A final answer is enough”. Decide whether this explanation is supported. Point to the step or supplied fact that decides; explain your repair if needed.</w:t>
-      </w:r>
-    </w:p>
-    <w:p>
-      <w:r>
-        <w:t>Misconception repair: Ask for the relevant counts, units, procedure or saved record. For this week: Compare a simple classifier with a training-majority baseline on the fictional parcel evaluation; no real handling or student decisions are supported.</w:t>
-      </w:r>
-    </w:p>
-    <w:p>
-      <w:r>
-        <w:t>Support: read the exact case aloud, enlarge the labelled picture, supply input cards and model only the first deciding step. Accept a spoken explanation or drawing; retain the reasoning goal.</w:t>
-      </w:r>
-    </w:p>
-    <w:p>
-      <w:r>
-        <w:t>Extension: A derived crop of plantG is added to training. Require a prediction and a reason before comparing. Expected result: The final group separation is violated. Reason: The crop retains the same source plant identity even with a new file name.</w:t>
-      </w:r>
-    </w:p>
-    <w:p>
-      <w:r>
+      <w:pPr>
+        <w:pStyle w:val="Heading3"/>
+      </w:pPr>
+      <w:r>
+        <w:t>Supported practice answer</w:t>
+      </w:r>
+    </w:p>
+    <w:p>
+      <w:pPr>
+        <w:spacing w:line="336" w:lineRule="auto" w:after="180"/>
+        <w:shd w:fill="F1F6FC"/>
+      </w:pPr>
+      <w:r>
+        <w:rPr>
+          <w:b w:val="0"/>
+        </w:rPr>
+        <w:t xml:space="preserve">Reasoned practice answer: Teacher explanation: Record ID tracks rows, group ID keeps related records together, and width is a potential measured feature available before </w:t>
+      </w:r>
+      <w:r>
+        <w:rPr>
+          <w:b/>
+        </w:rPr>
+        <w:t>prediction</w:t>
+      </w:r>
+      <w:r>
+        <w:rPr>
+          <w:b w:val="0"/>
+        </w:rPr>
+        <w:t xml:space="preserve">; IDs are not automatic </w:t>
+      </w:r>
+      <w:r>
+        <w:rPr>
+          <w:b/>
+        </w:rPr>
+        <w:t>input</w:t>
+      </w:r>
+      <w:r>
+        <w:rPr>
+          <w:b w:val="0"/>
+        </w:rPr>
+        <w:t>s.</w:t>
+      </w:r>
+    </w:p>
+    <w:p>
+      <w:pPr>
+        <w:spacing w:line="336" w:lineRule="auto" w:after="180"/>
+      </w:pPr>
+      <w:r>
+        <w:rPr>
+          <w:b w:val="0"/>
+        </w:rPr>
+        <w:t xml:space="preserve">Check every learner before discussion: Use the worked case for Capstone data and </w:t>
+      </w:r>
+      <w:r>
+        <w:rPr>
+          <w:b/>
+        </w:rPr>
+        <w:t>requirement</w:t>
+      </w:r>
+      <w:r>
+        <w:rPr>
+          <w:b w:val="0"/>
+        </w:rPr>
+        <w:t>s. Proposed explanation: “A final answer is enough”. Decide whether this explanation is supported.</w:t>
+      </w:r>
+    </w:p>
+    <w:p>
+      <w:pPr>
+        <w:spacing w:line="336" w:lineRule="auto" w:after="180"/>
+      </w:pPr>
+      <w:r>
+        <w:rPr>
+          <w:b w:val="0"/>
+        </w:rPr>
+        <w:t>Point to the step or supplied fact that decides; explain your repair if needed.</w:t>
+      </w:r>
+    </w:p>
+    <w:p>
+      <w:pPr>
+        <w:pStyle w:val="Heading3"/>
+      </w:pPr>
+      <w:r>
+        <w:t>Repair the misconception</w:t>
+      </w:r>
+    </w:p>
+    <w:p>
+      <w:pPr>
+        <w:spacing w:line="336" w:lineRule="auto" w:after="180"/>
+        <w:shd w:fill="FFF5E6"/>
+      </w:pPr>
+      <w:r>
+        <w:rPr>
+          <w:b w:val="0"/>
+        </w:rPr>
+        <w:t>Misconception repair: Ask for the relevant counts, units, procedure or saved record.</w:t>
+      </w:r>
+    </w:p>
+    <w:p>
+      <w:pPr>
+        <w:spacing w:line="336" w:lineRule="auto" w:after="180"/>
+        <w:shd w:fill="FFF5E6"/>
+      </w:pPr>
+      <w:r>
+        <w:rPr>
+          <w:b w:val="0"/>
+        </w:rPr>
+        <w:t xml:space="preserve">For this week: Compare a simple classifier with a </w:t>
+      </w:r>
+      <w:r>
+        <w:rPr>
+          <w:b/>
+        </w:rPr>
+        <w:t>training</w:t>
+      </w:r>
+      <w:r>
+        <w:rPr>
+          <w:b w:val="0"/>
+        </w:rPr>
+        <w:t xml:space="preserve">-majority </w:t>
+      </w:r>
+      <w:r>
+        <w:rPr>
+          <w:b/>
+        </w:rPr>
+        <w:t>baseline</w:t>
+      </w:r>
+      <w:r>
+        <w:rPr>
+          <w:b w:val="0"/>
+        </w:rPr>
+        <w:t xml:space="preserve"> on the fictional parcel evaluation; no real handling or student decisions are supported.</w:t>
+      </w:r>
+    </w:p>
+    <w:p>
+      <w:pPr>
+        <w:pStyle w:val="Heading3"/>
+      </w:pPr>
+      <w:r>
+        <w:t>Support without giving away the answer</w:t>
+      </w:r>
+    </w:p>
+    <w:p>
+      <w:pPr>
+        <w:spacing w:line="336" w:lineRule="auto" w:after="180"/>
+        <w:shd w:fill="F1F6F8"/>
+      </w:pPr>
+      <w:r>
+        <w:rPr>
+          <w:b w:val="0"/>
+        </w:rPr>
+        <w:t xml:space="preserve">Support: read the exact case aloud, enlarge the labelled picture, supply </w:t>
+      </w:r>
+      <w:r>
+        <w:rPr>
+          <w:b/>
+        </w:rPr>
+        <w:t>input</w:t>
+      </w:r>
+      <w:r>
+        <w:rPr>
+          <w:b w:val="0"/>
+        </w:rPr>
+        <w:t xml:space="preserve"> cards and model only the first deciding step. Accept a spoken explanation or drawing; retain the reasoning goal.</w:t>
+      </w:r>
+    </w:p>
+    <w:p>
+      <w:pPr>
+        <w:pStyle w:val="Heading3"/>
+      </w:pPr>
+      <w:r>
+        <w:t>Extend the reasoning</w:t>
+      </w:r>
+    </w:p>
+    <w:p>
+      <w:pPr>
+        <w:spacing w:line="336" w:lineRule="auto" w:after="180"/>
+        <w:shd w:fill="F5F1FB"/>
+      </w:pPr>
+      <w:r>
+        <w:rPr>
+          <w:b w:val="0"/>
+        </w:rPr>
+        <w:t xml:space="preserve">Extension: A derived crop of plantG is added to </w:t>
+      </w:r>
+      <w:r>
+        <w:rPr>
+          <w:b/>
+        </w:rPr>
+        <w:t>training</w:t>
+      </w:r>
+      <w:r>
+        <w:rPr>
+          <w:b w:val="0"/>
+        </w:rPr>
+        <w:t xml:space="preserve">. Require a </w:t>
+      </w:r>
+      <w:r>
+        <w:rPr>
+          <w:b/>
+        </w:rPr>
+        <w:t>prediction</w:t>
+      </w:r>
+      <w:r>
+        <w:rPr>
+          <w:b w:val="0"/>
+        </w:rPr>
+        <w:t xml:space="preserve"> and a reason before comparing. Expected result: The final group separation is violated.</w:t>
+      </w:r>
+    </w:p>
+    <w:p>
+      <w:pPr>
+        <w:spacing w:line="336" w:lineRule="auto" w:after="180"/>
+        <w:shd w:fill="F5F1FB"/>
+      </w:pPr>
+      <w:r>
+        <w:rPr>
+          <w:b w:val="0"/>
+        </w:rPr>
+        <w:t>Reason: The crop retains the same source plant identity even with a new file name.</w:t>
+      </w:r>
+    </w:p>
+    <w:p>
+      <w:pPr>
+        <w:pStyle w:val="Heading3"/>
+      </w:pPr>
+      <w:r>
+        <w:t>Protect the independent attempt</w:t>
+      </w:r>
+    </w:p>
+    <w:p>
+      <w:pPr>
+        <w:spacing w:line="336" w:lineRule="auto" w:after="180"/>
+        <w:shd w:fill="FFF5E6"/>
+      </w:pPr>
+      <w:r>
+        <w:rPr>
+          <w:b w:val="0"/>
+        </w:rPr>
         <w:t>Independent assessment: withhold the reserved answer until the learner has attempted the new case. Record support separately from correctness.</w:t>
       </w:r>
     </w:p>
@@ -3836,13 +7736,58 @@
       </w:tr>
     </w:tbl>
     <w:p>
-      <w:r>
-        <w:t>Project checkpoint: Present and defend. Demonstrate the system, explain one failure and justify the next improvement with evidence.</w:t>
-      </w:r>
-    </w:p>
-    <w:p>
-      <w:r>
-        <w:t>Use the weekly teacher answer for topic-specific reasoning. A saved progress tick is an activity record; judge mastery from the learner’s explanation and evidence.</w:t>
+      <w:pPr>
+        <w:pStyle w:val="Heading3"/>
+      </w:pPr>
+      <w:r>
+        <w:t>Project checkpoint</w:t>
+      </w:r>
+    </w:p>
+    <w:p>
+      <w:pPr>
+        <w:spacing w:line="336" w:lineRule="auto" w:after="180"/>
+        <w:shd w:fill="EDF7F3"/>
+      </w:pPr>
+      <w:r>
+        <w:rPr>
+          <w:b w:val="0"/>
+        </w:rPr>
+        <w:t xml:space="preserve">Project checkpoint: Present and defend. Demonstrate the system, explain one failure and justify the next improvement with </w:t>
+      </w:r>
+      <w:r>
+        <w:rPr>
+          <w:b/>
+        </w:rPr>
+        <w:t>evidence</w:t>
+      </w:r>
+      <w:r>
+        <w:rPr>
+          <w:b w:val="0"/>
+        </w:rPr>
+        <w:t>.</w:t>
+      </w:r>
+    </w:p>
+    <w:p>
+      <w:pPr>
+        <w:spacing w:line="336" w:lineRule="auto" w:after="180"/>
+      </w:pPr>
+      <w:r>
+        <w:rPr>
+          <w:b w:val="0"/>
+        </w:rPr>
+        <w:t xml:space="preserve">Use the weekly teacher answer for topic-specific reasoning. A saved progress tick is an activity record; judge mastery from the learner’s explanation and </w:t>
+      </w:r>
+      <w:r>
+        <w:rPr>
+          <w:b/>
+        </w:rPr>
+        <w:t>evidence</w:t>
+      </w:r>
+      <w:r>
+        <w:rPr>
+          <w:b w:val="0"/>
+        </w:rPr>
+        <w:t>.</w:t>
       </w:r>
     </w:p>
     <w:p>
@@ -3855,27 +7800,1032 @@
     </w:p>
     <w:p>
       <w:r>
-        <w:t>Use the two formative questions as supported practice, not as independent mastery scores. Discuss the deciding evidence rather than accepting a guessed selection.</w:t>
-      </w:r>
-    </w:p>
-    <w:p>
-      <w:r>
+        <w:t>Use feedback, earlier review and portfolios purposefully. Apply the coding routine only when this lesson has an executable lab.</w:t>
+      </w:r>
+    </w:p>
+    <w:p>
+      <w:pPr>
+        <w:spacing w:line="336" w:lineRule="auto" w:after="180"/>
+      </w:pPr>
+      <w:r>
+        <w:rPr>
+          <w:b w:val="0"/>
+        </w:rPr>
+        <w:t xml:space="preserve">Use the two formative questions as supported practice, not as independent mastery scores. Discuss the deciding </w:t>
+      </w:r>
+      <w:r>
+        <w:rPr>
+          <w:b/>
+        </w:rPr>
+        <w:t>evidence</w:t>
+      </w:r>
+      <w:r>
+        <w:rPr>
+          <w:b w:val="0"/>
+        </w:rPr>
+        <w:t xml:space="preserve"> rather than accepting a guessed selection.</w:t>
+      </w:r>
+    </w:p>
+    <w:p>
+      <w:pPr>
+        <w:spacing w:line="336" w:lineRule="auto" w:after="180"/>
+      </w:pPr>
+      <w:r>
+        <w:rPr>
+          <w:b w:val="0"/>
+        </w:rPr>
         <w:t>The feedback comes from the reviewed public worked case. Do not reveal the separately reserved independent teacher answer until the learner has attempted that case.</w:t>
       </w:r>
     </w:p>
     <w:p>
-      <w:r>
-        <w:t>Ask students to predict before running code. Preserve errors and actual outputs; collect a changed test and an explanation. The branch-boundary and indexing lessons deliberately include failure cases.</w:t>
-      </w:r>
-    </w:p>
-    <w:p>
-      <w:r>
+      <w:pPr>
+        <w:spacing w:line="336" w:lineRule="auto" w:after="180"/>
+      </w:pPr>
+      <w:r>
+        <w:rPr>
+          <w:b w:val="0"/>
+        </w:rPr>
+        <w:t xml:space="preserve">Ask students to predict before running code. Preserve errors and actual </w:t>
+      </w:r>
+      <w:r>
+        <w:rPr>
+          <w:b/>
+        </w:rPr>
+        <w:t>output</w:t>
+      </w:r>
+      <w:r>
+        <w:rPr>
+          <w:b w:val="0"/>
+        </w:rPr>
+        <w:t>s; collect a changed test and an explanation. The branch-boundary and indexing lessons deliberately include failure cases.</w:t>
+      </w:r>
+    </w:p>
+    <w:p>
+      <w:pPr>
+        <w:spacing w:line="336" w:lineRule="auto" w:after="180"/>
+      </w:pPr>
+      <w:r>
+        <w:rPr>
+          <w:b w:val="0"/>
+        </w:rPr>
         <w:t>Use the earlier worked-explanation links to address a specific missing building block, then return to the current question. Adapt this suggestion after observing the learner; it is not an automatic diagnosis.</w:t>
       </w:r>
     </w:p>
     <w:p>
-      <w:r>
-        <w:t>Collect the completed-work portfolio as evidence. Record support separately from correctness, and assess explanation, trace/test and limitations. Progress ticks and quiz selections alone do not establish mastery.</w:t>
+      <w:pPr>
+        <w:spacing w:line="336" w:lineRule="auto" w:after="180"/>
+      </w:pPr>
+      <w:r>
+        <w:rPr>
+          <w:b w:val="0"/>
+        </w:rPr>
+        <w:t xml:space="preserve">Collect the completed-work portfolio as </w:t>
+      </w:r>
+      <w:r>
+        <w:rPr>
+          <w:b/>
+        </w:rPr>
+        <w:t>evidence</w:t>
+      </w:r>
+      <w:r>
+        <w:rPr>
+          <w:b w:val="0"/>
+        </w:rPr>
+        <w:t>. Record support separately from correctness, and assess explanation, trace/test and limitations. Progress ticks and quiz selections alone do not establish mastery.</w:t>
+      </w:r>
+    </w:p>
+    <w:p>
+      <w:pPr>
+        <w:pStyle w:val="Heading1"/>
+      </w:pPr>
+      <w:r>
+        <w:t>09. Visual concept journey</w:t>
+      </w:r>
+    </w:p>
+    <w:p>
+      <w:r>
+        <w:t>Show one Capstone Dataset and Baseline graphic at a time, request a prediction and discuss its trace before the independent assessment.</w:t>
+      </w:r>
+    </w:p>
+    <w:p>
+      <w:pPr>
+        <w:spacing w:line="336" w:lineRule="auto" w:after="180"/>
+      </w:pPr>
+      <w:r>
+        <w:rPr>
+          <w:b w:val="0"/>
+        </w:rPr>
+        <w:t xml:space="preserve">Use one picture at a time. Hide a worked result before asking for a </w:t>
+      </w:r>
+      <w:r>
+        <w:rPr>
+          <w:b/>
+        </w:rPr>
+        <w:t>prediction</w:t>
+      </w:r>
+      <w:r>
+        <w:rPr>
+          <w:b w:val="0"/>
+        </w:rPr>
+        <w:t>, then reveal it for feedback. These are supported teaching cases; retain the separate independent assessment for a fresh first attempt.</w:t>
+      </w:r>
+    </w:p>
+    <w:p>
+      <w:pPr>
+        <w:pStyle w:val="Heading3"/>
+      </w:pPr>
+      <w:r>
+        <w:t>01. Capstone Dataset and Baseline: the case</w:t>
+      </w:r>
+    </w:p>
+    <w:p>
+      <w:r>
+        <w:drawing>
+          <wp:inline xmlns:a="http://schemas.openxmlformats.org/drawingml/2006/main" xmlns:pic="http://schemas.openxmlformats.org/drawingml/2006/picture">
+            <wp:extent cx="5486400" cy="3291840"/>
+            <wp:docPr id="2" name="Picture 2" descr="Plan the plant capstone around independent groups and a baseline before collecting more rows. Supplied facts: Toy proposed dataset: 8 plants, 3 photos each. Development groupsA–F; final groupsG, H. Target is visible-spot status, with review for hidden leaves. All inputs and outcomes in this worked example are invented classroom data; no real model run is claimed."/>
+            <wp:cNvGraphicFramePr>
+              <a:graphicFrameLocks noChangeAspect="1"/>
+            </wp:cNvGraphicFramePr>
+            <a:graphic>
+              <a:graphicData uri="http://schemas.openxmlformats.org/drawingml/2006/picture">
+                <pic:pic>
+                  <pic:nvPicPr>
+                    <pic:cNvPr id="0" name="academy-story-ai-4-34-01.png"/>
+                    <pic:cNvPicPr/>
+                  </pic:nvPicPr>
+                  <pic:blipFill>
+                    <a:blip r:embed="rId10"/>
+                    <a:stretch>
+                      <a:fillRect/>
+                    </a:stretch>
+                  </pic:blipFill>
+                  <pic:spPr>
+                    <a:xfrm>
+                      <a:off x="0" y="0"/>
+                      <a:ext cx="5486400" cy="3291840"/>
+                    </a:xfrm>
+                    <a:prstGeom prst="rect"/>
+                  </pic:spPr>
+                </pic:pic>
+              </a:graphicData>
+            </a:graphic>
+          </wp:inline>
+        </w:drawing>
+      </w:r>
+    </w:p>
+    <w:p>
+      <w:pPr>
+        <w:spacing w:line="336" w:lineRule="auto" w:after="180"/>
+      </w:pPr>
+      <w:r>
+        <w:rPr>
+          <w:b w:val="0"/>
+        </w:rPr>
+        <w:t xml:space="preserve">Plan the plant capstone around independent groups and a </w:t>
+      </w:r>
+      <w:r>
+        <w:rPr>
+          <w:b/>
+        </w:rPr>
+        <w:t>baseline</w:t>
+      </w:r>
+      <w:r>
+        <w:rPr>
+          <w:b w:val="0"/>
+        </w:rPr>
+        <w:t xml:space="preserve"> before collecting more rows. Supplied facts: Toy proposed dataset: 8 plants, 3 photos each. Development groupsA–F; final groupsG, H.</w:t>
+      </w:r>
+    </w:p>
+    <w:p>
+      <w:pPr>
+        <w:spacing w:line="336" w:lineRule="auto" w:after="180"/>
+      </w:pPr>
+      <w:r>
+        <w:rPr>
+          <w:b w:val="0"/>
+        </w:rPr>
+        <w:t xml:space="preserve">Target is visible-spot status, with review for hidden leaves. All </w:t>
+      </w:r>
+      <w:r>
+        <w:rPr>
+          <w:b/>
+        </w:rPr>
+        <w:t>input</w:t>
+      </w:r>
+      <w:r>
+        <w:rPr>
+          <w:b w:val="0"/>
+        </w:rPr>
+        <w:t>s and outcomes in this worked example are invented classroom data; no real model run is claimed.</w:t>
+      </w:r>
+    </w:p>
+    <w:p>
+      <w:pPr>
+        <w:spacing w:line="336" w:lineRule="auto" w:after="180"/>
+        <w:shd w:fill="F5F1FB"/>
+      </w:pPr>
+      <w:r>
+        <w:rPr>
+          <w:b w:val="0"/>
+        </w:rPr>
+        <w:t>Point to the given fact that matters most. Explain why it matters.</w:t>
+      </w:r>
+    </w:p>
+    <w:p>
+      <w:pPr>
+        <w:pStyle w:val="Heading3"/>
+      </w:pPr>
+      <w:r>
+        <w:t>Discuss while showing the picture</w:t>
+      </w:r>
+    </w:p>
+    <w:p>
+      <w:pPr>
+        <w:spacing w:line="336" w:lineRule="auto" w:after="180"/>
+        <w:shd w:fill="F1F6F8"/>
+      </w:pPr>
+      <w:r>
+        <w:rPr>
+          <w:b w:val="0"/>
+        </w:rPr>
+        <w:t>Teacher prompt: Point to the given fact that matters most. Explain why it matters. Ask learners to describe one label or arrow in ordinary words. Use the adjacent transcript if the image is difficult to see.</w:t>
+      </w:r>
+    </w:p>
+    <w:p>
+      <w:pPr>
+        <w:pStyle w:val="Heading3"/>
+      </w:pPr>
+      <w:r>
+        <w:t>02. Follow the deciding steps</w:t>
+      </w:r>
+    </w:p>
+    <w:p>
+      <w:r>
+        <w:drawing>
+          <wp:inline xmlns:a="http://schemas.openxmlformats.org/drawingml/2006/main" xmlns:pic="http://schemas.openxmlformats.org/drawingml/2006/picture">
+            <wp:extent cx="5486400" cy="3182112"/>
+            <wp:docPr id="3" name="Picture 3" descr="Define target: Write visible-spot and review rules before annotation. → Split by groups: Keep all 18 A–F views in development and all 6 G/H views for final evaluation. → Plan baseline: Fit majority label only from development training; record metrics and error types."/>
+            <wp:cNvGraphicFramePr>
+              <a:graphicFrameLocks noChangeAspect="1"/>
+            </wp:cNvGraphicFramePr>
+            <a:graphic>
+              <a:graphicData uri="http://schemas.openxmlformats.org/drawingml/2006/picture">
+                <pic:pic>
+                  <pic:nvPicPr>
+                    <pic:cNvPr id="0" name="academy-story-ai-4-34-02.png"/>
+                    <pic:cNvPicPr/>
+                  </pic:nvPicPr>
+                  <pic:blipFill>
+                    <a:blip r:embed="rId11"/>
+                    <a:stretch>
+                      <a:fillRect/>
+                    </a:stretch>
+                  </pic:blipFill>
+                  <pic:spPr>
+                    <a:xfrm>
+                      <a:off x="0" y="0"/>
+                      <a:ext cx="5486400" cy="3182112"/>
+                    </a:xfrm>
+                    <a:prstGeom prst="rect"/>
+                  </pic:spPr>
+                </pic:pic>
+              </a:graphicData>
+            </a:graphic>
+          </wp:inline>
+        </w:drawing>
+      </w:r>
+    </w:p>
+    <w:p>
+      <w:pPr>
+        <w:spacing w:line="336" w:lineRule="auto" w:after="180"/>
+      </w:pPr>
+      <w:r>
+        <w:rPr>
+          <w:b w:val="0"/>
+        </w:rPr>
+        <w:t xml:space="preserve">Define target: Write visible-spot and review rules before annotation. → Split by groups: Keep all 18 A–F views in development and all 6 G/H views for final evaluation. → Plan </w:t>
+      </w:r>
+      <w:r>
+        <w:rPr>
+          <w:b/>
+        </w:rPr>
+        <w:t>baseline</w:t>
+      </w:r>
+      <w:r>
+        <w:rPr>
+          <w:b w:val="0"/>
+        </w:rPr>
+        <w:t xml:space="preserve">: Fit majority label only from development </w:t>
+      </w:r>
+      <w:r>
+        <w:rPr>
+          <w:b/>
+        </w:rPr>
+        <w:t>training</w:t>
+      </w:r>
+      <w:r>
+        <w:rPr>
+          <w:b w:val="0"/>
+        </w:rPr>
+        <w:t>; record metrics and error types.</w:t>
+      </w:r>
+    </w:p>
+    <w:p>
+      <w:pPr>
+        <w:spacing w:line="336" w:lineRule="auto" w:after="180"/>
+        <w:shd w:fill="F5F1FB"/>
+      </w:pPr>
+      <w:r>
+        <w:rPr>
+          <w:b w:val="0"/>
+        </w:rPr>
+        <w:t xml:space="preserve">Point to each numbered stage and explain which recorded </w:t>
+      </w:r>
+      <w:r>
+        <w:rPr>
+          <w:b/>
+        </w:rPr>
+        <w:t>input</w:t>
+      </w:r>
+      <w:r>
+        <w:rPr>
+          <w:b w:val="0"/>
+        </w:rPr>
+        <w:t xml:space="preserve"> it uses.</w:t>
+      </w:r>
+    </w:p>
+    <w:p>
+      <w:pPr>
+        <w:pStyle w:val="Heading3"/>
+      </w:pPr>
+      <w:r>
+        <w:t>Discuss while showing the picture</w:t>
+      </w:r>
+    </w:p>
+    <w:p>
+      <w:pPr>
+        <w:spacing w:line="336" w:lineRule="auto" w:after="180"/>
+        <w:shd w:fill="F1F6F8"/>
+      </w:pPr>
+      <w:r>
+        <w:rPr>
+          <w:b w:val="0"/>
+        </w:rPr>
+        <w:t xml:space="preserve">Teacher prompt: Point to each numbered stage and explain which recorded </w:t>
+      </w:r>
+      <w:r>
+        <w:rPr>
+          <w:b/>
+        </w:rPr>
+        <w:t>input</w:t>
+      </w:r>
+      <w:r>
+        <w:rPr>
+          <w:b w:val="0"/>
+        </w:rPr>
+        <w:t xml:space="preserve"> it uses. Ask learners to describe one label or arrow in ordinary words. Use the adjacent transcript if the image is difficult to see.</w:t>
+      </w:r>
+    </w:p>
+    <w:p>
+      <w:pPr>
+        <w:pStyle w:val="Heading3"/>
+      </w:pPr>
+      <w:r>
+        <w:t>03. Four-step worked evidence for Week 34: Capstone Dataset and Baseline</w:t>
+      </w:r>
+    </w:p>
+    <w:p>
+      <w:r>
+        <w:drawing>
+          <wp:inline xmlns:a="http://schemas.openxmlformats.org/drawingml/2006/main" xmlns:pic="http://schemas.openxmlformats.org/drawingml/2006/picture">
+            <wp:extent cx="5486400" cy="4349496"/>
+            <wp:docPr id="4" name="Picture 4" descr="Four-step worked evidence for Week 34: Capstone Dataset and Baseline. 1 | Freeze dataset card v3 and grouped split s2 with no plant identity crossing sets.. 2 | Test set remains sealed; validation supports model choices.. 3 | Validation has 12 healthy and 8 spotted leaves. The always-healthy baseline scores 12/20=60% accuracy and 0/8=0% spotted recall. The rule has TP=5, FN=3, TN=10, FP=2: accuracy 75% and spotted recall 62.5%.. 4 | Acceptance requires valid citations, metric calculations, subgroup review, and safe escalation."/>
+            <wp:cNvGraphicFramePr>
+              <a:graphicFrameLocks noChangeAspect="1"/>
+            </wp:cNvGraphicFramePr>
+            <a:graphic>
+              <a:graphicData uri="http://schemas.openxmlformats.org/drawingml/2006/picture">
+                <pic:pic>
+                  <pic:nvPicPr>
+                    <pic:cNvPr id="0" name="academy-story-ai-4-34-03.png"/>
+                    <pic:cNvPicPr/>
+                  </pic:nvPicPr>
+                  <pic:blipFill>
+                    <a:blip r:embed="rId12"/>
+                    <a:stretch>
+                      <a:fillRect/>
+                    </a:stretch>
+                  </pic:blipFill>
+                  <pic:spPr>
+                    <a:xfrm>
+                      <a:off x="0" y="0"/>
+                      <a:ext cx="5486400" cy="4349496"/>
+                    </a:xfrm>
+                    <a:prstGeom prst="rect"/>
+                  </pic:spPr>
+                </pic:pic>
+              </a:graphicData>
+            </a:graphic>
+          </wp:inline>
+        </w:drawing>
+      </w:r>
+    </w:p>
+    <w:p>
+      <w:pPr>
+        <w:spacing w:line="336" w:lineRule="auto" w:after="180"/>
+      </w:pPr>
+      <w:r>
+        <w:rPr>
+          <w:b w:val="0"/>
+        </w:rPr>
+        <w:t xml:space="preserve">Four-step worked </w:t>
+      </w:r>
+      <w:r>
+        <w:rPr>
+          <w:b/>
+        </w:rPr>
+        <w:t>evidence</w:t>
+      </w:r>
+      <w:r>
+        <w:rPr>
+          <w:b w:val="0"/>
+        </w:rPr>
+        <w:t xml:space="preserve"> for Week 34: Capstone Dataset and </w:t>
+      </w:r>
+      <w:r>
+        <w:rPr>
+          <w:b/>
+        </w:rPr>
+        <w:t>Baseline</w:t>
+      </w:r>
+      <w:r>
+        <w:rPr>
+          <w:b w:val="0"/>
+        </w:rPr>
+        <w:t xml:space="preserve">. 1 | </w:t>
+      </w:r>
+      <w:r>
+        <w:rPr>
+          <w:b/>
+        </w:rPr>
+        <w:t>Freeze</w:t>
+      </w:r>
+      <w:r>
+        <w:rPr>
+          <w:b w:val="0"/>
+        </w:rPr>
+        <w:t xml:space="preserve"> dataset card v3 and grouped split s2 with no plant identity crossing sets.. 2 | Test set remains sealed; validation supports model choices.. 3 | Validation has 12 healthy and 8 spotted leaves.</w:t>
+      </w:r>
+    </w:p>
+    <w:p>
+      <w:pPr>
+        <w:spacing w:line="336" w:lineRule="auto" w:after="180"/>
+      </w:pPr>
+      <w:r>
+        <w:rPr>
+          <w:b w:val="0"/>
+        </w:rPr>
+        <w:t xml:space="preserve">The always-healthy </w:t>
+      </w:r>
+      <w:r>
+        <w:rPr>
+          <w:b/>
+        </w:rPr>
+        <w:t>baseline</w:t>
+      </w:r>
+      <w:r>
+        <w:rPr>
+          <w:b w:val="0"/>
+        </w:rPr>
+        <w:t xml:space="preserve"> scores 12/20=</w:t>
+      </w:r>
+      <w:r>
+        <w:rPr>
+          <w:b/>
+        </w:rPr>
+        <w:t>60%</w:t>
+      </w:r>
+      <w:r>
+        <w:rPr>
+          <w:b w:val="0"/>
+        </w:rPr>
+        <w:t xml:space="preserve"> accuracy and 0/8=0% spotted recall.</w:t>
+      </w:r>
+    </w:p>
+    <w:p>
+      <w:pPr>
+        <w:spacing w:line="336" w:lineRule="auto" w:after="180"/>
+      </w:pPr>
+      <w:r>
+        <w:rPr>
+          <w:b w:val="0"/>
+        </w:rPr>
+        <w:t>The rule has TP=5, FN=3, TN=10, FP=2: accuracy 75% and spotted recall 62.5%.. 4 | Acceptance requires valid citations, metric calculations, subgroup review, and safe escalation.</w:t>
+      </w:r>
+    </w:p>
+    <w:p>
+      <w:pPr>
+        <w:spacing w:line="336" w:lineRule="auto" w:after="180"/>
+        <w:shd w:fill="F5F1FB"/>
+      </w:pPr>
+      <w:r>
+        <w:rPr>
+          <w:b w:val="0"/>
+        </w:rPr>
+        <w:t>Read the labels and values. Explain the relationship the model shows.</w:t>
+      </w:r>
+    </w:p>
+    <w:p>
+      <w:pPr>
+        <w:pStyle w:val="Heading3"/>
+      </w:pPr>
+      <w:r>
+        <w:t>Discuss while showing the picture</w:t>
+      </w:r>
+    </w:p>
+    <w:p>
+      <w:pPr>
+        <w:spacing w:line="336" w:lineRule="auto" w:after="180"/>
+        <w:shd w:fill="F1F6F8"/>
+      </w:pPr>
+      <w:r>
+        <w:rPr>
+          <w:b w:val="0"/>
+        </w:rPr>
+        <w:t>Teacher prompt: Read the labels and values. Explain the relationship the model shows. Ask learners to describe one label or arrow in ordinary words. Use the adjacent transcript if the image is difficult to see.</w:t>
+      </w:r>
+    </w:p>
+    <w:p>
+      <w:pPr>
+        <w:pStyle w:val="Heading3"/>
+      </w:pPr>
+      <w:r>
+        <w:t>04. Change one thing. Trace what follows.</w:t>
+      </w:r>
+    </w:p>
+    <w:p>
+      <w:r>
+        <w:drawing>
+          <wp:inline xmlns:a="http://schemas.openxmlformats.org/drawingml/2006/main" xmlns:pic="http://schemas.openxmlformats.org/drawingml/2006/picture">
+            <wp:extent cx="5486400" cy="3026664"/>
+            <wp:docPr id="5" name="Picture 5" descr="Original case: Fit majority label only from development training; record metrics and error types. Changed condition: A derived crop of plantG is added to training. Expected result: The final group separation is violated. Reason: The crop retains the same source plant identity even with a new file name."/>
+            <wp:cNvGraphicFramePr>
+              <a:graphicFrameLocks noChangeAspect="1"/>
+            </wp:cNvGraphicFramePr>
+            <a:graphic>
+              <a:graphicData uri="http://schemas.openxmlformats.org/drawingml/2006/picture">
+                <pic:pic>
+                  <pic:nvPicPr>
+                    <pic:cNvPr id="0" name="academy-story-ai-4-34-04.png"/>
+                    <pic:cNvPicPr/>
+                  </pic:nvPicPr>
+                  <pic:blipFill>
+                    <a:blip r:embed="rId13"/>
+                    <a:stretch>
+                      <a:fillRect/>
+                    </a:stretch>
+                  </pic:blipFill>
+                  <pic:spPr>
+                    <a:xfrm>
+                      <a:off x="0" y="0"/>
+                      <a:ext cx="5486400" cy="3026664"/>
+                    </a:xfrm>
+                    <a:prstGeom prst="rect"/>
+                  </pic:spPr>
+                </pic:pic>
+              </a:graphicData>
+            </a:graphic>
+          </wp:inline>
+        </w:drawing>
+      </w:r>
+    </w:p>
+    <w:p>
+      <w:pPr>
+        <w:spacing w:line="336" w:lineRule="auto" w:after="180"/>
+      </w:pPr>
+      <w:r>
+        <w:rPr>
+          <w:b w:val="0"/>
+        </w:rPr>
+        <w:t xml:space="preserve">Original case: Fit majority label only from development </w:t>
+      </w:r>
+      <w:r>
+        <w:rPr>
+          <w:b/>
+        </w:rPr>
+        <w:t>training</w:t>
+      </w:r>
+      <w:r>
+        <w:rPr>
+          <w:b w:val="0"/>
+        </w:rPr>
+        <w:t xml:space="preserve">; record metrics and error types. Changed condition: A derived crop of plantG is added to </w:t>
+      </w:r>
+      <w:r>
+        <w:rPr>
+          <w:b/>
+        </w:rPr>
+        <w:t>training</w:t>
+      </w:r>
+      <w:r>
+        <w:rPr>
+          <w:b w:val="0"/>
+        </w:rPr>
+        <w:t>. Expected result: The final group separation is violated.</w:t>
+      </w:r>
+    </w:p>
+    <w:p>
+      <w:pPr>
+        <w:spacing w:line="336" w:lineRule="auto" w:after="180"/>
+      </w:pPr>
+      <w:r>
+        <w:rPr>
+          <w:b w:val="0"/>
+        </w:rPr>
+        <w:t>Reason: The crop retains the same source plant identity even with a new file name.</w:t>
+      </w:r>
+    </w:p>
+    <w:p>
+      <w:pPr>
+        <w:spacing w:line="336" w:lineRule="auto" w:after="180"/>
+        <w:shd w:fill="F5F1FB"/>
+      </w:pPr>
+      <w:r>
+        <w:rPr>
+          <w:b w:val="0"/>
+        </w:rPr>
+        <w:t>Predict before checking the worked changed-case result. Name what changed and what the supplied facts allow you to conclude.</w:t>
+      </w:r>
+    </w:p>
+    <w:p>
+      <w:pPr>
+        <w:pStyle w:val="Heading3"/>
+      </w:pPr>
+      <w:r>
+        <w:t>Discuss while showing the picture</w:t>
+      </w:r>
+    </w:p>
+    <w:p>
+      <w:pPr>
+        <w:spacing w:line="336" w:lineRule="auto" w:after="180"/>
+        <w:shd w:fill="F1F6F8"/>
+      </w:pPr>
+      <w:r>
+        <w:rPr>
+          <w:b w:val="0"/>
+        </w:rPr>
+        <w:t>Teacher prompt: Predict before checking the worked changed-case result. Name what changed and what the supplied facts allow you to conclude. Ask learners to describe one label or arrow in ordinary words.</w:t>
+      </w:r>
+    </w:p>
+    <w:p>
+      <w:pPr>
+        <w:spacing w:line="336" w:lineRule="auto" w:after="180"/>
+        <w:shd w:fill="F1F6F8"/>
+      </w:pPr>
+      <w:r>
+        <w:rPr>
+          <w:b w:val="0"/>
+        </w:rPr>
+        <w:t>Use the adjacent transcript if the image is difficult to see. Changed-case reasoning: The crop retains the same source plant identity even with a new file name.</w:t>
+      </w:r>
+    </w:p>
+    <w:p>
+      <w:pPr>
+        <w:pStyle w:val="Heading3"/>
+      </w:pPr>
+      <w:r>
+        <w:t>05. Connect the explanation to its limit</w:t>
+      </w:r>
+    </w:p>
+    <w:p>
+      <w:r>
+        <w:drawing>
+          <wp:inline xmlns:a="http://schemas.openxmlformats.org/drawingml/2006/main" xmlns:pic="http://schemas.openxmlformats.org/drawingml/2006/picture">
+            <wp:extent cx="5486400" cy="2834640"/>
+            <wp:docPr id="6" name="Picture 6" descr="Read the picture in order. Fit majority label only from development training; record metrics and error types. The arrows show which recorded input or intermediate result each decision uses. Explain the deciding step aloud before checking the changed case; pointing to the final answer alone does not show how it follows. Limit: A well-planned split does not create sufficient sample size; two held-out plants support only a very narrow claim."/>
+            <wp:cNvGraphicFramePr>
+              <a:graphicFrameLocks noChangeAspect="1"/>
+            </wp:cNvGraphicFramePr>
+            <a:graphic>
+              <a:graphicData uri="http://schemas.openxmlformats.org/drawingml/2006/picture">
+                <pic:pic>
+                  <pic:nvPicPr>
+                    <pic:cNvPr id="0" name="academy-story-ai-4-34-05.png"/>
+                    <pic:cNvPicPr/>
+                  </pic:nvPicPr>
+                  <pic:blipFill>
+                    <a:blip r:embed="rId14"/>
+                    <a:stretch>
+                      <a:fillRect/>
+                    </a:stretch>
+                  </pic:blipFill>
+                  <pic:spPr>
+                    <a:xfrm>
+                      <a:off x="0" y="0"/>
+                      <a:ext cx="5486400" cy="2834640"/>
+                    </a:xfrm>
+                    <a:prstGeom prst="rect"/>
+                  </pic:spPr>
+                </pic:pic>
+              </a:graphicData>
+            </a:graphic>
+          </wp:inline>
+        </w:drawing>
+      </w:r>
+    </w:p>
+    <w:p>
+      <w:pPr>
+        <w:spacing w:line="336" w:lineRule="auto" w:after="180"/>
+      </w:pPr>
+      <w:r>
+        <w:rPr>
+          <w:b w:val="0"/>
+        </w:rPr>
+        <w:t xml:space="preserve">Read the picture in order. Fit majority label only from development </w:t>
+      </w:r>
+      <w:r>
+        <w:rPr>
+          <w:b/>
+        </w:rPr>
+        <w:t>training</w:t>
+      </w:r>
+      <w:r>
+        <w:rPr>
+          <w:b w:val="0"/>
+        </w:rPr>
+        <w:t xml:space="preserve">; record metrics and error types. The arrows show which recorded </w:t>
+      </w:r>
+      <w:r>
+        <w:rPr>
+          <w:b/>
+        </w:rPr>
+        <w:t>input</w:t>
+      </w:r>
+      <w:r>
+        <w:rPr>
+          <w:b w:val="0"/>
+        </w:rPr>
+        <w:t xml:space="preserve"> or intermediate result each decision uses.</w:t>
+      </w:r>
+    </w:p>
+    <w:p>
+      <w:pPr>
+        <w:spacing w:line="336" w:lineRule="auto" w:after="180"/>
+      </w:pPr>
+      <w:r>
+        <w:rPr>
+          <w:b w:val="0"/>
+        </w:rPr>
+        <w:t>Explain the deciding step aloud before checking the changed case; pointing to the final answer alone does not show how it follows.</w:t>
+      </w:r>
+    </w:p>
+    <w:p>
+      <w:pPr>
+        <w:spacing w:line="336" w:lineRule="auto" w:after="180"/>
+      </w:pPr>
+      <w:r>
+        <w:rPr>
+          <w:b w:val="0"/>
+        </w:rPr>
+        <w:t>Limit: A well-planned split does not create sufficient sample size; two held-out plants support only a very narrow claim.</w:t>
+      </w:r>
+    </w:p>
+    <w:p>
+      <w:pPr>
+        <w:spacing w:line="336" w:lineRule="auto" w:after="180"/>
+        <w:shd w:fill="F5F1FB"/>
+      </w:pPr>
+      <w:r>
+        <w:rPr>
+          <w:b w:val="0"/>
+        </w:rPr>
+        <w:t>Explain the case, then point to a limit on the claim.</w:t>
+      </w:r>
+    </w:p>
+    <w:p>
+      <w:pPr>
+        <w:pStyle w:val="Heading3"/>
+      </w:pPr>
+      <w:r>
+        <w:t>Discuss while showing the picture</w:t>
+      </w:r>
+    </w:p>
+    <w:p>
+      <w:pPr>
+        <w:spacing w:line="336" w:lineRule="auto" w:after="180"/>
+        <w:shd w:fill="F1F6F8"/>
+      </w:pPr>
+      <w:r>
+        <w:rPr>
+          <w:b w:val="0"/>
+        </w:rPr>
+        <w:t>Teacher prompt: Explain the case, then point to a limit on the claim. Ask learners to describe one label or arrow in ordinary words. Use the adjacent transcript if the image is difficult to see.</w:t>
+      </w:r>
+    </w:p>
+    <w:p>
+      <w:pPr>
+        <w:spacing w:line="336" w:lineRule="auto" w:after="180"/>
+        <w:shd w:fill="F1F6F8"/>
+      </w:pPr>
+      <w:r>
+        <w:rPr>
+          <w:b w:val="0"/>
+        </w:rPr>
+        <w:t>Keep the stated scope: A well-planned split does not create sufficient sample size; two held-out plants support only a very narrow claim.</w:t>
+      </w:r>
+    </w:p>
+    <w:p>
+      <w:pPr>
+        <w:pStyle w:val="Heading3"/>
+      </w:pPr>
+      <w:r>
+        <w:t>06. Make the idea visible in your project</w:t>
+      </w:r>
+    </w:p>
+    <w:p>
+      <w:r>
+        <w:drawing>
+          <wp:inline xmlns:a="http://schemas.openxmlformats.org/drawingml/2006/main" xmlns:pic="http://schemas.openxmlformats.org/drawingml/2006/picture">
+            <wp:extent cx="5486400" cy="3681984"/>
+            <wp:docPr id="7" name="Picture 7" descr="For your Responsible Plant Classifier, save the input, procedure, observed result and limitation of this check. Label this worked example as practice; use a different, previously unreviewed case when checking independent understanding. Draw your input, deciding step, result and limit. Supported question: What provenance field prevents the crop from appearing independent? Point to the relevant step in the picture, then write the changed result and the rule or evidence that supports it."/>
+            <wp:cNvGraphicFramePr>
+              <a:graphicFrameLocks noChangeAspect="1"/>
+            </wp:cNvGraphicFramePr>
+            <a:graphic>
+              <a:graphicData uri="http://schemas.openxmlformats.org/drawingml/2006/picture">
+                <pic:pic>
+                  <pic:nvPicPr>
+                    <pic:cNvPr id="0" name="academy-story-ai-4-34-06.png"/>
+                    <pic:cNvPicPr/>
+                  </pic:nvPicPr>
+                  <pic:blipFill>
+                    <a:blip r:embed="rId15"/>
+                    <a:stretch>
+                      <a:fillRect/>
+                    </a:stretch>
+                  </pic:blipFill>
+                  <pic:spPr>
+                    <a:xfrm>
+                      <a:off x="0" y="0"/>
+                      <a:ext cx="5486400" cy="3681984"/>
+                    </a:xfrm>
+                    <a:prstGeom prst="rect"/>
+                  </pic:spPr>
+                </pic:pic>
+              </a:graphicData>
+            </a:graphic>
+          </wp:inline>
+        </w:drawing>
+      </w:r>
+    </w:p>
+    <w:p>
+      <w:pPr>
+        <w:spacing w:line="336" w:lineRule="auto" w:after="180"/>
+      </w:pPr>
+      <w:r>
+        <w:rPr>
+          <w:b w:val="0"/>
+        </w:rPr>
+        <w:t xml:space="preserve">For your Responsible Plant Classifier, save the </w:t>
+      </w:r>
+      <w:r>
+        <w:rPr>
+          <w:b/>
+        </w:rPr>
+        <w:t>input</w:t>
+      </w:r>
+      <w:r>
+        <w:rPr>
+          <w:b w:val="0"/>
+        </w:rPr>
+        <w:t>, procedure, observed result and limitation of this check.</w:t>
+      </w:r>
+    </w:p>
+    <w:p>
+      <w:pPr>
+        <w:spacing w:line="336" w:lineRule="auto" w:after="180"/>
+      </w:pPr>
+      <w:r>
+        <w:rPr>
+          <w:b w:val="0"/>
+        </w:rPr>
+        <w:t xml:space="preserve">Label this worked example as practice; use a different, previously unreviewed case when checking independent understanding. Draw your </w:t>
+      </w:r>
+      <w:r>
+        <w:rPr>
+          <w:b/>
+        </w:rPr>
+        <w:t>input</w:t>
+      </w:r>
+      <w:r>
+        <w:rPr>
+          <w:b w:val="0"/>
+        </w:rPr>
+        <w:t>, deciding step, result and limit.</w:t>
+      </w:r>
+    </w:p>
+    <w:p>
+      <w:pPr>
+        <w:spacing w:line="336" w:lineRule="auto" w:after="180"/>
+      </w:pPr>
+      <w:r>
+        <w:rPr>
+          <w:b w:val="0"/>
+        </w:rPr>
+        <w:t xml:space="preserve">Supported question: What provenance field prevents the crop from appearing independent? Point to the relevant step in the picture, then write the changed result and the rule or </w:t>
+      </w:r>
+      <w:r>
+        <w:rPr>
+          <w:b/>
+        </w:rPr>
+        <w:t>evidence</w:t>
+      </w:r>
+      <w:r>
+        <w:rPr>
+          <w:b w:val="0"/>
+        </w:rPr>
+        <w:t xml:space="preserve"> that supports it.</w:t>
+      </w:r>
+    </w:p>
+    <w:p>
+      <w:pPr>
+        <w:spacing w:line="336" w:lineRule="auto" w:after="180"/>
+        <w:shd w:fill="F5F1FB"/>
+      </w:pPr>
+      <w:r>
+        <w:rPr>
+          <w:b w:val="0"/>
+        </w:rPr>
+        <w:t xml:space="preserve">Draw your project trace and justify the deciding step using </w:t>
+      </w:r>
+      <w:r>
+        <w:rPr>
+          <w:b/>
+        </w:rPr>
+        <w:t>evidence</w:t>
+      </w:r>
+      <w:r>
+        <w:rPr>
+          <w:b w:val="0"/>
+        </w:rPr>
+        <w:t>.</w:t>
+      </w:r>
+    </w:p>
+    <w:p>
+      <w:pPr>
+        <w:pStyle w:val="Heading3"/>
+      </w:pPr>
+      <w:r>
+        <w:t>Discuss while showing the picture</w:t>
+      </w:r>
+    </w:p>
+    <w:p>
+      <w:pPr>
+        <w:spacing w:line="336" w:lineRule="auto" w:after="180"/>
+        <w:shd w:fill="F1F6F8"/>
+      </w:pPr>
+      <w:r>
+        <w:rPr>
+          <w:b w:val="0"/>
+        </w:rPr>
+        <w:t xml:space="preserve">Teacher prompt: Draw your project trace and justify the deciding step using </w:t>
+      </w:r>
+      <w:r>
+        <w:rPr>
+          <w:b/>
+        </w:rPr>
+        <w:t>evidence</w:t>
+      </w:r>
+      <w:r>
+        <w:rPr>
+          <w:b w:val="0"/>
+        </w:rPr>
+        <w:t>. Ask learners to describe one label or arrow in ordinary words. Use the adjacent transcript if the image is difficult to see.</w:t>
+      </w:r>
+    </w:p>
+    <w:p>
+      <w:pPr>
+        <w:spacing w:line="336" w:lineRule="auto" w:after="180"/>
+        <w:shd w:fill="F1F6F8"/>
+      </w:pPr>
+      <w:r>
+        <w:rPr>
+          <w:b w:val="0"/>
+        </w:rPr>
+        <w:t>Supported practice key: Store original_plant_id=G and the parent image ID; all derived G records must remain with their assigned final group. Changed-case check: The final group separation is violated.</w:t>
+      </w:r>
+    </w:p>
+    <w:p>
+      <w:pPr>
+        <w:spacing w:line="336" w:lineRule="auto" w:after="180"/>
+        <w:shd w:fill="F1F6F8"/>
+      </w:pPr>
+      <w:r>
+        <w:rPr>
+          <w:b w:val="0"/>
+        </w:rPr>
+        <w:t>The crop retains the same source plant identity even with a new file name.</w:t>
       </w:r>
     </w:p>
     <w:sectPr>

--- a/downloads/teacher/ai-4-week-34.docx
+++ b/downloads/teacher/ai-4-week-34.docx
@@ -189,7 +189,7 @@
           </w:tcPr>
           <w:p>
             <w:r>
-              <w:t>Sections 9 and 11–14. Give extra time to finish the full task set; use Section 15 when the week includes a coding lab.</w:t>
+              <w:t>Use “Run the investigation”, “Connect your project”, “Show what you know”, “Study a complete case” and “Try a new case independently”. Give extra time for the full task set. If this week has a coding lab, use its named section; section numbers can change when extra explanations are included.</w:t>
             </w:r>
           </w:p>
         </w:tc>
@@ -2961,6 +2961,26 @@
     <w:p>
       <w:r>
         <w:t>Demonstrate Capstone Dataset and Baseline, reduce support deliberately and check individual reasoning before discussing answers.</w:t>
+      </w:r>
+    </w:p>
+    <w:p>
+      <w:pPr>
+        <w:pStyle w:val="Heading3"/>
+      </w:pPr>
+      <w:r>
+        <w:t>Choose the pacing route</w:t>
+      </w:r>
+    </w:p>
+    <w:p>
+      <w:pPr>
+        <w:spacing w:line="336" w:lineRule="auto" w:after="180"/>
+        <w:shd w:fill="F1F6F8"/>
+      </w:pPr>
+      <w:r>
+        <w:rPr>
+          <w:b w:val="0"/>
+        </w:rPr>
+        <w:t>Compact alternative: this two-session sequence covers selected core tasks. Use the three-session weekly plan for the full lesson, independent transfer, feedback and project work; allow extra time for extensions.</w:t>
       </w:r>
     </w:p>
     <w:p>
@@ -7292,7 +7312,7 @@
           </w:tcPr>
           <w:p>
             <w:r>
-              <w:t>Sections 9 and 11–14. Give extra time to finish the full task set; use Section 15 when the week includes a coding lab.</w:t>
+              <w:t>Use “Run the investigation”, “Connect your project”, “Show what you know”, “Study a complete case” and “Try a new case independently”. Give extra time for the full task set. If this week has a coding lab, use its named section; section numbers can change when extra explanations are included.</w:t>
             </w:r>
           </w:p>
         </w:tc>
